--- a/lab/PROPOSED LAB EXPERIMENTS/PROPOSED LAB EXPERIMENTS.docx
+++ b/lab/PROPOSED LAB EXPERIMENTS/PROPOSED LAB EXPERIMENTS.docx
@@ -3292,25 +3292,19 @@
           <w:sz w:val="32"/>
           <w:szCs w:val="32"/>
         </w:rPr>
-        <w:t>) method, which includes safety checks to prevent hardware damag</w:t>
-      </w:r>
-      <w:r>
-        <w:rPr>
-          <w:sz w:val="32"/>
-          <w:szCs w:val="32"/>
-        </w:rPr>
-        <w:t>e.</w:t>
-      </w:r>
-    </w:p>
-    <w:p>
-      <w:pPr>
-        <w:rPr>
-          <w:sz w:val="32"/>
-          <w:szCs w:val="32"/>
-        </w:rPr>
-      </w:pPr>
-      <w:r>
-        <w:rPr>
+        <w:t>) method, which includes safety checks to prevent hardware damage.</w:t>
+      </w:r>
+    </w:p>
+    <w:p>
+      <w:pPr>
+        <w:rPr>
+          <w:sz w:val="32"/>
+          <w:szCs w:val="32"/>
+        </w:rPr>
+      </w:pPr>
+      <w:r>
+        <w:rPr>
+          <w:noProof/>
           <w:sz w:val="32"/>
           <w:szCs w:val="32"/>
         </w:rPr>
@@ -3464,6 +3458,7 @@
       <w:r>
         <w:rPr>
           <w:rFonts w:ascii="Aptos" w:eastAsia="Aptos" w:hAnsi="Aptos" w:cs="Aptos"/>
+          <w:noProof/>
           <w:sz w:val="40"/>
           <w:szCs w:val="40"/>
         </w:rPr>
@@ -3515,6 +3510,7 @@
       </w:pPr>
       <w:r>
         <w:rPr>
+          <w:noProof/>
           <w:sz w:val="32"/>
           <w:szCs w:val="32"/>
         </w:rPr>
@@ -3642,6 +3638,7 @@
       <w:r>
         <w:rPr>
           <w:rFonts w:ascii="Aptos" w:eastAsia="Aptos" w:hAnsi="Aptos" w:cs="Aptos"/>
+          <w:noProof/>
           <w:sz w:val="40"/>
           <w:szCs w:val="40"/>
         </w:rPr>
@@ -3694,6 +3691,7 @@
       <w:r>
         <w:rPr>
           <w:rFonts w:ascii="Aptos" w:eastAsia="Aptos" w:hAnsi="Aptos" w:cs="Aptos"/>
+          <w:noProof/>
           <w:sz w:val="40"/>
           <w:szCs w:val="40"/>
         </w:rPr>
@@ -3906,6 +3904,7 @@
       <w:r>
         <w:rPr>
           <w:rFonts w:ascii="Aptos" w:eastAsia="Aptos" w:hAnsi="Aptos" w:cs="Aptos"/>
+          <w:noProof/>
           <w:sz w:val="40"/>
           <w:szCs w:val="40"/>
         </w:rPr>
@@ -3957,6 +3956,7 @@
       <w:r>
         <w:rPr>
           <w:rFonts w:ascii="Aptos" w:eastAsia="Aptos" w:hAnsi="Aptos" w:cs="Aptos"/>
+          <w:noProof/>
           <w:sz w:val="40"/>
           <w:szCs w:val="40"/>
         </w:rPr>
@@ -4085,6 +4085,7 @@
         <w:rPr>
           <w:b/>
           <w:bCs/>
+          <w:noProof/>
           <w:sz w:val="40"/>
           <w:szCs w:val="40"/>
         </w:rPr>
@@ -4135,6 +4136,7 @@
       </w:pPr>
       <w:r>
         <w:rPr>
+          <w:noProof/>
           <w:sz w:val="40"/>
           <w:szCs w:val="40"/>
         </w:rPr>
@@ -4192,6 +4194,7 @@
       </w:pPr>
       <w:r>
         <w:rPr>
+          <w:noProof/>
           <w:sz w:val="40"/>
           <w:szCs w:val="40"/>
         </w:rPr>
@@ -4886,6 +4889,153 @@
           <w:u w:val="single"/>
         </w:rPr>
       </w:pPr>
+      <w:r>
+        <w:rPr>
+          <w:rFonts w:ascii="Aptos" w:eastAsia="Aptos" w:hAnsi="Aptos" w:cs="Aptos"/>
+          <w:b/>
+          <w:bCs/>
+          <w:sz w:val="40"/>
+          <w:szCs w:val="40"/>
+          <w:u w:val="single"/>
+        </w:rPr>
+        <w:br/>
+      </w:r>
+    </w:p>
+    <w:p>
+      <w:pPr>
+        <w:spacing w:before="240" w:after="240"/>
+        <w:rPr>
+          <w:rFonts w:ascii="Aptos" w:eastAsia="Aptos" w:hAnsi="Aptos" w:cs="Aptos"/>
+          <w:b/>
+          <w:bCs/>
+          <w:sz w:val="40"/>
+          <w:szCs w:val="40"/>
+          <w:u w:val="single"/>
+        </w:rPr>
+      </w:pPr>
+    </w:p>
+    <w:p>
+      <w:pPr>
+        <w:spacing w:before="240" w:after="240"/>
+        <w:rPr>
+          <w:rFonts w:ascii="Aptos" w:eastAsia="Aptos" w:hAnsi="Aptos" w:cs="Aptos"/>
+          <w:b/>
+          <w:bCs/>
+          <w:sz w:val="40"/>
+          <w:szCs w:val="40"/>
+          <w:u w:val="single"/>
+        </w:rPr>
+      </w:pPr>
+    </w:p>
+    <w:p>
+      <w:pPr>
+        <w:spacing w:before="240" w:after="240"/>
+        <w:rPr>
+          <w:rFonts w:ascii="Aptos" w:eastAsia="Aptos" w:hAnsi="Aptos" w:cs="Aptos"/>
+          <w:b/>
+          <w:bCs/>
+          <w:sz w:val="40"/>
+          <w:szCs w:val="40"/>
+          <w:u w:val="single"/>
+        </w:rPr>
+      </w:pPr>
+    </w:p>
+    <w:p>
+      <w:pPr>
+        <w:spacing w:before="240" w:after="240"/>
+        <w:rPr>
+          <w:rFonts w:ascii="Aptos" w:eastAsia="Aptos" w:hAnsi="Aptos" w:cs="Aptos"/>
+          <w:b/>
+          <w:bCs/>
+          <w:sz w:val="40"/>
+          <w:szCs w:val="40"/>
+          <w:u w:val="single"/>
+        </w:rPr>
+      </w:pPr>
+      <w:proofErr w:type="spellStart"/>
+      <w:r>
+        <w:rPr>
+          <w:rFonts w:ascii="Aptos" w:eastAsia="Aptos" w:hAnsi="Aptos" w:cs="Aptos"/>
+          <w:b/>
+          <w:bCs/>
+          <w:sz w:val="40"/>
+          <w:szCs w:val="40"/>
+          <w:u w:val="single"/>
+        </w:rPr>
+        <w:lastRenderedPageBreak/>
+        <w:t>Github</w:t>
+      </w:r>
+      <w:proofErr w:type="spellEnd"/>
+      <w:r>
+        <w:rPr>
+          <w:rFonts w:ascii="Aptos" w:eastAsia="Aptos" w:hAnsi="Aptos" w:cs="Aptos"/>
+          <w:b/>
+          <w:bCs/>
+          <w:sz w:val="40"/>
+          <w:szCs w:val="40"/>
+          <w:u w:val="single"/>
+        </w:rPr>
+        <w:t xml:space="preserve"> </w:t>
+      </w:r>
+      <w:proofErr w:type="gramStart"/>
+      <w:r>
+        <w:rPr>
+          <w:rFonts w:ascii="Aptos" w:eastAsia="Aptos" w:hAnsi="Aptos" w:cs="Aptos"/>
+          <w:b/>
+          <w:bCs/>
+          <w:sz w:val="40"/>
+          <w:szCs w:val="40"/>
+          <w:u w:val="single"/>
+        </w:rPr>
+        <w:t>link :</w:t>
+      </w:r>
+      <w:proofErr w:type="gramEnd"/>
+      <w:r>
+        <w:rPr>
+          <w:rFonts w:ascii="Aptos" w:eastAsia="Aptos" w:hAnsi="Aptos" w:cs="Aptos"/>
+          <w:b/>
+          <w:bCs/>
+          <w:sz w:val="40"/>
+          <w:szCs w:val="40"/>
+          <w:u w:val="single"/>
+        </w:rPr>
+        <w:t xml:space="preserve">- </w:t>
+      </w:r>
+      <w:r>
+        <w:rPr>
+          <w:rFonts w:ascii="Aptos" w:eastAsia="Aptos" w:hAnsi="Aptos" w:cs="Aptos"/>
+          <w:b/>
+          <w:bCs/>
+          <w:sz w:val="40"/>
+          <w:szCs w:val="40"/>
+          <w:u w:val="single"/>
+        </w:rPr>
+        <w:t>https://github.com/ajiteshgusain/C---</w:t>
+      </w:r>
+      <w:proofErr w:type="spellStart"/>
+      <w:r>
+        <w:rPr>
+          <w:rFonts w:ascii="Aptos" w:eastAsia="Aptos" w:hAnsi="Aptos" w:cs="Aptos"/>
+          <w:b/>
+          <w:bCs/>
+          <w:sz w:val="40"/>
+          <w:szCs w:val="40"/>
+          <w:u w:val="single"/>
+        </w:rPr>
+        <w:t>Assignement</w:t>
+      </w:r>
+      <w:proofErr w:type="spellEnd"/>
+      <w:r>
+        <w:rPr>
+          <w:rFonts w:ascii="Aptos" w:eastAsia="Aptos" w:hAnsi="Aptos" w:cs="Aptos"/>
+          <w:b/>
+          <w:bCs/>
+          <w:sz w:val="40"/>
+          <w:szCs w:val="40"/>
+          <w:u w:val="single"/>
+        </w:rPr>
+        <w:t xml:space="preserve"> </w:t>
+      </w:r>
     </w:p>
     <w:sectPr>
       <w:pgSz w:w="11906" w:h="16838"/>
@@ -5621,6 +5771,7 @@
   <w:style w:type="character" w:default="1" w:styleId="DefaultParagraphFont">
     <w:name w:val="Default Paragraph Font"/>
     <w:uiPriority w:val="1"/>
+    <w:semiHidden/>
     <w:unhideWhenUsed/>
   </w:style>
   <w:style w:type="table" w:default="1" w:styleId="TableNormal">

--- a/lab/PROPOSED LAB EXPERIMENTS/PROPOSED LAB EXPERIMENTS.docx
+++ b/lab/PROPOSED LAB EXPERIMENTS/PROPOSED LAB EXPERIMENTS.docx
@@ -1,15 +1,12 @@
 
 <file path=word/document.xml><?xml version="1.0" encoding="utf-8"?>
-<w:document xmlns:wpc="http://schemas.microsoft.com/office/word/2010/wordprocessingCanvas" xmlns:cx="http://schemas.microsoft.com/office/drawing/2014/chartex" xmlns:cx1="http://schemas.microsoft.com/office/drawing/2015/9/8/chartex" xmlns:cx2="http://schemas.microsoft.com/office/drawing/2015/10/21/chartex" xmlns:cx3="http://schemas.microsoft.com/office/drawing/2016/5/9/chartex" xmlns:cx4="http://schemas.microsoft.com/office/drawing/2016/5/10/chartex" xmlns:cx5="http://schemas.microsoft.com/office/drawing/2016/5/11/chartex" xmlns:cx6="http://schemas.microsoft.com/office/drawing/2016/5/12/chartex" xmlns:cx7="http://schemas.microsoft.com/office/drawing/2016/5/13/chartex" xmlns:cx8="http://schemas.microsoft.com/office/drawing/2016/5/14/chartex" xmlns:mc="http://schemas.openxmlformats.org/markup-compatibility/2006" xmlns:aink="http://schemas.microsoft.com/office/drawing/2016/ink" xmlns:am3d="http://schemas.microsoft.com/office/drawing/2017/model3d" xmlns:o="urn:schemas-microsoft-com:office:office" xmlns:oel="http://schemas.microsoft.com/office/2019/extlst" xmlns:r="http://schemas.openxmlformats.org/officeDocument/2006/relationships" xmlns:m="http://schemas.openxmlformats.org/officeDocument/2006/math" xmlns:v="urn:schemas-microsoft-com:vml" xmlns:wp14="http://schemas.microsoft.com/office/word/2010/wordprocessingDrawing" xmlns:wp="http://schemas.openxmlformats.org/drawingml/2006/wordprocessingDrawing" xmlns:w10="urn:schemas-microsoft-com:office:word" xmlns:w="http://schemas.openxmlformats.org/wordprocessingml/2006/main" xmlns:w14="http://schemas.microsoft.com/office/word/2010/wordml" xmlns:w15="http://schemas.microsoft.com/office/word/2012/wordml" xmlns:w16cex="http://schemas.microsoft.com/office/word/2018/wordml/cex" xmlns:w16cid="http://schemas.microsoft.com/office/word/2016/wordml/cid" xmlns:w16="http://schemas.microsoft.com/office/word/2018/wordml" xmlns:w16du="http://schemas.microsoft.com/office/word/2023/wordml/word16du" xmlns:w16sdtdh="http://schemas.microsoft.com/office/word/2020/wordml/sdtdatahash" xmlns:w16sdtfl="http://schemas.microsoft.com/office/word/2024/wordml/sdtformatlock" xmlns:w16se="http://schemas.microsoft.com/office/word/2015/wordml/symex" xmlns:wpg="http://schemas.microsoft.com/office/word/2010/wordprocessingGroup" xmlns:wpi="http://schemas.microsoft.com/office/word/2010/wordprocessingInk" xmlns:wne="http://schemas.microsoft.com/office/word/2006/wordml" xmlns:wps="http://schemas.microsoft.com/office/word/2010/wordprocessingShape" mc:Ignorable="w14 w15 w16se w16cid w16 w16cex w16sdtdh w16sdtfl w16du wp14">
+<w:document xmlns:wpc="http://schemas.microsoft.com/office/word/2010/wordprocessingCanvas" xmlns:cx="http://schemas.microsoft.com/office/drawing/2014/chartex" xmlns:cx1="http://schemas.microsoft.com/office/drawing/2015/9/8/chartex" xmlns:cx2="http://schemas.microsoft.com/office/drawing/2015/10/21/chartex" xmlns:cx3="http://schemas.microsoft.com/office/drawing/2016/5/9/chartex" xmlns:cx4="http://schemas.microsoft.com/office/drawing/2016/5/10/chartex" xmlns:cx5="http://schemas.microsoft.com/office/drawing/2016/5/11/chartex" xmlns:cx6="http://schemas.microsoft.com/office/drawing/2016/5/12/chartex" xmlns:cx7="http://schemas.microsoft.com/office/drawing/2016/5/13/chartex" xmlns:cx8="http://schemas.microsoft.com/office/drawing/2016/5/14/chartex" xmlns:mc="http://schemas.openxmlformats.org/markup-compatibility/2006" xmlns:aink="http://schemas.microsoft.com/office/drawing/2016/ink" xmlns:am3d="http://schemas.microsoft.com/office/drawing/2017/model3d" xmlns:o="urn:schemas-microsoft-com:office:office" xmlns:oel="http://schemas.microsoft.com/office/2019/extlst" xmlns:r="http://schemas.openxmlformats.org/officeDocument/2006/relationships" xmlns:m="http://schemas.openxmlformats.org/officeDocument/2006/math" xmlns:v="urn:schemas-microsoft-com:vml" xmlns:wp14="http://schemas.microsoft.com/office/word/2010/wordprocessingDrawing" xmlns:wp="http://schemas.openxmlformats.org/drawingml/2006/wordprocessingDrawing" xmlns:a="http://schemas.openxmlformats.org/drawingml/2006/main" xmlns:pic="http://schemas.openxmlformats.org/drawingml/2006/picture" xmlns:c="http://schemas.openxmlformats.org/drawingml/2006/chart" xmlns:dgm="http://schemas.openxmlformats.org/drawingml/2006/diagram" xmlns:lc="http://schemas.openxmlformats.org/drawingml/2006/lockedCanvas" xmlns:w10="urn:schemas-microsoft-com:office:word" xmlns:w="http://schemas.openxmlformats.org/wordprocessingml/2006/main" xmlns:w14="http://schemas.microsoft.com/office/word/2010/wordml" xmlns:w15="http://schemas.microsoft.com/office/word/2012/wordml" xmlns:w16cex="http://schemas.microsoft.com/office/word/2018/wordml/cex" xmlns:w16cid="http://schemas.microsoft.com/office/word/2016/wordml/cid" xmlns:w16="http://schemas.microsoft.com/office/word/2018/wordml" xmlns:w16du="http://schemas.microsoft.com/office/word/2023/wordml/word16du" xmlns:w16sdtdh="http://schemas.microsoft.com/office/word/2020/wordml/sdtdatahash" xmlns:w16sdtfl="http://schemas.microsoft.com/office/word/2024/wordml/sdtformatlock" xmlns:w16se="http://schemas.microsoft.com/office/word/2015/wordml/symex" xmlns:wpg="http://schemas.microsoft.com/office/word/2010/wordprocessingGroup" xmlns:wpi="http://schemas.microsoft.com/office/word/2010/wordprocessingInk" xmlns:wne="http://schemas.microsoft.com/office/word/2006/wordml" xmlns:wps="http://schemas.microsoft.com/office/word/2010/wordprocessingShape" mc:Ignorable="w14 w15 w16se w16cid w16 w16cex w16sdtdh w16sdtfl w16du wp14">
   <w:body>
     <w:p>
       <w:r>
-        <w:rPr>
-          <w:noProof/>
-        </w:rPr>
         <w:drawing>
           <wp:inline distT="0" distB="0" distL="0" distR="0" wp14:anchorId="0067DC09" wp14:editId="09E11C8C">
-            <wp:extent cx="5731510" cy="1121410"/>
+            <wp:extent cx="5734050" cy="1123950"/>
             <wp:effectExtent l="0" t="0" r="2540" b="2540"/>
             <wp:docPr id="1219992711" name="Picture 1">
               <a:extLst xmlns:a="http://schemas.openxmlformats.org/drawingml/2006/main">
@@ -280,7 +277,6 @@
         </w:rPr>
         <w:t xml:space="preserve">: </w:t>
       </w:r>
-      <w:proofErr w:type="spellStart"/>
       <w:r>
         <w:rPr>
           <w:sz w:val="40"/>
@@ -288,7 +284,6 @@
         </w:rPr>
         <w:t>Cse</w:t>
       </w:r>
-      <w:proofErr w:type="spellEnd"/>
       <w:r>
         <w:rPr>
           <w:sz w:val="40"/>
@@ -336,7 +331,6 @@
       </w:r>
       <w:r>
         <w:rPr>
-          <w:rFonts w:ascii="Aptos" w:eastAsia="Aptos" w:hAnsi="Aptos" w:cs="Aptos"/>
           <w:b/>
           <w:bCs/>
           <w:sz w:val="40"/>
@@ -346,7 +340,6 @@
       </w:r>
       <w:r>
         <w:rPr>
-          <w:rFonts w:ascii="Aptos" w:eastAsia="Aptos" w:hAnsi="Aptos" w:cs="Aptos"/>
           <w:sz w:val="40"/>
           <w:szCs w:val="40"/>
         </w:rPr>
@@ -354,7 +347,6 @@
       </w:r>
       <w:r>
         <w:rPr>
-          <w:rFonts w:ascii="Aptos" w:eastAsia="Aptos" w:hAnsi="Aptos" w:cs="Aptos"/>
           <w:sz w:val="40"/>
           <w:szCs w:val="40"/>
         </w:rPr>
@@ -362,7 +354,6 @@
       </w:r>
       <w:r>
         <w:rPr>
-          <w:rFonts w:ascii="Aptos" w:eastAsia="Aptos" w:hAnsi="Aptos" w:cs="Aptos"/>
           <w:sz w:val="40"/>
           <w:szCs w:val="40"/>
         </w:rPr>
@@ -394,7 +385,6 @@
       </w:r>
       <w:r>
         <w:rPr>
-          <w:rFonts w:ascii="Aptos" w:eastAsia="Aptos" w:hAnsi="Aptos" w:cs="Aptos"/>
           <w:sz w:val="40"/>
           <w:szCs w:val="40"/>
         </w:rPr>
@@ -402,7 +392,6 @@
       </w:r>
       <w:r>
         <w:rPr>
-          <w:rFonts w:ascii="Aptos" w:eastAsia="Aptos" w:hAnsi="Aptos" w:cs="Aptos"/>
           <w:sz w:val="40"/>
           <w:szCs w:val="40"/>
         </w:rPr>
@@ -427,7 +416,6 @@
       </w:r>
       <w:r>
         <w:rPr>
-          <w:rFonts w:ascii="Aptos" w:eastAsia="Aptos" w:hAnsi="Aptos" w:cs="Aptos"/>
           <w:b/>
           <w:bCs/>
           <w:sz w:val="40"/>
@@ -437,7 +425,6 @@
       </w:r>
       <w:r>
         <w:rPr>
-          <w:rFonts w:ascii="Aptos" w:eastAsia="Aptos" w:hAnsi="Aptos" w:cs="Aptos"/>
           <w:sz w:val="40"/>
           <w:szCs w:val="40"/>
         </w:rPr>
@@ -445,7 +432,6 @@
       </w:r>
       <w:r>
         <w:rPr>
-          <w:rFonts w:ascii="Aptos" w:eastAsia="Aptos" w:hAnsi="Aptos" w:cs="Aptos"/>
           <w:sz w:val="40"/>
           <w:szCs w:val="40"/>
         </w:rPr>
@@ -453,7 +439,6 @@
       </w:r>
       <w:r>
         <w:rPr>
-          <w:rFonts w:ascii="Aptos" w:eastAsia="Aptos" w:hAnsi="Aptos" w:cs="Aptos"/>
           <w:sz w:val="40"/>
           <w:szCs w:val="40"/>
         </w:rPr>
@@ -575,7 +560,6 @@
           <w:szCs w:val="40"/>
           <w:u w:val="single"/>
         </w:rPr>
-        <w:lastRenderedPageBreak/>
         <w:t>U</w:t>
       </w:r>
       <w:r>
@@ -620,7 +604,6 @@
       </w:r>
       <w:r>
         <w:rPr>
-          <w:rFonts w:ascii="Aptos" w:eastAsia="Aptos" w:hAnsi="Aptos" w:cs="Aptos"/>
           <w:sz w:val="40"/>
           <w:szCs w:val="40"/>
         </w:rPr>
@@ -658,9 +641,9 @@
     </w:p>
     <w:p>
       <w:pPr>
-        <w:spacing w:before="240" w:after="240"/>
-        <w:rPr>
-          <w:rFonts w:ascii="Aptos" w:eastAsia="Aptos" w:hAnsi="Aptos" w:cs="Aptos"/>
+        <w:spacing w:after="240" w:before="240"/>
+        <w:rPr>
+          <w:rFonts w:ascii="Aptos" w:hAnsi="Aptos" w:eastAsia="Aptos" w:cs="Aptos"/>
           <w:b/>
           <w:bCs/>
           <w:sz w:val="40"/>
@@ -712,9 +695,9 @@
           <w:ilvl w:val="0"/>
           <w:numId w:val="1"/>
         </w:numPr>
-        <w:spacing w:before="240" w:after="240"/>
-        <w:rPr>
-          <w:rFonts w:ascii="Aptos" w:eastAsia="Aptos" w:hAnsi="Aptos" w:cs="Aptos"/>
+        <w:spacing w:after="240" w:before="240"/>
+        <w:rPr>
+          <w:rFonts w:ascii="Aptos" w:hAnsi="Aptos" w:eastAsia="Aptos" w:cs="Aptos"/>
           <w:sz w:val="40"/>
           <w:szCs w:val="40"/>
         </w:rPr>
@@ -790,18 +773,17 @@
     </w:p>
     <w:p>
       <w:pPr>
-        <w:spacing w:before="240" w:after="240"/>
-        <w:rPr>
-          <w:rFonts w:ascii="Aptos" w:eastAsia="Aptos" w:hAnsi="Aptos" w:cs="Aptos"/>
-          <w:b/>
-          <w:bCs/>
-          <w:sz w:val="40"/>
-          <w:szCs w:val="40"/>
-        </w:rPr>
-      </w:pPr>
-      <w:r>
-        <w:rPr>
-          <w:rFonts w:ascii="Aptos" w:eastAsia="Aptos" w:hAnsi="Aptos" w:cs="Aptos"/>
+        <w:spacing w:after="240" w:before="240"/>
+        <w:rPr>
+          <w:rFonts w:ascii="Aptos" w:hAnsi="Aptos" w:eastAsia="Aptos" w:cs="Aptos"/>
+          <w:b/>
+          <w:bCs/>
+          <w:sz w:val="40"/>
+          <w:szCs w:val="40"/>
+        </w:rPr>
+      </w:pPr>
+      <w:r>
+        <w:rPr>
           <w:b/>
           <w:bCs/>
           <w:sz w:val="40"/>
@@ -840,24 +822,21 @@
     </w:p>
     <w:p>
       <w:pPr>
-        <w:spacing w:before="240" w:after="240"/>
-        <w:rPr>
-          <w:rFonts w:ascii="Aptos" w:eastAsia="Aptos" w:hAnsi="Aptos" w:cs="Aptos"/>
-          <w:b/>
-          <w:bCs/>
-          <w:sz w:val="40"/>
-          <w:szCs w:val="40"/>
-        </w:rPr>
-      </w:pPr>
-    </w:p>
-    <w:p>
-      <w:pPr>
-        <w:spacing w:before="240" w:after="240"/>
-      </w:pPr>
-      <w:r>
-        <w:rPr>
-          <w:noProof/>
-        </w:rPr>
+        <w:spacing w:after="240" w:before="240"/>
+        <w:rPr>
+          <w:rFonts w:ascii="Aptos" w:hAnsi="Aptos" w:eastAsia="Aptos" w:cs="Aptos"/>
+          <w:b/>
+          <w:bCs/>
+          <w:sz w:val="40"/>
+          <w:szCs w:val="40"/>
+        </w:rPr>
+      </w:pPr>
+    </w:p>
+    <w:p>
+      <w:pPr>
+        <w:spacing w:after="240" w:before="240"/>
+      </w:pPr>
+      <w:r>
         <w:drawing>
           <wp:inline distT="0" distB="0" distL="0" distR="0" wp14:anchorId="7853975D" wp14:editId="2809125C">
             <wp:extent cx="5724525" cy="1752600"/>
@@ -909,17 +888,14 @@
     </w:p>
     <w:p>
       <w:pPr>
-        <w:spacing w:before="240" w:after="240"/>
-        <w:rPr>
-          <w:rFonts w:ascii="Aptos" w:eastAsia="Aptos" w:hAnsi="Aptos" w:cs="Aptos"/>
-          <w:sz w:val="40"/>
-          <w:szCs w:val="40"/>
-        </w:rPr>
-      </w:pPr>
-      <w:r>
-        <w:rPr>
-          <w:noProof/>
-        </w:rPr>
+        <w:spacing w:after="240" w:before="240"/>
+        <w:rPr>
+          <w:rFonts w:ascii="Aptos" w:hAnsi="Aptos" w:eastAsia="Aptos" w:cs="Aptos"/>
+          <w:sz w:val="40"/>
+          <w:szCs w:val="40"/>
+        </w:rPr>
+      </w:pPr>
+      <w:r>
         <w:drawing>
           <wp:inline distT="0" distB="0" distL="0" distR="0" wp14:anchorId="4C00C05D" wp14:editId="1F0F76E8">
             <wp:extent cx="5724525" cy="762000"/>
@@ -998,18 +974,17 @@
     </w:p>
     <w:p>
       <w:pPr>
-        <w:spacing w:before="240" w:after="240"/>
-        <w:rPr>
-          <w:rFonts w:ascii="Aptos" w:eastAsia="Aptos" w:hAnsi="Aptos" w:cs="Aptos"/>
-          <w:b/>
-          <w:bCs/>
-          <w:sz w:val="40"/>
-          <w:szCs w:val="40"/>
-        </w:rPr>
-      </w:pPr>
-      <w:r>
-        <w:rPr>
-          <w:rFonts w:ascii="Aptos" w:eastAsia="Aptos" w:hAnsi="Aptos" w:cs="Aptos"/>
+        <w:spacing w:after="240" w:before="240"/>
+        <w:rPr>
+          <w:rFonts w:ascii="Aptos" w:hAnsi="Aptos" w:eastAsia="Aptos" w:cs="Aptos"/>
+          <w:b/>
+          <w:bCs/>
+          <w:sz w:val="40"/>
+          <w:szCs w:val="40"/>
+        </w:rPr>
+      </w:pPr>
+      <w:r>
+        <w:rPr>
           <w:b/>
           <w:bCs/>
           <w:sz w:val="40"/>
@@ -1020,20 +995,18 @@
     </w:p>
     <w:p>
       <w:pPr>
-        <w:spacing w:before="240" w:after="240"/>
-        <w:rPr>
-          <w:rFonts w:ascii="Aptos" w:eastAsia="Aptos" w:hAnsi="Aptos" w:cs="Aptos"/>
-          <w:sz w:val="32"/>
-          <w:szCs w:val="32"/>
-        </w:rPr>
-      </w:pPr>
-      <w:r>
-        <w:rPr>
-          <w:rFonts w:ascii="Aptos" w:eastAsia="Aptos" w:hAnsi="Aptos" w:cs="Aptos"/>
-          <w:sz w:val="32"/>
-          <w:szCs w:val="32"/>
-        </w:rPr>
-        <w:lastRenderedPageBreak/>
+        <w:spacing w:after="240" w:before="240"/>
+        <w:rPr>
+          <w:rFonts w:ascii="Aptos" w:hAnsi="Aptos" w:eastAsia="Aptos" w:cs="Aptos"/>
+          <w:sz w:val="32"/>
+          <w:szCs w:val="32"/>
+        </w:rPr>
+      </w:pPr>
+      <w:r>
+        <w:rPr>
+          <w:sz w:val="32"/>
+          <w:szCs w:val="32"/>
+        </w:rPr>
         <w:t>This mimics how a robot decides what to do when a sensor detects an object.</w:t>
       </w:r>
     </w:p>
@@ -1067,25 +1040,22 @@
     </w:p>
     <w:p>
       <w:pPr>
-        <w:spacing w:before="240" w:after="240"/>
-        <w:rPr>
-          <w:rFonts w:ascii="Aptos" w:eastAsia="Aptos" w:hAnsi="Aptos" w:cs="Aptos"/>
-          <w:sz w:val="32"/>
-          <w:szCs w:val="32"/>
-        </w:rPr>
-      </w:pPr>
-    </w:p>
-    <w:p>
-      <w:pPr>
-        <w:spacing w:before="240" w:after="240"/>
-      </w:pPr>
-      <w:r>
-        <w:rPr>
-          <w:noProof/>
-        </w:rPr>
+        <w:spacing w:after="240" w:before="240"/>
+        <w:rPr>
+          <w:rFonts w:ascii="Aptos" w:hAnsi="Aptos" w:eastAsia="Aptos" w:cs="Aptos"/>
+          <w:sz w:val="32"/>
+          <w:szCs w:val="32"/>
+        </w:rPr>
+      </w:pPr>
+    </w:p>
+    <w:p>
+      <w:pPr>
+        <w:spacing w:after="240" w:before="240"/>
+      </w:pPr>
+      <w:r>
         <w:drawing>
           <wp:inline distT="0" distB="0" distL="0" distR="0" wp14:anchorId="101B4DCE" wp14:editId="2CD9F85F">
-            <wp:extent cx="2669931" cy="1430478"/>
+            <wp:extent cx="2667000" cy="1428750"/>
             <wp:effectExtent l="0" t="0" r="0" b="0"/>
             <wp:docPr id="270212094" name="drawing">
               <a:extLst xmlns:a="http://schemas.openxmlformats.org/drawingml/2006/main">
@@ -1134,17 +1104,14 @@
     </w:p>
     <w:p>
       <w:pPr>
-        <w:spacing w:before="240" w:after="240"/>
-        <w:rPr>
-          <w:rFonts w:ascii="Aptos" w:eastAsia="Aptos" w:hAnsi="Aptos" w:cs="Aptos"/>
-          <w:sz w:val="40"/>
-          <w:szCs w:val="40"/>
-        </w:rPr>
-      </w:pPr>
-      <w:r>
-        <w:rPr>
-          <w:noProof/>
-        </w:rPr>
+        <w:spacing w:after="240" w:before="240"/>
+        <w:rPr>
+          <w:rFonts w:ascii="Aptos" w:hAnsi="Aptos" w:eastAsia="Aptos" w:cs="Aptos"/>
+          <w:sz w:val="40"/>
+          <w:szCs w:val="40"/>
+        </w:rPr>
+      </w:pPr>
+      <w:r>
         <w:drawing>
           <wp:inline distT="0" distB="0" distL="0" distR="0" wp14:anchorId="4A974AC8" wp14:editId="58DB073F">
             <wp:extent cx="5724525" cy="1590675"/>
@@ -1205,18 +1172,17 @@
     </w:p>
     <w:p>
       <w:pPr>
-        <w:spacing w:before="240" w:after="240"/>
-        <w:rPr>
-          <w:rFonts w:ascii="Aptos" w:eastAsia="Aptos" w:hAnsi="Aptos" w:cs="Aptos"/>
-          <w:b/>
-          <w:bCs/>
-          <w:sz w:val="40"/>
-          <w:szCs w:val="40"/>
-        </w:rPr>
-      </w:pPr>
-      <w:r>
-        <w:rPr>
-          <w:rFonts w:ascii="Aptos" w:eastAsia="Aptos" w:hAnsi="Aptos" w:cs="Aptos"/>
+        <w:spacing w:after="240" w:before="240"/>
+        <w:rPr>
+          <w:rFonts w:ascii="Aptos" w:hAnsi="Aptos" w:eastAsia="Aptos" w:cs="Aptos"/>
+          <w:b/>
+          <w:bCs/>
+          <w:sz w:val="40"/>
+          <w:szCs w:val="40"/>
+        </w:rPr>
+      </w:pPr>
+      <w:r>
+        <w:rPr>
           <w:b/>
           <w:bCs/>
           <w:sz w:val="40"/>
@@ -1227,16 +1193,15 @@
     </w:p>
     <w:p>
       <w:pPr>
-        <w:spacing w:before="240" w:after="240"/>
-        <w:rPr>
-          <w:rFonts w:ascii="Aptos" w:eastAsia="Aptos" w:hAnsi="Aptos" w:cs="Aptos"/>
-          <w:sz w:val="32"/>
-          <w:szCs w:val="32"/>
-        </w:rPr>
-      </w:pPr>
-      <w:r>
-        <w:rPr>
-          <w:rFonts w:ascii="Aptos" w:eastAsia="Aptos" w:hAnsi="Aptos" w:cs="Aptos"/>
+        <w:spacing w:after="240" w:before="240"/>
+        <w:rPr>
+          <w:rFonts w:ascii="Aptos" w:hAnsi="Aptos" w:eastAsia="Aptos" w:cs="Aptos"/>
+          <w:sz w:val="32"/>
+          <w:szCs w:val="32"/>
+        </w:rPr>
+      </w:pPr>
+      <w:r>
+        <w:rPr>
           <w:sz w:val="32"/>
           <w:szCs w:val="32"/>
         </w:rPr>
@@ -1273,26 +1238,22 @@
     </w:p>
     <w:p>
       <w:pPr>
-        <w:spacing w:before="240" w:after="240"/>
-        <w:rPr>
-          <w:rFonts w:ascii="Aptos" w:eastAsia="Aptos" w:hAnsi="Aptos" w:cs="Aptos"/>
-          <w:sz w:val="32"/>
-          <w:szCs w:val="32"/>
-        </w:rPr>
-      </w:pPr>
-    </w:p>
-    <w:p>
-      <w:pPr>
-        <w:spacing w:before="240" w:after="240"/>
-      </w:pPr>
-      <w:r>
-        <w:rPr>
-          <w:noProof/>
-        </w:rPr>
-        <w:lastRenderedPageBreak/>
+        <w:spacing w:after="240" w:before="240"/>
+        <w:rPr>
+          <w:rFonts w:ascii="Aptos" w:hAnsi="Aptos" w:eastAsia="Aptos" w:cs="Aptos"/>
+          <w:sz w:val="32"/>
+          <w:szCs w:val="32"/>
+        </w:rPr>
+      </w:pPr>
+    </w:p>
+    <w:p>
+      <w:pPr>
+        <w:spacing w:after="240" w:before="240"/>
+      </w:pPr>
+      <w:r>
         <w:drawing>
           <wp:inline distT="0" distB="0" distL="0" distR="0" wp14:anchorId="34AFA8DF" wp14:editId="22D12B81">
-            <wp:extent cx="2822121" cy="1699846"/>
+            <wp:extent cx="2819400" cy="1695450"/>
             <wp:effectExtent l="0" t="0" r="0" b="0"/>
             <wp:docPr id="609005381" name="drawing">
               <a:extLst xmlns:a="http://schemas.openxmlformats.org/drawingml/2006/main">
@@ -1341,15 +1302,12 @@
     </w:p>
     <w:p>
       <w:pPr>
-        <w:spacing w:before="240" w:after="240"/>
-      </w:pPr>
-      <w:r>
-        <w:rPr>
-          <w:noProof/>
-        </w:rPr>
+        <w:spacing w:after="240" w:before="240"/>
+      </w:pPr>
+      <w:r>
         <w:drawing>
           <wp:inline distT="0" distB="0" distL="0" distR="0" wp14:anchorId="2E2B056E" wp14:editId="3E6F110E">
-            <wp:extent cx="2868993" cy="2186354"/>
+            <wp:extent cx="2867025" cy="2190750"/>
             <wp:effectExtent l="0" t="0" r="7620" b="4445"/>
             <wp:docPr id="1585082051" name="drawing">
               <a:extLst xmlns:a="http://schemas.openxmlformats.org/drawingml/2006/main">
@@ -1399,7 +1357,7 @@
     <w:p>
       <w:pPr>
         <w:rPr>
-          <w:rFonts w:ascii="Aptos" w:eastAsia="Aptos" w:hAnsi="Aptos" w:cs="Aptos"/>
+          <w:rFonts w:ascii="Aptos" w:hAnsi="Aptos" w:eastAsia="Aptos" w:cs="Aptos"/>
           <w:sz w:val="40"/>
           <w:szCs w:val="40"/>
         </w:rPr>
@@ -1433,16 +1391,15 @@
     </w:p>
     <w:p>
       <w:pPr>
-        <w:spacing w:before="240" w:after="240"/>
-        <w:rPr>
-          <w:rFonts w:ascii="Aptos" w:eastAsia="Aptos" w:hAnsi="Aptos" w:cs="Aptos"/>
-          <w:sz w:val="32"/>
-          <w:szCs w:val="32"/>
-        </w:rPr>
-      </w:pPr>
-      <w:r>
-        <w:rPr>
-          <w:rFonts w:ascii="Aptos" w:eastAsia="Aptos" w:hAnsi="Aptos" w:cs="Aptos"/>
+        <w:spacing w:after="240" w:before="240"/>
+        <w:rPr>
+          <w:rFonts w:ascii="Aptos" w:hAnsi="Aptos" w:eastAsia="Aptos" w:cs="Aptos"/>
+          <w:sz w:val="32"/>
+          <w:szCs w:val="32"/>
+        </w:rPr>
+      </w:pPr>
+      <w:r>
+        <w:rPr>
           <w:sz w:val="32"/>
           <w:szCs w:val="32"/>
         </w:rPr>
@@ -1479,15 +1436,12 @@
     </w:p>
     <w:p>
       <w:pPr>
-        <w:spacing w:before="240" w:after="240"/>
-      </w:pPr>
-      <w:r>
-        <w:rPr>
-          <w:noProof/>
-        </w:rPr>
+        <w:spacing w:after="240" w:before="240"/>
+      </w:pPr>
+      <w:r>
         <w:drawing>
           <wp:inline distT="0" distB="0" distL="0" distR="0" wp14:anchorId="36CED5BE" wp14:editId="20A80E60">
-            <wp:extent cx="2727523" cy="2114852"/>
+            <wp:extent cx="2724150" cy="2114550"/>
             <wp:effectExtent l="0" t="0" r="0" b="0"/>
             <wp:docPr id="159347816" name="drawing">
               <a:extLst xmlns:a="http://schemas.openxmlformats.org/drawingml/2006/main">
@@ -1536,13 +1490,9 @@
     </w:p>
     <w:p>
       <w:pPr>
-        <w:spacing w:before="240" w:after="240"/>
-      </w:pPr>
-      <w:r>
-        <w:rPr>
-          <w:noProof/>
-        </w:rPr>
-        <w:lastRenderedPageBreak/>
+        <w:spacing w:after="240" w:before="240"/>
+      </w:pPr>
+      <w:r>
         <w:drawing>
           <wp:inline distT="0" distB="0" distL="0" distR="0" wp14:anchorId="35D4B819" wp14:editId="1F78AEAF">
             <wp:extent cx="5724525" cy="1524000"/>
@@ -1594,9 +1544,9 @@
     </w:p>
     <w:p>
       <w:pPr>
-        <w:spacing w:before="240" w:after="240"/>
-        <w:rPr>
-          <w:rFonts w:ascii="Aptos" w:eastAsia="Aptos" w:hAnsi="Aptos" w:cs="Aptos"/>
+        <w:spacing w:after="240" w:before="240"/>
+        <w:rPr>
+          <w:rFonts w:ascii="Aptos" w:hAnsi="Aptos" w:eastAsia="Aptos" w:cs="Aptos"/>
           <w:sz w:val="40"/>
           <w:szCs w:val="40"/>
         </w:rPr>
@@ -1613,18 +1563,17 @@
     </w:p>
     <w:p>
       <w:pPr>
-        <w:spacing w:before="240" w:after="240"/>
-        <w:rPr>
-          <w:rFonts w:ascii="Aptos" w:eastAsia="Aptos" w:hAnsi="Aptos" w:cs="Aptos"/>
-          <w:b/>
-          <w:bCs/>
-          <w:sz w:val="40"/>
-          <w:szCs w:val="40"/>
-        </w:rPr>
-      </w:pPr>
-      <w:r>
-        <w:rPr>
-          <w:rFonts w:ascii="Aptos" w:eastAsia="Aptos" w:hAnsi="Aptos" w:cs="Aptos"/>
+        <w:spacing w:after="240" w:before="240"/>
+        <w:rPr>
+          <w:rFonts w:ascii="Aptos" w:hAnsi="Aptos" w:eastAsia="Aptos" w:cs="Aptos"/>
+          <w:b/>
+          <w:bCs/>
+          <w:sz w:val="40"/>
+          <w:szCs w:val="40"/>
+        </w:rPr>
+      </w:pPr>
+      <w:r>
+        <w:rPr>
           <w:b/>
           <w:bCs/>
           <w:sz w:val="40"/>
@@ -1635,16 +1584,15 @@
     </w:p>
     <w:p>
       <w:pPr>
-        <w:spacing w:before="240" w:after="240"/>
-        <w:rPr>
-          <w:rFonts w:ascii="Aptos" w:eastAsia="Aptos" w:hAnsi="Aptos" w:cs="Aptos"/>
-          <w:sz w:val="32"/>
-          <w:szCs w:val="32"/>
-        </w:rPr>
-      </w:pPr>
-      <w:r>
-        <w:rPr>
-          <w:rFonts w:ascii="Aptos" w:eastAsia="Aptos" w:hAnsi="Aptos" w:cs="Aptos"/>
+        <w:spacing w:after="240" w:before="240"/>
+        <w:rPr>
+          <w:rFonts w:ascii="Aptos" w:hAnsi="Aptos" w:eastAsia="Aptos" w:cs="Aptos"/>
+          <w:sz w:val="32"/>
+          <w:szCs w:val="32"/>
+        </w:rPr>
+      </w:pPr>
+      <w:r>
+        <w:rPr>
           <w:sz w:val="32"/>
           <w:szCs w:val="32"/>
         </w:rPr>
@@ -1681,25 +1629,22 @@
     </w:p>
     <w:p>
       <w:pPr>
-        <w:spacing w:before="240" w:after="240"/>
-        <w:rPr>
-          <w:rFonts w:ascii="Aptos" w:eastAsia="Aptos" w:hAnsi="Aptos" w:cs="Aptos"/>
-          <w:sz w:val="32"/>
-          <w:szCs w:val="32"/>
-        </w:rPr>
-      </w:pPr>
-    </w:p>
-    <w:p>
-      <w:pPr>
-        <w:spacing w:before="240" w:after="240"/>
-      </w:pPr>
-      <w:r>
-        <w:rPr>
-          <w:noProof/>
-        </w:rPr>
+        <w:spacing w:after="240" w:before="240"/>
+        <w:rPr>
+          <w:rFonts w:ascii="Aptos" w:hAnsi="Aptos" w:eastAsia="Aptos" w:cs="Aptos"/>
+          <w:sz w:val="32"/>
+          <w:szCs w:val="32"/>
+        </w:rPr>
+      </w:pPr>
+    </w:p>
+    <w:p>
+      <w:pPr>
+        <w:spacing w:after="240" w:before="240"/>
+      </w:pPr>
+      <w:r>
         <w:drawing>
           <wp:inline distT="0" distB="0" distL="0" distR="0" wp14:anchorId="06232F25" wp14:editId="240568C4">
-            <wp:extent cx="2514600" cy="3615490"/>
+            <wp:extent cx="2514600" cy="3619500"/>
             <wp:effectExtent l="0" t="0" r="0" b="4445"/>
             <wp:docPr id="1938680632" name="drawing">
               <a:extLst xmlns:a="http://schemas.openxmlformats.org/drawingml/2006/main">
@@ -1748,16 +1693,12 @@
     </w:p>
     <w:p>
       <w:pPr>
-        <w:spacing w:before="240" w:after="240"/>
-      </w:pPr>
-      <w:r>
-        <w:rPr>
-          <w:noProof/>
-        </w:rPr>
-        <w:lastRenderedPageBreak/>
+        <w:spacing w:after="240" w:before="240"/>
+      </w:pPr>
+      <w:r>
         <w:drawing>
           <wp:inline distT="0" distB="0" distL="0" distR="0" wp14:anchorId="3362A43B" wp14:editId="4C85906E">
-            <wp:extent cx="1440180" cy="2064587"/>
+            <wp:extent cx="1438275" cy="2066925"/>
             <wp:effectExtent l="0" t="0" r="7620" b="0"/>
             <wp:docPr id="498790180" name="drawing">
               <a:extLst xmlns:a="http://schemas.openxmlformats.org/drawingml/2006/main">
@@ -1806,21 +1747,21 @@
     </w:p>
     <w:p>
       <w:pPr>
-        <w:spacing w:before="240" w:after="240"/>
-        <w:rPr>
-          <w:rFonts w:ascii="Aptos" w:eastAsia="Aptos" w:hAnsi="Aptos" w:cs="Aptos"/>
-          <w:b/>
-          <w:bCs/>
-          <w:sz w:val="40"/>
-          <w:szCs w:val="40"/>
-          <w:u w:val="single"/>
-        </w:rPr>
-      </w:pPr>
-    </w:p>
-    <w:p>
-      <w:pPr>
-        <w:rPr>
-          <w:rFonts w:ascii="Aptos" w:eastAsia="Aptos" w:hAnsi="Aptos" w:cs="Aptos"/>
+        <w:spacing w:after="240" w:before="240"/>
+        <w:rPr>
+          <w:rFonts w:ascii="Aptos" w:hAnsi="Aptos" w:eastAsia="Aptos" w:cs="Aptos"/>
+          <w:b/>
+          <w:bCs/>
+          <w:sz w:val="40"/>
+          <w:szCs w:val="40"/>
+          <w:u w:val="single"/>
+        </w:rPr>
+      </w:pPr>
+    </w:p>
+    <w:p>
+      <w:pPr>
+        <w:rPr>
+          <w:rFonts w:ascii="Aptos" w:hAnsi="Aptos" w:eastAsia="Aptos" w:cs="Aptos"/>
           <w:color w:val="000000" w:themeColor="text1"/>
           <w:sz w:val="40"/>
           <w:szCs w:val="40"/>
@@ -1830,7 +1771,7 @@
     <w:p>
       <w:pPr>
         <w:rPr>
-          <w:rFonts w:ascii="Aptos" w:eastAsia="Aptos" w:hAnsi="Aptos" w:cs="Aptos"/>
+          <w:rFonts w:ascii="Aptos" w:hAnsi="Aptos" w:eastAsia="Aptos" w:cs="Aptos"/>
           <w:color w:val="000000" w:themeColor="text1"/>
           <w:sz w:val="40"/>
           <w:szCs w:val="40"/>
@@ -1840,7 +1781,7 @@
     <w:p>
       <w:pPr>
         <w:rPr>
-          <w:rFonts w:ascii="Aptos" w:eastAsia="Aptos" w:hAnsi="Aptos" w:cs="Aptos"/>
+          <w:rFonts w:ascii="Aptos" w:hAnsi="Aptos" w:eastAsia="Aptos" w:cs="Aptos"/>
           <w:color w:val="000000" w:themeColor="text1"/>
           <w:sz w:val="40"/>
           <w:szCs w:val="40"/>
@@ -1849,7 +1790,39 @@
       </w:pPr>
       <w:r>
         <w:rPr>
-          <w:rFonts w:ascii="Aptos" w:eastAsia="Aptos" w:hAnsi="Aptos" w:cs="Aptos"/>
+          <w:b/>
+          <w:bCs/>
+          <w:color w:val="000000"/>
+          <w:sz w:val="40"/>
+          <w:szCs w:val="40"/>
+          <w:u w:val="single"/>
+        </w:rPr>
+        <w:t>Unit -2</w:t>
+      </w:r>
+      <w:r>
+        <w:rPr>
+          <w:color w:val="000000"/>
+          <w:sz w:val="40"/>
+          <w:szCs w:val="40"/>
+        </w:rPr>
+        <w:t>:</w:t>
+      </w:r>
+      <w:r>
+        <w:rPr>
+          <w:b/>
+          <w:bCs/>
+          <w:color w:val="000000"/>
+          <w:sz w:val="40"/>
+          <w:szCs w:val="40"/>
+          <w:u w:val="single"/>
+        </w:rPr>
+        <w:t xml:space="preserve"> Memory and Data structures</w:t>
+      </w:r>
+    </w:p>
+    <w:p>
+      <w:pPr>
+        <w:rPr>
+          <w:rFonts w:ascii="Aptos" w:hAnsi="Aptos" w:eastAsia="Aptos" w:cs="Aptos"/>
           <w:b/>
           <w:bCs/>
           <w:color w:val="000000" w:themeColor="text1"/>
@@ -1857,60 +1830,24 @@
           <w:szCs w:val="40"/>
           <w:u w:val="single"/>
         </w:rPr>
-        <w:t>Unit -2</w:t>
-      </w:r>
-      <w:r>
-        <w:rPr>
-          <w:rFonts w:ascii="Aptos" w:eastAsia="Aptos" w:hAnsi="Aptos" w:cs="Aptos"/>
+      </w:pPr>
+    </w:p>
+    <w:p>
+      <w:pPr>
+        <w:rPr>
+          <w:rFonts w:ascii="Aptos" w:hAnsi="Aptos" w:eastAsia="Aptos" w:cs="Aptos"/>
+          <w:b/>
+          <w:bCs/>
           <w:color w:val="000000" w:themeColor="text1"/>
           <w:sz w:val="40"/>
           <w:szCs w:val="40"/>
         </w:rPr>
-        <w:t>:</w:t>
-      </w:r>
-      <w:r>
-        <w:rPr>
-          <w:rFonts w:ascii="Aptos" w:eastAsia="Aptos" w:hAnsi="Aptos" w:cs="Aptos"/>
-          <w:b/>
-          <w:bCs/>
-          <w:color w:val="000000" w:themeColor="text1"/>
-          <w:sz w:val="40"/>
-          <w:szCs w:val="40"/>
-          <w:u w:val="single"/>
-        </w:rPr>
-        <w:t xml:space="preserve"> Memory and Data structures</w:t>
-      </w:r>
-    </w:p>
-    <w:p>
-      <w:pPr>
-        <w:rPr>
-          <w:rFonts w:ascii="Aptos" w:eastAsia="Aptos" w:hAnsi="Aptos" w:cs="Aptos"/>
-          <w:b/>
-          <w:bCs/>
-          <w:color w:val="000000" w:themeColor="text1"/>
-          <w:sz w:val="40"/>
-          <w:szCs w:val="40"/>
-          <w:u w:val="single"/>
-        </w:rPr>
-      </w:pPr>
-    </w:p>
-    <w:p>
-      <w:pPr>
-        <w:rPr>
-          <w:rFonts w:ascii="Aptos" w:eastAsia="Aptos" w:hAnsi="Aptos" w:cs="Aptos"/>
-          <w:b/>
-          <w:bCs/>
-          <w:color w:val="000000" w:themeColor="text1"/>
-          <w:sz w:val="40"/>
-          <w:szCs w:val="40"/>
-        </w:rPr>
-      </w:pPr>
-      <w:r>
-        <w:rPr>
-          <w:rFonts w:ascii="Aptos" w:eastAsia="Aptos" w:hAnsi="Aptos" w:cs="Aptos"/>
-          <w:b/>
-          <w:bCs/>
-          <w:color w:val="000000" w:themeColor="text1"/>
+      </w:pPr>
+      <w:r>
+        <w:rPr>
+          <w:b/>
+          <w:bCs/>
+          <w:color w:val="000000"/>
           <w:sz w:val="40"/>
           <w:szCs w:val="40"/>
         </w:rPr>
@@ -1920,7 +1857,7 @@
     <w:p>
       <w:pPr>
         <w:rPr>
-          <w:rFonts w:ascii="Aptos" w:eastAsia="Aptos" w:hAnsi="Aptos" w:cs="Aptos"/>
+          <w:rFonts w:ascii="Aptos" w:hAnsi="Aptos" w:eastAsia="Aptos" w:cs="Aptos"/>
           <w:b/>
           <w:bCs/>
           <w:sz w:val="36"/>
@@ -1929,7 +1866,6 @@
       </w:pPr>
       <w:r>
         <w:rPr>
-          <w:rFonts w:ascii="Aptos" w:eastAsia="Aptos" w:hAnsi="Aptos" w:cs="Aptos"/>
           <w:b/>
           <w:bCs/>
           <w:sz w:val="36"/>
@@ -1941,14 +1877,13 @@
     <w:p>
       <w:pPr>
         <w:rPr>
-          <w:rFonts w:ascii="Aptos" w:eastAsia="Aptos" w:hAnsi="Aptos" w:cs="Aptos"/>
-          <w:sz w:val="32"/>
-          <w:szCs w:val="32"/>
-        </w:rPr>
-      </w:pPr>
-      <w:r>
-        <w:rPr>
-          <w:rFonts w:ascii="Aptos" w:eastAsia="Aptos" w:hAnsi="Aptos" w:cs="Aptos"/>
+          <w:rFonts w:ascii="Aptos" w:hAnsi="Aptos" w:eastAsia="Aptos" w:cs="Aptos"/>
+          <w:sz w:val="32"/>
+          <w:szCs w:val="32"/>
+        </w:rPr>
+      </w:pPr>
+      <w:r>
+        <w:rPr>
           <w:sz w:val="32"/>
           <w:szCs w:val="32"/>
         </w:rPr>
@@ -1986,12 +1921,9 @@
     <w:p/>
     <w:p>
       <w:r>
-        <w:rPr>
-          <w:noProof/>
-        </w:rPr>
         <w:drawing>
           <wp:inline distT="0" distB="0" distL="0" distR="0" wp14:anchorId="26681577" wp14:editId="5A278894">
-            <wp:extent cx="2743200" cy="1754066"/>
+            <wp:extent cx="2743200" cy="1752600"/>
             <wp:effectExtent l="0" t="0" r="0" b="0"/>
             <wp:docPr id="96240129" name="drawing"/>
             <wp:cNvGraphicFramePr>
@@ -2032,12 +1964,9 @@
         </w:drawing>
       </w:r>
       <w:r>
-        <w:rPr>
-          <w:noProof/>
-        </w:rPr>
         <w:drawing>
           <wp:inline distT="0" distB="0" distL="0" distR="0" wp14:anchorId="2D5A34DC" wp14:editId="78AAA38D">
-            <wp:extent cx="2943133" cy="1746738"/>
+            <wp:extent cx="2943225" cy="1743075"/>
             <wp:effectExtent l="0" t="0" r="0" b="6350"/>
             <wp:docPr id="611140935" name="drawing"/>
             <wp:cNvGraphicFramePr>
@@ -2082,7 +2011,7 @@
     <w:p>
       <w:pPr>
         <w:rPr>
-          <w:rFonts w:ascii="Aptos" w:eastAsia="Aptos" w:hAnsi="Aptos" w:cs="Aptos"/>
+          <w:rFonts w:ascii="Aptos" w:hAnsi="Aptos" w:eastAsia="Aptos" w:cs="Aptos"/>
           <w:b/>
           <w:bCs/>
           <w:color w:val="000000" w:themeColor="text1"/>
@@ -2092,21 +2021,19 @@
       </w:pPr>
       <w:r>
         <w:rPr>
-          <w:rFonts w:ascii="Aptos" w:eastAsia="Aptos" w:hAnsi="Aptos" w:cs="Aptos"/>
-          <w:b/>
-          <w:bCs/>
-          <w:color w:val="000000" w:themeColor="text1"/>
-          <w:sz w:val="40"/>
-          <w:szCs w:val="40"/>
-        </w:rPr>
-        <w:lastRenderedPageBreak/>
+          <w:b/>
+          <w:bCs/>
+          <w:color w:val="000000"/>
+          <w:sz w:val="40"/>
+          <w:szCs w:val="40"/>
+        </w:rPr>
         <w:t>Lab Experiment-7</w:t>
       </w:r>
     </w:p>
     <w:p>
       <w:pPr>
         <w:rPr>
-          <w:rFonts w:ascii="Aptos" w:eastAsia="Aptos" w:hAnsi="Aptos" w:cs="Aptos"/>
+          <w:rFonts w:ascii="Aptos" w:hAnsi="Aptos" w:eastAsia="Aptos" w:cs="Aptos"/>
           <w:b/>
           <w:bCs/>
           <w:sz w:val="36"/>
@@ -2115,7 +2042,6 @@
       </w:pPr>
       <w:r>
         <w:rPr>
-          <w:rFonts w:ascii="Aptos" w:eastAsia="Aptos" w:hAnsi="Aptos" w:cs="Aptos"/>
           <w:b/>
           <w:bCs/>
           <w:sz w:val="36"/>
@@ -2127,14 +2053,13 @@
     <w:p>
       <w:pPr>
         <w:rPr>
-          <w:rFonts w:ascii="Aptos" w:eastAsia="Aptos" w:hAnsi="Aptos" w:cs="Aptos"/>
-          <w:sz w:val="40"/>
-          <w:szCs w:val="40"/>
-        </w:rPr>
-      </w:pPr>
-      <w:r>
-        <w:rPr>
-          <w:rFonts w:ascii="Aptos" w:eastAsia="Aptos" w:hAnsi="Aptos" w:cs="Aptos"/>
+          <w:rFonts w:ascii="Aptos" w:hAnsi="Aptos" w:eastAsia="Aptos" w:cs="Aptos"/>
+          <w:sz w:val="40"/>
+          <w:szCs w:val="40"/>
+        </w:rPr>
+      </w:pPr>
+      <w:r>
+        <w:rPr>
           <w:sz w:val="40"/>
           <w:szCs w:val="40"/>
         </w:rPr>
@@ -2172,12 +2097,9 @@
     <w:p/>
     <w:p>
       <w:r>
-        <w:rPr>
-          <w:noProof/>
-        </w:rPr>
         <w:drawing>
           <wp:inline distT="0" distB="0" distL="0" distR="0" wp14:anchorId="455161F1" wp14:editId="5E272EFE">
-            <wp:extent cx="4152734" cy="3048000"/>
+            <wp:extent cx="4152900" cy="3048000"/>
             <wp:effectExtent l="0" t="0" r="0" b="0"/>
             <wp:docPr id="593615333" name="drawing"/>
             <wp:cNvGraphicFramePr>
@@ -2221,7 +2143,7 @@
     <w:p>
       <w:pPr>
         <w:rPr>
-          <w:rFonts w:ascii="Aptos" w:eastAsia="Aptos" w:hAnsi="Aptos" w:cs="Aptos"/>
+          <w:rFonts w:ascii="Aptos" w:hAnsi="Aptos" w:eastAsia="Aptos" w:cs="Aptos"/>
           <w:b/>
           <w:bCs/>
           <w:color w:val="000000" w:themeColor="text1"/>
@@ -2232,12 +2154,9 @@
     </w:p>
     <w:p>
       <w:r>
-        <w:rPr>
-          <w:noProof/>
-        </w:rPr>
         <w:drawing>
           <wp:inline distT="0" distB="0" distL="0" distR="0" wp14:anchorId="2042BB50" wp14:editId="3B18BB43">
-            <wp:extent cx="4145003" cy="971550"/>
+            <wp:extent cx="4143375" cy="971550"/>
             <wp:effectExtent l="0" t="0" r="0" b="0"/>
             <wp:docPr id="270957055" name="drawing"/>
             <wp:cNvGraphicFramePr>
@@ -2282,31 +2201,31 @@
     <w:p>
       <w:pPr>
         <w:rPr>
-          <w:rFonts w:ascii="Aptos" w:eastAsia="Aptos" w:hAnsi="Aptos" w:cs="Aptos"/>
-          <w:b/>
-          <w:bCs/>
-          <w:sz w:val="40"/>
-          <w:szCs w:val="40"/>
-          <w:u w:val="single"/>
-        </w:rPr>
-      </w:pPr>
-    </w:p>
-    <w:p>
-      <w:pPr>
-        <w:rPr>
-          <w:rFonts w:ascii="Aptos" w:eastAsia="Aptos" w:hAnsi="Aptos" w:cs="Aptos"/>
-          <w:b/>
-          <w:bCs/>
-          <w:sz w:val="40"/>
-          <w:szCs w:val="40"/>
-          <w:u w:val="single"/>
-        </w:rPr>
-      </w:pPr>
-    </w:p>
-    <w:p>
-      <w:pPr>
-        <w:rPr>
-          <w:rFonts w:ascii="Aptos" w:eastAsia="Aptos" w:hAnsi="Aptos" w:cs="Aptos"/>
+          <w:rFonts w:ascii="Aptos" w:hAnsi="Aptos" w:eastAsia="Aptos" w:cs="Aptos"/>
+          <w:b/>
+          <w:bCs/>
+          <w:sz w:val="40"/>
+          <w:szCs w:val="40"/>
+          <w:u w:val="single"/>
+        </w:rPr>
+      </w:pPr>
+    </w:p>
+    <w:p>
+      <w:pPr>
+        <w:rPr>
+          <w:rFonts w:ascii="Aptos" w:hAnsi="Aptos" w:eastAsia="Aptos" w:cs="Aptos"/>
+          <w:b/>
+          <w:bCs/>
+          <w:sz w:val="40"/>
+          <w:szCs w:val="40"/>
+          <w:u w:val="single"/>
+        </w:rPr>
+      </w:pPr>
+    </w:p>
+    <w:p>
+      <w:pPr>
+        <w:rPr>
+          <w:rFonts w:ascii="Aptos" w:hAnsi="Aptos" w:eastAsia="Aptos" w:cs="Aptos"/>
           <w:b/>
           <w:bCs/>
           <w:color w:val="000000" w:themeColor="text1"/>
@@ -2316,10 +2235,9 @@
       </w:pPr>
       <w:r>
         <w:rPr>
-          <w:rFonts w:ascii="Aptos" w:eastAsia="Aptos" w:hAnsi="Aptos" w:cs="Aptos"/>
-          <w:b/>
-          <w:bCs/>
-          <w:color w:val="000000" w:themeColor="text1"/>
+          <w:b/>
+          <w:bCs/>
+          <w:color w:val="000000"/>
           <w:sz w:val="40"/>
           <w:szCs w:val="40"/>
         </w:rPr>
@@ -2329,7 +2247,7 @@
     <w:p>
       <w:pPr>
         <w:rPr>
-          <w:rFonts w:ascii="Aptos" w:eastAsia="Aptos" w:hAnsi="Aptos" w:cs="Aptos"/>
+          <w:rFonts w:ascii="Aptos" w:hAnsi="Aptos" w:eastAsia="Aptos" w:cs="Aptos"/>
           <w:b/>
           <w:bCs/>
           <w:sz w:val="36"/>
@@ -2338,25 +2256,22 @@
       </w:pPr>
       <w:r>
         <w:rPr>
-          <w:rFonts w:ascii="Aptos" w:eastAsia="Aptos" w:hAnsi="Aptos" w:cs="Aptos"/>
           <w:b/>
           <w:bCs/>
           <w:sz w:val="36"/>
           <w:szCs w:val="36"/>
         </w:rPr>
-        <w:lastRenderedPageBreak/>
         <w:t>Implementation of Dynamic Sensor Data Storage and Processing using Pointers and Dynamic Memory Allocation in C++</w:t>
       </w:r>
     </w:p>
     <w:p>
       <w:pPr>
         <w:rPr>
-          <w:rFonts w:ascii="Aptos" w:eastAsia="Aptos" w:hAnsi="Aptos" w:cs="Aptos"/>
-        </w:rPr>
-      </w:pPr>
-      <w:r>
-        <w:rPr>
-          <w:rFonts w:ascii="Aptos" w:eastAsia="Aptos" w:hAnsi="Aptos" w:cs="Aptos"/>
+          <w:rFonts w:ascii="Aptos" w:hAnsi="Aptos" w:eastAsia="Aptos" w:cs="Aptos"/>
+        </w:rPr>
+      </w:pPr>
+      <w:r>
+        <w:rPr>
           <w:sz w:val="32"/>
           <w:szCs w:val="32"/>
         </w:rPr>
@@ -2364,7 +2279,7 @@
       </w:r>
       <w:r>
         <w:rPr>
-          <w:rFonts w:ascii="Consolas" w:eastAsia="Consolas" w:hAnsi="Consolas" w:cs="Consolas"/>
+          <w:rFonts w:ascii="Consolas" w:hAnsi="Consolas" w:eastAsia="Consolas" w:cs="Consolas"/>
           <w:sz w:val="32"/>
           <w:szCs w:val="32"/>
         </w:rPr>
@@ -2372,16 +2287,12 @@
       </w:r>
       <w:r>
         <w:rPr>
-          <w:rFonts w:ascii="Aptos" w:eastAsia="Aptos" w:hAnsi="Aptos" w:cs="Aptos"/>
           <w:sz w:val="32"/>
           <w:szCs w:val="32"/>
         </w:rPr>
         <w:t xml:space="preserve"> is a list that grows automatically—perfect for tracking a robot's path</w:t>
       </w:r>
       <w:r>
-        <w:rPr>
-          <w:rFonts w:ascii="Aptos" w:eastAsia="Aptos" w:hAnsi="Aptos" w:cs="Aptos"/>
-        </w:rPr>
         <w:t>.</w:t>
       </w:r>
     </w:p>
@@ -2416,25 +2327,22 @@
     <w:p>
       <w:pPr>
         <w:rPr>
-          <w:rFonts w:ascii="Aptos" w:eastAsia="Aptos" w:hAnsi="Aptos" w:cs="Aptos"/>
-        </w:rPr>
-      </w:pPr>
-    </w:p>
-    <w:p>
-      <w:pPr>
-        <w:rPr>
-          <w:rFonts w:ascii="Aptos" w:eastAsia="Aptos" w:hAnsi="Aptos" w:cs="Aptos"/>
-        </w:rPr>
-      </w:pPr>
-    </w:p>
-    <w:p>
-      <w:r>
-        <w:rPr>
-          <w:noProof/>
-        </w:rPr>
+          <w:rFonts w:ascii="Aptos" w:hAnsi="Aptos" w:eastAsia="Aptos" w:cs="Aptos"/>
+        </w:rPr>
+      </w:pPr>
+    </w:p>
+    <w:p>
+      <w:pPr>
+        <w:rPr>
+          <w:rFonts w:ascii="Aptos" w:hAnsi="Aptos" w:eastAsia="Aptos" w:cs="Aptos"/>
+        </w:rPr>
+      </w:pPr>
+    </w:p>
+    <w:p>
+      <w:r>
         <w:drawing>
           <wp:inline distT="0" distB="0" distL="0" distR="0" wp14:anchorId="3ED4D2F4" wp14:editId="05ADBDC6">
-            <wp:extent cx="4314825" cy="3063249"/>
+            <wp:extent cx="4314825" cy="3067050"/>
             <wp:effectExtent l="0" t="0" r="0" b="0"/>
             <wp:docPr id="595116251" name="drawing"/>
             <wp:cNvGraphicFramePr>
@@ -2477,12 +2385,9 @@
     </w:p>
     <w:p>
       <w:r>
-        <w:rPr>
-          <w:noProof/>
-        </w:rPr>
         <w:drawing>
           <wp:inline distT="0" distB="0" distL="0" distR="0" wp14:anchorId="75561451" wp14:editId="02565AE5">
-            <wp:extent cx="5753903" cy="1133633"/>
+            <wp:extent cx="5753100" cy="1133475"/>
             <wp:effectExtent l="0" t="0" r="0" b="0"/>
             <wp:docPr id="1694789372" name="drawing"/>
             <wp:cNvGraphicFramePr>
@@ -2555,7 +2460,6 @@
           <w:szCs w:val="40"/>
         </w:rPr>
       </w:pPr>
-      <w:proofErr w:type="gramStart"/>
       <w:r>
         <w:rPr>
           <w:b/>
@@ -2565,7 +2469,6 @@
         </w:rPr>
         <w:t>Lab  Experiment</w:t>
       </w:r>
-      <w:proofErr w:type="gramEnd"/>
       <w:r>
         <w:rPr>
           <w:b/>
@@ -2592,22 +2495,20 @@
           <w:sz w:val="40"/>
           <w:szCs w:val="40"/>
         </w:rPr>
-        <w:lastRenderedPageBreak/>
         <w:t>Command Buffer (STL Queue - FIFO)</w:t>
       </w:r>
     </w:p>
     <w:p>
       <w:pPr>
-        <w:spacing w:before="240" w:after="240"/>
-        <w:rPr>
-          <w:rFonts w:ascii="Aptos" w:eastAsia="Aptos" w:hAnsi="Aptos" w:cs="Aptos"/>
-          <w:sz w:val="32"/>
-          <w:szCs w:val="32"/>
-        </w:rPr>
-      </w:pPr>
-      <w:r>
-        <w:rPr>
-          <w:rFonts w:ascii="Aptos" w:eastAsia="Aptos" w:hAnsi="Aptos" w:cs="Aptos"/>
+        <w:spacing w:after="240" w:before="240"/>
+        <w:rPr>
+          <w:rFonts w:ascii="Aptos" w:hAnsi="Aptos" w:eastAsia="Aptos" w:cs="Aptos"/>
+          <w:sz w:val="32"/>
+          <w:szCs w:val="32"/>
+        </w:rPr>
+      </w:pPr>
+      <w:r>
+        <w:rPr>
           <w:sz w:val="32"/>
           <w:szCs w:val="32"/>
         </w:rPr>
@@ -2644,22 +2545,19 @@
     </w:p>
     <w:p>
       <w:pPr>
-        <w:spacing w:before="240" w:after="240"/>
-        <w:rPr>
-          <w:rFonts w:ascii="Aptos" w:eastAsia="Aptos" w:hAnsi="Aptos" w:cs="Aptos"/>
-          <w:sz w:val="32"/>
-          <w:szCs w:val="32"/>
-        </w:rPr>
-      </w:pPr>
-    </w:p>
-    <w:p>
-      <w:r>
-        <w:rPr>
-          <w:noProof/>
-        </w:rPr>
+        <w:spacing w:after="240" w:before="240"/>
+        <w:rPr>
+          <w:rFonts w:ascii="Aptos" w:hAnsi="Aptos" w:eastAsia="Aptos" w:cs="Aptos"/>
+          <w:sz w:val="32"/>
+          <w:szCs w:val="32"/>
+        </w:rPr>
+      </w:pPr>
+    </w:p>
+    <w:p>
+      <w:r>
         <w:drawing>
           <wp:inline distT="0" distB="0" distL="0" distR="0" wp14:anchorId="45E9B338" wp14:editId="318D55BF">
-            <wp:extent cx="4638675" cy="3382367"/>
+            <wp:extent cx="4638675" cy="3381375"/>
             <wp:effectExtent l="0" t="0" r="0" b="0"/>
             <wp:docPr id="782388359" name="drawing"/>
             <wp:cNvGraphicFramePr>
@@ -2702,12 +2600,9 @@
     </w:p>
     <w:p>
       <w:r>
-        <w:rPr>
-          <w:noProof/>
-        </w:rPr>
         <w:drawing>
           <wp:inline distT="0" distB="0" distL="0" distR="0" wp14:anchorId="161F482C" wp14:editId="492073E9">
-            <wp:extent cx="4105848" cy="1705213"/>
+            <wp:extent cx="4105275" cy="1704975"/>
             <wp:effectExtent l="0" t="0" r="0" b="0"/>
             <wp:docPr id="2101743919" name="drawing"/>
             <wp:cNvGraphicFramePr>
@@ -2780,7 +2675,6 @@
           <w:szCs w:val="40"/>
         </w:rPr>
       </w:pPr>
-      <w:proofErr w:type="gramStart"/>
       <w:r>
         <w:rPr>
           <w:b/>
@@ -2790,7 +2684,6 @@
         </w:rPr>
         <w:t>Lab  Experiment</w:t>
       </w:r>
-      <w:proofErr w:type="gramEnd"/>
       <w:r>
         <w:rPr>
           <w:b/>
@@ -2817,22 +2710,20 @@
           <w:sz w:val="40"/>
           <w:szCs w:val="40"/>
         </w:rPr>
-        <w:lastRenderedPageBreak/>
         <w:t xml:space="preserve"> Safe Sensor Input (Exception Handling)  </w:t>
       </w:r>
     </w:p>
     <w:p>
       <w:pPr>
-        <w:spacing w:before="240" w:after="240"/>
-        <w:rPr>
-          <w:rFonts w:ascii="Aptos" w:eastAsia="Aptos" w:hAnsi="Aptos" w:cs="Aptos"/>
-          <w:sz w:val="32"/>
-          <w:szCs w:val="32"/>
-        </w:rPr>
-      </w:pPr>
-      <w:r>
-        <w:rPr>
-          <w:rFonts w:ascii="Aptos" w:eastAsia="Aptos" w:hAnsi="Aptos" w:cs="Aptos"/>
+        <w:spacing w:after="240" w:before="240"/>
+        <w:rPr>
+          <w:rFonts w:ascii="Aptos" w:hAnsi="Aptos" w:eastAsia="Aptos" w:cs="Aptos"/>
+          <w:sz w:val="32"/>
+          <w:szCs w:val="32"/>
+        </w:rPr>
+      </w:pPr>
+      <w:r>
+        <w:rPr>
           <w:sz w:val="32"/>
           <w:szCs w:val="32"/>
         </w:rPr>
@@ -2869,25 +2760,22 @@
     </w:p>
     <w:p>
       <w:pPr>
-        <w:spacing w:before="240" w:after="240"/>
-        <w:rPr>
-          <w:rFonts w:ascii="Aptos" w:eastAsia="Aptos" w:hAnsi="Aptos" w:cs="Aptos"/>
-          <w:sz w:val="32"/>
-          <w:szCs w:val="32"/>
-        </w:rPr>
-      </w:pPr>
-    </w:p>
-    <w:p>
-      <w:pPr>
-        <w:spacing w:before="240" w:after="240"/>
-      </w:pPr>
-      <w:r>
-        <w:rPr>
-          <w:noProof/>
-        </w:rPr>
+        <w:spacing w:after="240" w:before="240"/>
+        <w:rPr>
+          <w:rFonts w:ascii="Aptos" w:hAnsi="Aptos" w:eastAsia="Aptos" w:cs="Aptos"/>
+          <w:sz w:val="32"/>
+          <w:szCs w:val="32"/>
+        </w:rPr>
+      </w:pPr>
+    </w:p>
+    <w:p>
+      <w:pPr>
+        <w:spacing w:after="240" w:before="240"/>
+      </w:pPr>
+      <w:r>
         <w:drawing>
           <wp:inline distT="0" distB="0" distL="0" distR="0" wp14:anchorId="7D0B86C2" wp14:editId="3E3DCDDE">
-            <wp:extent cx="3190875" cy="2449406"/>
+            <wp:extent cx="3190875" cy="2447925"/>
             <wp:effectExtent l="0" t="0" r="0" b="0"/>
             <wp:docPr id="1315050842" name="drawing"/>
             <wp:cNvGraphicFramePr>
@@ -2930,15 +2818,12 @@
     </w:p>
     <w:p>
       <w:pPr>
-        <w:spacing w:before="240" w:after="240"/>
-      </w:pPr>
-      <w:r>
-        <w:rPr>
-          <w:noProof/>
-        </w:rPr>
+        <w:spacing w:after="240" w:before="240"/>
+      </w:pPr>
+      <w:r>
         <w:drawing>
           <wp:inline distT="0" distB="0" distL="0" distR="0" wp14:anchorId="640F8E32" wp14:editId="43CEF81E">
-            <wp:extent cx="3924847" cy="1520697"/>
+            <wp:extent cx="3924300" cy="1524000"/>
             <wp:effectExtent l="0" t="0" r="0" b="0"/>
             <wp:docPr id="570073090" name="drawing"/>
             <wp:cNvGraphicFramePr>
@@ -2981,125 +2866,125 @@
     </w:p>
     <w:p>
       <w:pPr>
-        <w:spacing w:before="240" w:after="240"/>
-        <w:rPr>
-          <w:rFonts w:ascii="Aptos" w:eastAsia="Aptos" w:hAnsi="Aptos" w:cs="Aptos"/>
-          <w:b/>
-          <w:bCs/>
-          <w:sz w:val="40"/>
-          <w:szCs w:val="40"/>
-          <w:u w:val="single"/>
-        </w:rPr>
-      </w:pPr>
-    </w:p>
-    <w:p>
-      <w:pPr>
-        <w:spacing w:before="240" w:after="240"/>
-        <w:rPr>
-          <w:rFonts w:ascii="Aptos" w:eastAsia="Aptos" w:hAnsi="Aptos" w:cs="Aptos"/>
-          <w:b/>
-          <w:bCs/>
-          <w:sz w:val="40"/>
-          <w:szCs w:val="40"/>
-          <w:u w:val="single"/>
-        </w:rPr>
-      </w:pPr>
-    </w:p>
-    <w:p>
-      <w:pPr>
-        <w:spacing w:before="240" w:after="240"/>
-        <w:rPr>
-          <w:rFonts w:ascii="Aptos" w:eastAsia="Aptos" w:hAnsi="Aptos" w:cs="Aptos"/>
-          <w:b/>
-          <w:bCs/>
-          <w:sz w:val="40"/>
-          <w:szCs w:val="40"/>
-          <w:u w:val="single"/>
-        </w:rPr>
-      </w:pPr>
-    </w:p>
-    <w:p>
-      <w:pPr>
-        <w:spacing w:before="240" w:after="240"/>
-        <w:rPr>
-          <w:rFonts w:ascii="Aptos" w:eastAsia="Aptos" w:hAnsi="Aptos" w:cs="Aptos"/>
-          <w:b/>
-          <w:bCs/>
-          <w:sz w:val="40"/>
-          <w:szCs w:val="40"/>
-          <w:u w:val="single"/>
-        </w:rPr>
-      </w:pPr>
-    </w:p>
-    <w:p>
-      <w:pPr>
-        <w:spacing w:before="240" w:after="240"/>
-        <w:rPr>
-          <w:rFonts w:ascii="Aptos" w:eastAsia="Aptos" w:hAnsi="Aptos" w:cs="Aptos"/>
-          <w:b/>
-          <w:bCs/>
-          <w:sz w:val="40"/>
-          <w:szCs w:val="40"/>
-          <w:u w:val="single"/>
-        </w:rPr>
-      </w:pPr>
-    </w:p>
-    <w:p>
-      <w:pPr>
-        <w:spacing w:before="240" w:after="240"/>
-        <w:rPr>
-          <w:rFonts w:ascii="Aptos" w:eastAsia="Aptos" w:hAnsi="Aptos" w:cs="Aptos"/>
-          <w:b/>
-          <w:bCs/>
-          <w:sz w:val="40"/>
-          <w:szCs w:val="40"/>
-          <w:u w:val="single"/>
-        </w:rPr>
-      </w:pPr>
-    </w:p>
-    <w:p>
-      <w:pPr>
-        <w:spacing w:before="240" w:after="240"/>
-        <w:rPr>
-          <w:rFonts w:ascii="Aptos" w:eastAsia="Aptos" w:hAnsi="Aptos" w:cs="Aptos"/>
-          <w:b/>
-          <w:bCs/>
-          <w:sz w:val="40"/>
-          <w:szCs w:val="40"/>
-          <w:u w:val="single"/>
-        </w:rPr>
-      </w:pPr>
-    </w:p>
-    <w:p>
-      <w:pPr>
-        <w:spacing w:before="240" w:after="240"/>
-        <w:rPr>
-          <w:rFonts w:ascii="Aptos" w:eastAsia="Aptos" w:hAnsi="Aptos" w:cs="Aptos"/>
-          <w:b/>
-          <w:bCs/>
-          <w:sz w:val="40"/>
-          <w:szCs w:val="40"/>
-          <w:u w:val="single"/>
-        </w:rPr>
-      </w:pPr>
-    </w:p>
-    <w:p>
-      <w:pPr>
-        <w:spacing w:before="240" w:after="240"/>
-        <w:rPr>
-          <w:rFonts w:ascii="Aptos" w:eastAsia="Aptos" w:hAnsi="Aptos" w:cs="Aptos"/>
-          <w:b/>
-          <w:bCs/>
-          <w:sz w:val="40"/>
-          <w:szCs w:val="40"/>
-          <w:u w:val="single"/>
-        </w:rPr>
-      </w:pPr>
-    </w:p>
-    <w:p>
-      <w:pPr>
-        <w:rPr>
-          <w:rFonts w:ascii="Aptos" w:eastAsia="Aptos" w:hAnsi="Aptos" w:cs="Aptos"/>
+        <w:spacing w:after="240" w:before="240"/>
+        <w:rPr>
+          <w:rFonts w:ascii="Aptos" w:hAnsi="Aptos" w:eastAsia="Aptos" w:cs="Aptos"/>
+          <w:b/>
+          <w:bCs/>
+          <w:sz w:val="40"/>
+          <w:szCs w:val="40"/>
+          <w:u w:val="single"/>
+        </w:rPr>
+      </w:pPr>
+    </w:p>
+    <w:p>
+      <w:pPr>
+        <w:spacing w:after="240" w:before="240"/>
+        <w:rPr>
+          <w:rFonts w:ascii="Aptos" w:hAnsi="Aptos" w:eastAsia="Aptos" w:cs="Aptos"/>
+          <w:b/>
+          <w:bCs/>
+          <w:sz w:val="40"/>
+          <w:szCs w:val="40"/>
+          <w:u w:val="single"/>
+        </w:rPr>
+      </w:pPr>
+    </w:p>
+    <w:p>
+      <w:pPr>
+        <w:spacing w:after="240" w:before="240"/>
+        <w:rPr>
+          <w:rFonts w:ascii="Aptos" w:hAnsi="Aptos" w:eastAsia="Aptos" w:cs="Aptos"/>
+          <w:b/>
+          <w:bCs/>
+          <w:sz w:val="40"/>
+          <w:szCs w:val="40"/>
+          <w:u w:val="single"/>
+        </w:rPr>
+      </w:pPr>
+    </w:p>
+    <w:p>
+      <w:pPr>
+        <w:spacing w:after="240" w:before="240"/>
+        <w:rPr>
+          <w:rFonts w:ascii="Aptos" w:hAnsi="Aptos" w:eastAsia="Aptos" w:cs="Aptos"/>
+          <w:b/>
+          <w:bCs/>
+          <w:sz w:val="40"/>
+          <w:szCs w:val="40"/>
+          <w:u w:val="single"/>
+        </w:rPr>
+      </w:pPr>
+    </w:p>
+    <w:p>
+      <w:pPr>
+        <w:spacing w:after="240" w:before="240"/>
+        <w:rPr>
+          <w:rFonts w:ascii="Aptos" w:hAnsi="Aptos" w:eastAsia="Aptos" w:cs="Aptos"/>
+          <w:b/>
+          <w:bCs/>
+          <w:sz w:val="40"/>
+          <w:szCs w:val="40"/>
+          <w:u w:val="single"/>
+        </w:rPr>
+      </w:pPr>
+    </w:p>
+    <w:p>
+      <w:pPr>
+        <w:spacing w:after="240" w:before="240"/>
+        <w:rPr>
+          <w:rFonts w:ascii="Aptos" w:hAnsi="Aptos" w:eastAsia="Aptos" w:cs="Aptos"/>
+          <w:b/>
+          <w:bCs/>
+          <w:sz w:val="40"/>
+          <w:szCs w:val="40"/>
+          <w:u w:val="single"/>
+        </w:rPr>
+      </w:pPr>
+    </w:p>
+    <w:p>
+      <w:pPr>
+        <w:spacing w:after="240" w:before="240"/>
+        <w:rPr>
+          <w:rFonts w:ascii="Aptos" w:hAnsi="Aptos" w:eastAsia="Aptos" w:cs="Aptos"/>
+          <w:b/>
+          <w:bCs/>
+          <w:sz w:val="40"/>
+          <w:szCs w:val="40"/>
+          <w:u w:val="single"/>
+        </w:rPr>
+      </w:pPr>
+    </w:p>
+    <w:p>
+      <w:pPr>
+        <w:spacing w:after="240" w:before="240"/>
+        <w:rPr>
+          <w:rFonts w:ascii="Aptos" w:hAnsi="Aptos" w:eastAsia="Aptos" w:cs="Aptos"/>
+          <w:b/>
+          <w:bCs/>
+          <w:sz w:val="40"/>
+          <w:szCs w:val="40"/>
+          <w:u w:val="single"/>
+        </w:rPr>
+      </w:pPr>
+    </w:p>
+    <w:p>
+      <w:pPr>
+        <w:spacing w:after="240" w:before="240"/>
+        <w:rPr>
+          <w:rFonts w:ascii="Aptos" w:hAnsi="Aptos" w:eastAsia="Aptos" w:cs="Aptos"/>
+          <w:b/>
+          <w:bCs/>
+          <w:sz w:val="40"/>
+          <w:szCs w:val="40"/>
+          <w:u w:val="single"/>
+        </w:rPr>
+      </w:pPr>
+    </w:p>
+    <w:p>
+      <w:pPr>
+        <w:rPr>
+          <w:rFonts w:ascii="Aptos" w:hAnsi="Aptos" w:eastAsia="Aptos" w:cs="Aptos"/>
           <w:color w:val="000000" w:themeColor="text1"/>
           <w:sz w:val="40"/>
           <w:szCs w:val="40"/>
@@ -3109,7 +2994,7 @@
     <w:p>
       <w:pPr>
         <w:rPr>
-          <w:rFonts w:ascii="Aptos" w:eastAsia="Aptos" w:hAnsi="Aptos" w:cs="Aptos"/>
+          <w:rFonts w:ascii="Aptos" w:hAnsi="Aptos" w:eastAsia="Aptos" w:cs="Aptos"/>
           <w:b/>
           <w:bCs/>
           <w:color w:val="000000" w:themeColor="text1"/>
@@ -3120,7 +3005,75 @@
       </w:pPr>
       <w:r>
         <w:rPr>
-          <w:rFonts w:ascii="Aptos" w:eastAsia="Aptos" w:hAnsi="Aptos" w:cs="Aptos"/>
+          <w:b/>
+          <w:bCs/>
+          <w:color w:val="000000"/>
+          <w:sz w:val="40"/>
+          <w:szCs w:val="40"/>
+          <w:u w:val="single"/>
+        </w:rPr>
+        <w:t>Unit -</w:t>
+      </w:r>
+      <w:r>
+        <w:rPr>
+          <w:b/>
+          <w:bCs/>
+          <w:color w:val="000000"/>
+          <w:sz w:val="40"/>
+          <w:szCs w:val="40"/>
+          <w:u w:val="single"/>
+        </w:rPr>
+        <w:t>3</w:t>
+      </w:r>
+      <w:r>
+        <w:rPr>
+          <w:b/>
+          <w:bCs/>
+          <w:color w:val="000000"/>
+          <w:sz w:val="40"/>
+          <w:szCs w:val="40"/>
+          <w:u w:val="single"/>
+        </w:rPr>
+        <w:t xml:space="preserve"> </w:t>
+      </w:r>
+      <w:r>
+        <w:rPr>
+          <w:b/>
+          <w:bCs/>
+          <w:color w:val="000000"/>
+          <w:sz w:val="40"/>
+          <w:szCs w:val="40"/>
+          <w:u w:val="single"/>
+        </w:rPr>
+        <w:t>:</w:t>
+      </w:r>
+      <w:r>
+        <w:rPr>
+          <w:b/>
+          <w:bCs/>
+          <w:color w:val="000000"/>
+          <w:sz w:val="40"/>
+          <w:szCs w:val="40"/>
+          <w:u w:val="single"/>
+        </w:rPr>
+        <w:t xml:space="preserve"> </w:t>
+      </w:r>
+      <w:r>
+        <w:rPr>
+          <w:b/>
+          <w:bCs/>
+          <w:color w:val="000000"/>
+          <w:sz w:val="40"/>
+          <w:szCs w:val="40"/>
+          <w:u w:val="single"/>
+        </w:rPr>
+        <w:t>Object -Oriented Programming for Robotics</w:t>
+      </w:r>
+    </w:p>
+    <w:p>
+      <w:pPr>
+        <w:rPr>
+          <w:rFonts w:ascii="Aptos" w:hAnsi="Aptos" w:eastAsia="Aptos" w:cs="Aptos"/>
           <w:b/>
           <w:bCs/>
           <w:color w:val="000000" w:themeColor="text1"/>
@@ -3128,125 +3081,49 @@
           <w:szCs w:val="40"/>
           <w:u w:val="single"/>
         </w:rPr>
-        <w:t>Unit -</w:t>
-      </w:r>
-      <w:proofErr w:type="gramStart"/>
-      <w:r>
-        <w:rPr>
-          <w:rFonts w:ascii="Aptos" w:eastAsia="Aptos" w:hAnsi="Aptos" w:cs="Aptos"/>
-          <w:b/>
-          <w:bCs/>
-          <w:color w:val="000000" w:themeColor="text1"/>
-          <w:sz w:val="40"/>
-          <w:szCs w:val="40"/>
-          <w:u w:val="single"/>
-        </w:rPr>
-        <w:t>3</w:t>
-      </w:r>
-      <w:r>
-        <w:rPr>
-          <w:rFonts w:ascii="Aptos" w:eastAsia="Aptos" w:hAnsi="Aptos" w:cs="Aptos"/>
-          <w:b/>
-          <w:bCs/>
-          <w:color w:val="000000" w:themeColor="text1"/>
-          <w:sz w:val="40"/>
-          <w:szCs w:val="40"/>
-          <w:u w:val="single"/>
-        </w:rPr>
+      </w:pPr>
+    </w:p>
+    <w:p>
+      <w:pPr>
+        <w:rPr>
+          <w:b/>
+          <w:bCs/>
+          <w:sz w:val="40"/>
+          <w:szCs w:val="40"/>
+        </w:rPr>
+      </w:pPr>
+      <w:r>
+        <w:rPr>
+          <w:b/>
+          <w:bCs/>
+          <w:sz w:val="40"/>
+          <w:szCs w:val="40"/>
+        </w:rPr>
+        <w:t xml:space="preserve">Lab experiment - </w:t>
+      </w:r>
+      <w:r>
+        <w:rPr>
+          <w:b/>
+          <w:bCs/>
+          <w:sz w:val="40"/>
+          <w:szCs w:val="40"/>
+        </w:rPr>
+        <w:t>11</w:t>
+      </w:r>
+      <w:r>
+        <w:rPr>
+          <w:b/>
+          <w:bCs/>
+          <w:sz w:val="40"/>
+          <w:szCs w:val="40"/>
+        </w:rPr>
+        <w:t>.</w:t>
+      </w:r>
+      <w:r>
         <w:t xml:space="preserve"> </w:t>
       </w:r>
       <w:r>
         <w:rPr>
-          <w:rFonts w:ascii="Aptos" w:eastAsia="Aptos" w:hAnsi="Aptos" w:cs="Aptos"/>
-          <w:b/>
-          <w:bCs/>
-          <w:color w:val="000000" w:themeColor="text1"/>
-          <w:sz w:val="40"/>
-          <w:szCs w:val="40"/>
-          <w:u w:val="single"/>
-        </w:rPr>
-        <w:t>:</w:t>
-      </w:r>
-      <w:proofErr w:type="gramEnd"/>
-      <w:r>
-        <w:rPr>
-          <w:rFonts w:ascii="Aptos" w:eastAsia="Aptos" w:hAnsi="Aptos" w:cs="Aptos"/>
-          <w:b/>
-          <w:bCs/>
-          <w:color w:val="000000" w:themeColor="text1"/>
-          <w:sz w:val="40"/>
-          <w:szCs w:val="40"/>
-          <w:u w:val="single"/>
-        </w:rPr>
-        <w:t xml:space="preserve"> </w:t>
-      </w:r>
-      <w:r>
-        <w:rPr>
-          <w:rFonts w:ascii="Aptos" w:eastAsia="Aptos" w:hAnsi="Aptos" w:cs="Aptos"/>
-          <w:b/>
-          <w:bCs/>
-          <w:color w:val="000000" w:themeColor="text1"/>
-          <w:sz w:val="40"/>
-          <w:szCs w:val="40"/>
-          <w:u w:val="single"/>
-        </w:rPr>
-        <w:t>Object -Oriented Programming for Robotics</w:t>
-      </w:r>
-    </w:p>
-    <w:p>
-      <w:pPr>
-        <w:rPr>
-          <w:rFonts w:ascii="Aptos" w:eastAsia="Aptos" w:hAnsi="Aptos" w:cs="Aptos"/>
-          <w:b/>
-          <w:bCs/>
-          <w:color w:val="000000" w:themeColor="text1"/>
-          <w:sz w:val="40"/>
-          <w:szCs w:val="40"/>
-          <w:u w:val="single"/>
-        </w:rPr>
-      </w:pPr>
-    </w:p>
-    <w:p>
-      <w:pPr>
-        <w:rPr>
-          <w:b/>
-          <w:bCs/>
-          <w:sz w:val="40"/>
-          <w:szCs w:val="40"/>
-        </w:rPr>
-      </w:pPr>
-      <w:r>
-        <w:rPr>
-          <w:b/>
-          <w:bCs/>
-          <w:sz w:val="40"/>
-          <w:szCs w:val="40"/>
-        </w:rPr>
-        <w:t xml:space="preserve">Lab experiment - </w:t>
-      </w:r>
-      <w:r>
-        <w:rPr>
-          <w:b/>
-          <w:bCs/>
-          <w:sz w:val="40"/>
-          <w:szCs w:val="40"/>
-        </w:rPr>
-        <w:t>11</w:t>
-      </w:r>
-      <w:r>
-        <w:rPr>
-          <w:b/>
-          <w:bCs/>
-          <w:sz w:val="40"/>
-          <w:szCs w:val="40"/>
-        </w:rPr>
-        <w:t>.</w:t>
-      </w:r>
-      <w:r>
-        <w:t xml:space="preserve"> </w:t>
-      </w:r>
-      <w:r>
-        <w:rPr>
           <w:b/>
           <w:bCs/>
           <w:sz w:val="40"/>
@@ -3269,8 +3146,6 @@
         </w:rPr>
         <w:t xml:space="preserve">We hide the internal state (like position) using the private keyword. Access is only allowed through the </w:t>
       </w:r>
-      <w:proofErr w:type="spellStart"/>
-      <w:proofErr w:type="gramStart"/>
       <w:r>
         <w:rPr>
           <w:sz w:val="32"/>
@@ -3278,7 +3153,6 @@
         </w:rPr>
         <w:t>moveTo</w:t>
       </w:r>
-      <w:proofErr w:type="spellEnd"/>
       <w:r>
         <w:rPr>
           <w:sz w:val="32"/>
@@ -3286,7 +3160,6 @@
         </w:rPr>
         <w:t>(</w:t>
       </w:r>
-      <w:proofErr w:type="gramEnd"/>
       <w:r>
         <w:rPr>
           <w:sz w:val="32"/>
@@ -3303,15 +3176,9 @@
         </w:rPr>
       </w:pPr>
       <w:r>
-        <w:rPr>
-          <w:noProof/>
-          <w:sz w:val="32"/>
-          <w:szCs w:val="32"/>
-        </w:rPr>
-        <w:lastRenderedPageBreak/>
         <w:drawing>
           <wp:inline distT="0" distB="0" distL="0" distR="0" wp14:anchorId="4996A660" wp14:editId="420926E0">
-            <wp:extent cx="5731510" cy="4147820"/>
+            <wp:extent cx="5734050" cy="4143375"/>
             <wp:effectExtent l="0" t="0" r="2540" b="5080"/>
             <wp:docPr id="98602411" name="Picture 1"/>
             <wp:cNvGraphicFramePr>
@@ -3375,7 +3242,7 @@
     <w:p>
       <w:pPr>
         <w:rPr>
-          <w:rFonts w:ascii="Aptos" w:eastAsia="Aptos" w:hAnsi="Aptos" w:cs="Aptos"/>
+          <w:rFonts w:ascii="Aptos" w:hAnsi="Aptos" w:eastAsia="Aptos" w:cs="Aptos"/>
           <w:sz w:val="40"/>
           <w:szCs w:val="40"/>
         </w:rPr>
@@ -3433,14 +3300,13 @@
     <w:p>
       <w:pPr>
         <w:rPr>
-          <w:rFonts w:ascii="Aptos" w:eastAsia="Aptos" w:hAnsi="Aptos" w:cs="Aptos"/>
-          <w:sz w:val="40"/>
-          <w:szCs w:val="40"/>
-        </w:rPr>
-      </w:pPr>
-      <w:r>
-        <w:rPr>
-          <w:rFonts w:ascii="Aptos" w:eastAsia="Aptos" w:hAnsi="Aptos" w:cs="Aptos"/>
+          <w:rFonts w:ascii="Aptos" w:hAnsi="Aptos" w:eastAsia="Aptos" w:cs="Aptos"/>
+          <w:sz w:val="40"/>
+          <w:szCs w:val="40"/>
+        </w:rPr>
+      </w:pPr>
+      <w:r>
+        <w:rPr>
           <w:sz w:val="40"/>
           <w:szCs w:val="40"/>
         </w:rPr>
@@ -3450,22 +3316,15 @@
     <w:p>
       <w:pPr>
         <w:rPr>
-          <w:rFonts w:ascii="Aptos" w:eastAsia="Aptos" w:hAnsi="Aptos" w:cs="Aptos"/>
-          <w:sz w:val="40"/>
-          <w:szCs w:val="40"/>
-        </w:rPr>
-      </w:pPr>
-      <w:r>
-        <w:rPr>
-          <w:rFonts w:ascii="Aptos" w:eastAsia="Aptos" w:hAnsi="Aptos" w:cs="Aptos"/>
-          <w:noProof/>
-          <w:sz w:val="40"/>
-          <w:szCs w:val="40"/>
-        </w:rPr>
-        <w:lastRenderedPageBreak/>
+          <w:rFonts w:ascii="Aptos" w:hAnsi="Aptos" w:eastAsia="Aptos" w:cs="Aptos"/>
+          <w:sz w:val="40"/>
+          <w:szCs w:val="40"/>
+        </w:rPr>
+      </w:pPr>
+      <w:r>
         <w:drawing>
           <wp:inline distT="0" distB="0" distL="0" distR="0" wp14:anchorId="694D74BA" wp14:editId="5B83E5BA">
-            <wp:extent cx="5611008" cy="1962424"/>
+            <wp:extent cx="5610225" cy="1962150"/>
             <wp:effectExtent l="0" t="0" r="8890" b="0"/>
             <wp:docPr id="794081004" name="Picture 1"/>
             <wp:cNvGraphicFramePr>
@@ -3503,17 +3362,12 @@
     <w:p>
       <w:pPr>
         <w:rPr>
-          <w:rFonts w:ascii="Aptos" w:eastAsia="Aptos" w:hAnsi="Aptos" w:cs="Aptos"/>
-          <w:sz w:val="40"/>
-          <w:szCs w:val="40"/>
-        </w:rPr>
-      </w:pPr>
-      <w:r>
-        <w:rPr>
-          <w:noProof/>
-          <w:sz w:val="32"/>
-          <w:szCs w:val="32"/>
-        </w:rPr>
+          <w:rFonts w:ascii="Aptos" w:hAnsi="Aptos" w:eastAsia="Aptos" w:cs="Aptos"/>
+          <w:sz w:val="40"/>
+          <w:szCs w:val="40"/>
+        </w:rPr>
+      </w:pPr>
+      <w:r>
         <w:drawing>
           <wp:inline distT="0" distB="0" distL="0" distR="0" wp14:anchorId="5FD4FAD5" wp14:editId="1F34BD3F">
             <wp:extent cx="5257800" cy="1428750"/>
@@ -3613,14 +3467,13 @@
     <w:p>
       <w:pPr>
         <w:rPr>
-          <w:rFonts w:ascii="Aptos" w:eastAsia="Aptos" w:hAnsi="Aptos" w:cs="Aptos"/>
-          <w:sz w:val="40"/>
-          <w:szCs w:val="40"/>
-        </w:rPr>
-      </w:pPr>
-      <w:r>
-        <w:rPr>
-          <w:rFonts w:ascii="Aptos" w:eastAsia="Aptos" w:hAnsi="Aptos" w:cs="Aptos"/>
+          <w:rFonts w:ascii="Aptos" w:hAnsi="Aptos" w:eastAsia="Aptos" w:cs="Aptos"/>
+          <w:sz w:val="40"/>
+          <w:szCs w:val="40"/>
+        </w:rPr>
+      </w:pPr>
+      <w:r>
+        <w:rPr>
           <w:sz w:val="40"/>
           <w:szCs w:val="40"/>
         </w:rPr>
@@ -3630,22 +3483,15 @@
     <w:p>
       <w:pPr>
         <w:rPr>
-          <w:rFonts w:ascii="Aptos" w:eastAsia="Aptos" w:hAnsi="Aptos" w:cs="Aptos"/>
-          <w:sz w:val="40"/>
-          <w:szCs w:val="40"/>
-        </w:rPr>
-      </w:pPr>
-      <w:r>
-        <w:rPr>
-          <w:rFonts w:ascii="Aptos" w:eastAsia="Aptos" w:hAnsi="Aptos" w:cs="Aptos"/>
-          <w:noProof/>
-          <w:sz w:val="40"/>
-          <w:szCs w:val="40"/>
-        </w:rPr>
-        <w:lastRenderedPageBreak/>
+          <w:rFonts w:ascii="Aptos" w:hAnsi="Aptos" w:eastAsia="Aptos" w:cs="Aptos"/>
+          <w:sz w:val="40"/>
+          <w:szCs w:val="40"/>
+        </w:rPr>
+      </w:pPr>
+      <w:r>
         <w:drawing>
           <wp:inline distT="0" distB="0" distL="0" distR="0" wp14:anchorId="21B8C48A" wp14:editId="4858AB1D">
-            <wp:extent cx="5296639" cy="3982006"/>
+            <wp:extent cx="5295900" cy="3981450"/>
             <wp:effectExtent l="0" t="0" r="0" b="0"/>
             <wp:docPr id="503438911" name="Picture 1"/>
             <wp:cNvGraphicFramePr>
@@ -3683,21 +3529,15 @@
     <w:p>
       <w:pPr>
         <w:rPr>
-          <w:rFonts w:ascii="Aptos" w:eastAsia="Aptos" w:hAnsi="Aptos" w:cs="Aptos"/>
-          <w:sz w:val="40"/>
-          <w:szCs w:val="40"/>
-        </w:rPr>
-      </w:pPr>
-      <w:r>
-        <w:rPr>
-          <w:rFonts w:ascii="Aptos" w:eastAsia="Aptos" w:hAnsi="Aptos" w:cs="Aptos"/>
-          <w:noProof/>
-          <w:sz w:val="40"/>
-          <w:szCs w:val="40"/>
-        </w:rPr>
+          <w:rFonts w:ascii="Aptos" w:hAnsi="Aptos" w:eastAsia="Aptos" w:cs="Aptos"/>
+          <w:sz w:val="40"/>
+          <w:szCs w:val="40"/>
+        </w:rPr>
+      </w:pPr>
+      <w:r>
         <w:drawing>
           <wp:inline distT="0" distB="0" distL="0" distR="0" wp14:anchorId="01401B96" wp14:editId="136EF148">
-            <wp:extent cx="4706007" cy="704948"/>
+            <wp:extent cx="4705350" cy="704850"/>
             <wp:effectExtent l="0" t="0" r="0" b="0"/>
             <wp:docPr id="1634099178" name="Picture 1"/>
             <wp:cNvGraphicFramePr>
@@ -3800,7 +3640,6 @@
         </w:rPr>
         <w:t xml:space="preserve">Design of an Integrated Robot System using Composition-Based </w:t>
       </w:r>
-      <w:proofErr w:type="spellStart"/>
       <w:r>
         <w:rPr>
           <w:b/>
@@ -3810,7 +3649,6 @@
         </w:rPr>
         <w:t>Modeling</w:t>
       </w:r>
-      <w:proofErr w:type="spellEnd"/>
       <w:r>
         <w:rPr>
           <w:b/>
@@ -3834,32 +3672,27 @@
     <w:p>
       <w:pPr>
         <w:rPr>
-          <w:rFonts w:ascii="Aptos" w:eastAsia="Aptos" w:hAnsi="Aptos" w:cs="Aptos"/>
-          <w:sz w:val="40"/>
-          <w:szCs w:val="40"/>
-        </w:rPr>
-      </w:pPr>
-      <w:r>
-        <w:rPr>
-          <w:rFonts w:ascii="Aptos" w:eastAsia="Aptos" w:hAnsi="Aptos" w:cs="Aptos"/>
+          <w:rFonts w:ascii="Aptos" w:hAnsi="Aptos" w:eastAsia="Aptos" w:cs="Aptos"/>
+          <w:sz w:val="40"/>
+          <w:szCs w:val="40"/>
+        </w:rPr>
+      </w:pPr>
+      <w:r>
+        <w:rPr>
           <w:sz w:val="40"/>
           <w:szCs w:val="40"/>
         </w:rPr>
         <w:t xml:space="preserve">Instead of the </w:t>
       </w:r>
-      <w:proofErr w:type="spellStart"/>
-      <w:r>
-        <w:rPr>
-          <w:rFonts w:ascii="Aptos" w:eastAsia="Aptos" w:hAnsi="Aptos" w:cs="Aptos"/>
+      <w:r>
+        <w:rPr>
           <w:sz w:val="40"/>
           <w:szCs w:val="40"/>
         </w:rPr>
         <w:t>IntegratedRobot</w:t>
       </w:r>
-      <w:proofErr w:type="spellEnd"/>
-      <w:r>
-        <w:rPr>
-          <w:rFonts w:ascii="Aptos" w:eastAsia="Aptos" w:hAnsi="Aptos" w:cs="Aptos"/>
+      <w:r>
+        <w:rPr>
           <w:sz w:val="40"/>
           <w:szCs w:val="40"/>
         </w:rPr>
@@ -3867,7 +3700,6 @@
       </w:r>
       <w:r>
         <w:rPr>
-          <w:rFonts w:ascii="Aptos" w:eastAsia="Aptos" w:hAnsi="Aptos" w:cs="Aptos"/>
           <w:b/>
           <w:bCs/>
           <w:sz w:val="40"/>
@@ -3877,7 +3709,6 @@
       </w:r>
       <w:r>
         <w:rPr>
-          <w:rFonts w:ascii="Aptos" w:eastAsia="Aptos" w:hAnsi="Aptos" w:cs="Aptos"/>
           <w:sz w:val="40"/>
           <w:szCs w:val="40"/>
         </w:rPr>
@@ -3885,32 +3716,24 @@
       </w:r>
       <w:r>
         <w:rPr>
-          <w:rFonts w:ascii="Aptos" w:eastAsia="Aptos" w:hAnsi="Aptos" w:cs="Aptos"/>
-          <w:sz w:val="40"/>
-          <w:szCs w:val="40"/>
-        </w:rPr>
-        <w:lastRenderedPageBreak/>
+          <w:sz w:val="40"/>
+          <w:szCs w:val="40"/>
+        </w:rPr>
         <w:t>complex machines from simpler, modular components.</w:t>
       </w:r>
     </w:p>
     <w:p>
       <w:pPr>
         <w:rPr>
-          <w:rFonts w:ascii="Aptos" w:eastAsia="Aptos" w:hAnsi="Aptos" w:cs="Aptos"/>
-          <w:sz w:val="40"/>
-          <w:szCs w:val="40"/>
-        </w:rPr>
-      </w:pPr>
-      <w:r>
-        <w:rPr>
-          <w:rFonts w:ascii="Aptos" w:eastAsia="Aptos" w:hAnsi="Aptos" w:cs="Aptos"/>
-          <w:noProof/>
-          <w:sz w:val="40"/>
-          <w:szCs w:val="40"/>
-        </w:rPr>
+          <w:rFonts w:ascii="Aptos" w:hAnsi="Aptos" w:eastAsia="Aptos" w:cs="Aptos"/>
+          <w:sz w:val="40"/>
+          <w:szCs w:val="40"/>
+        </w:rPr>
+      </w:pPr>
+      <w:r>
         <w:drawing>
           <wp:inline distT="0" distB="0" distL="0" distR="0" wp14:anchorId="3C0C3649" wp14:editId="3B8B67CC">
-            <wp:extent cx="5172797" cy="2353003"/>
+            <wp:extent cx="5172075" cy="2352675"/>
             <wp:effectExtent l="0" t="0" r="8890" b="9525"/>
             <wp:docPr id="1337157443" name="Picture 1"/>
             <wp:cNvGraphicFramePr>
@@ -3948,21 +3771,15 @@
     <w:p>
       <w:pPr>
         <w:rPr>
-          <w:rFonts w:ascii="Aptos" w:eastAsia="Aptos" w:hAnsi="Aptos" w:cs="Aptos"/>
-          <w:sz w:val="40"/>
-          <w:szCs w:val="40"/>
-        </w:rPr>
-      </w:pPr>
-      <w:r>
-        <w:rPr>
-          <w:rFonts w:ascii="Aptos" w:eastAsia="Aptos" w:hAnsi="Aptos" w:cs="Aptos"/>
-          <w:noProof/>
-          <w:sz w:val="40"/>
-          <w:szCs w:val="40"/>
-        </w:rPr>
+          <w:rFonts w:ascii="Aptos" w:hAnsi="Aptos" w:eastAsia="Aptos" w:cs="Aptos"/>
+          <w:sz w:val="40"/>
+          <w:szCs w:val="40"/>
+        </w:rPr>
+      </w:pPr>
+      <w:r>
         <w:drawing>
           <wp:inline distT="0" distB="0" distL="0" distR="0" wp14:anchorId="04183C90" wp14:editId="30D81B95">
-            <wp:extent cx="4220164" cy="828791"/>
+            <wp:extent cx="4219575" cy="828675"/>
             <wp:effectExtent l="0" t="0" r="0" b="9525"/>
             <wp:docPr id="876427745" name="Picture 1"/>
             <wp:cNvGraphicFramePr>
@@ -4036,7 +3853,6 @@
       <w:r>
         <w:t xml:space="preserve"> </w:t>
       </w:r>
-      <w:proofErr w:type="spellStart"/>
       <w:r>
         <w:rPr>
           <w:b/>
@@ -4046,7 +3862,6 @@
         </w:rPr>
         <w:t>mplementation</w:t>
       </w:r>
-      <w:proofErr w:type="spellEnd"/>
       <w:r>
         <w:rPr>
           <w:b/>
@@ -4082,17 +3897,9 @@
         </w:rPr>
       </w:pPr>
       <w:r>
-        <w:rPr>
-          <w:b/>
-          <w:bCs/>
-          <w:noProof/>
-          <w:sz w:val="40"/>
-          <w:szCs w:val="40"/>
-        </w:rPr>
-        <w:lastRenderedPageBreak/>
         <w:drawing>
           <wp:inline distT="0" distB="0" distL="0" distR="0" wp14:anchorId="1A708022" wp14:editId="68F0465B">
-            <wp:extent cx="4725059" cy="3219899"/>
+            <wp:extent cx="4724400" cy="3219450"/>
             <wp:effectExtent l="0" t="0" r="0" b="0"/>
             <wp:docPr id="1739897316" name="Picture 1"/>
             <wp:cNvGraphicFramePr>
@@ -4135,14 +3942,9 @@
         </w:rPr>
       </w:pPr>
       <w:r>
-        <w:rPr>
-          <w:noProof/>
-          <w:sz w:val="40"/>
-          <w:szCs w:val="40"/>
-        </w:rPr>
         <w:drawing>
           <wp:inline distT="0" distB="0" distL="0" distR="0" wp14:anchorId="378CDC1F" wp14:editId="31E55406">
-            <wp:extent cx="4982270" cy="1019317"/>
+            <wp:extent cx="4981575" cy="1019175"/>
             <wp:effectExtent l="0" t="0" r="8890" b="9525"/>
             <wp:docPr id="1519660071" name="Picture 1"/>
             <wp:cNvGraphicFramePr>
@@ -4193,14 +3995,9 @@
         </w:rPr>
       </w:pPr>
       <w:r>
-        <w:rPr>
-          <w:noProof/>
-          <w:sz w:val="40"/>
-          <w:szCs w:val="40"/>
-        </w:rPr>
         <w:drawing>
           <wp:inline distT="0" distB="0" distL="0" distR="0" wp14:anchorId="3F38DB9E" wp14:editId="30525181">
-            <wp:extent cx="3923885" cy="2990850"/>
+            <wp:extent cx="3924300" cy="2990850"/>
             <wp:effectExtent l="0" t="0" r="635" b="0"/>
             <wp:docPr id="1249789795" name="Picture 1"/>
             <wp:cNvGraphicFramePr>
@@ -4238,7 +4035,7 @@
     <w:p>
       <w:pPr>
         <w:rPr>
-          <w:rFonts w:ascii="Aptos" w:eastAsia="Aptos" w:hAnsi="Aptos" w:cs="Aptos"/>
+          <w:rFonts w:ascii="Aptos" w:hAnsi="Aptos" w:eastAsia="Aptos" w:cs="Aptos"/>
           <w:b/>
           <w:bCs/>
           <w:color w:val="000000" w:themeColor="text1"/>
@@ -4249,35 +4046,693 @@
       </w:pPr>
       <w:r>
         <w:rPr>
-          <w:rFonts w:ascii="Aptos" w:eastAsia="Aptos" w:hAnsi="Aptos" w:cs="Aptos"/>
-          <w:b/>
-          <w:bCs/>
+          <w:b/>
+          <w:bCs/>
+          <w:color w:val="000000"/>
+          <w:sz w:val="40"/>
+          <w:szCs w:val="40"/>
+          <w:u w:val="single"/>
+        </w:rPr>
+        <w:t>Unit -</w:t>
+      </w:r>
+      <w:r>
+        <w:rPr>
+          <w:b/>
+          <w:bCs/>
+          <w:color w:val="000000"/>
+          <w:sz w:val="40"/>
+          <w:szCs w:val="40"/>
+          <w:u w:val="single"/>
+        </w:rPr>
+        <w:t>3</w:t>
+      </w:r>
+      <w:r>
+        <w:rPr>
+          <w:b/>
+          <w:bCs/>
+          <w:color w:val="000000"/>
+          <w:sz w:val="40"/>
+          <w:szCs w:val="40"/>
+          <w:u w:val="single"/>
+        </w:rPr>
+        <w:t xml:space="preserve"> </w:t>
+      </w:r>
+      <w:r>
+        <w:rPr>
+          <w:b/>
+          <w:bCs/>
+          <w:color w:val="000000"/>
+          <w:sz w:val="40"/>
+          <w:szCs w:val="40"/>
+          <w:u w:val="single"/>
+        </w:rPr>
+        <w:t>:</w:t>
+      </w:r>
+      <w:r>
+        <w:rPr>
+          <w:b/>
+          <w:bCs/>
+          <w:color w:val="000000"/>
+          <w:sz w:val="40"/>
+          <w:szCs w:val="40"/>
+          <w:u w:val="single"/>
+        </w:rPr>
+        <w:t xml:space="preserve"> </w:t>
+      </w:r>
+      <w:r>
+        <w:rPr>
+          <w:b/>
+          <w:bCs/>
+          <w:color w:val="000000"/>
+          <w:sz w:val="40"/>
+          <w:szCs w:val="40"/>
+          <w:u w:val="single"/>
+        </w:rPr>
+        <w:t xml:space="preserve">Embedded Thinking </w:t>
+      </w:r>
+      <w:r>
+        <w:rPr>
+          <w:b/>
+          <w:bCs/>
+          <w:color w:val="000000"/>
+          <w:sz w:val="40"/>
+          <w:szCs w:val="40"/>
+          <w:u w:val="single"/>
+        </w:rPr>
+        <w:t>&amp; Real -Time Constraints</w:t>
+      </w:r>
+    </w:p>
+    <w:p>
+      <w:pPr>
+        <w:rPr>
+          <w:b/>
+          <w:bCs/>
+          <w:sz w:val="40"/>
+          <w:szCs w:val="40"/>
+        </w:rPr>
+      </w:pPr>
+    </w:p>
+    <w:p>
+      <w:pPr>
+        <w:rPr>
+          <w:b/>
+          <w:bCs/>
+          <w:sz w:val="40"/>
+          <w:szCs w:val="40"/>
+        </w:rPr>
+      </w:pPr>
+    </w:p>
+    <w:p>
+      <w:pPr>
+        <w:rPr>
+          <w:rFonts w:ascii="Aptos" w:hAnsi="Aptos" w:eastAsia="Aptos" w:cs="Aptos"/>
+          <w:sz w:val="40"/>
+          <w:szCs w:val="40"/>
+        </w:rPr>
+      </w:pPr>
+    </w:p>
+    <w:p>
+      <w:pPr>
+        <w:rPr>
+          <w:b/>
+          <w:bCs/>
+          <w:sz w:val="40"/>
+          <w:szCs w:val="40"/>
+        </w:rPr>
+      </w:pPr>
+      <w:r>
+        <w:rPr>
+          <w:b/>
+          <w:bCs/>
+          <w:sz w:val="40"/>
+          <w:szCs w:val="40"/>
+        </w:rPr>
+        <w:t xml:space="preserve">Lab experiment - </w:t>
+      </w:r>
+      <w:r>
+        <w:rPr>
+          <w:b/>
+          <w:bCs/>
+          <w:sz w:val="40"/>
+          <w:szCs w:val="40"/>
+        </w:rPr>
+        <w:t>16</w:t>
+      </w:r>
+      <w:r>
+        <w:rPr>
+          <w:b/>
+          <w:bCs/>
+          <w:sz w:val="40"/>
+          <w:szCs w:val="40"/>
+        </w:rPr>
+        <w:t>.</w:t>
+      </w:r>
+      <w:r>
+        <w:t xml:space="preserve"> </w:t>
+      </w:r>
+      <w:r>
+        <w:rPr>
+          <w:b/>
+          <w:bCs/>
+          <w:sz w:val="40"/>
+          <w:szCs w:val="40"/>
+        </w:rPr>
+        <w:t>Design and Implementation of Embedded-Style Robot Status Management using Bitwise Flags and Enumerations</w:t>
+      </w:r>
+    </w:p>
+    <w:p>
+      <w:pPr>
+        <w:rPr>
+          <w:sz w:val="32"/>
+          <w:szCs w:val="32"/>
+        </w:rPr>
+      </w:pPr>
+      <w:r>
+        <w:rPr>
+          <w:sz w:val="32"/>
+          <w:szCs w:val="32"/>
+        </w:rPr>
+        <w:t>  Uses</w:t>
+      </w:r>
+      <w:r>
+        <w:rPr>
+          <w:sz w:val="32"/>
+          <w:szCs w:val="32"/>
+        </w:rPr>
+        <w:t xml:space="preserve"> Bitwise Flags to store multiple robot states in a single byte, optimizing memory for embedded hardware.</w:t>
+      </w:r>
+    </w:p>
+    <w:p>
+      <w:pPr>
+        <w:rPr>
+          <w:b/>
+          <w:bCs/>
+          <w:sz w:val="40"/>
+          <w:szCs w:val="40"/>
+        </w:rPr>
+      </w:pPr>
+      <w:r>
+        <w:rPr>
+          <w:b/>
+          <w:bCs/>
+          <w:sz w:val="40"/>
+          <w:szCs w:val="40"/>
+        </w:rPr>
+        <w:t xml:space="preserve">  </w:t>
+      </w:r>
+    </w:p>
+    <w:p>
+      <w:pPr>
+        <w:rPr>
+          <w:b/>
+          <w:bCs/>
+          <w:sz w:val="40"/>
+          <w:szCs w:val="40"/>
+        </w:rPr>
+      </w:pPr>
+    </w:p>
+    <w:p>
+      <w:pPr>
+        <w:rPr>
+          <w:b/>
+          <w:bCs/>
+          <w:sz w:val="40"/>
+          <w:szCs w:val="40"/>
+        </w:rPr>
+      </w:pPr>
+    </w:p>
+    <w:p>
+      <w:pPr>
+        <w:rPr>
+          <w:rFonts w:ascii="Aptos" w:hAnsi="Aptos" w:eastAsia="Aptos" w:cs="Aptos"/>
+          <w:sz w:val="40"/>
+          <w:szCs w:val="40"/>
+        </w:rPr>
+      </w:pPr>
+    </w:p>
+    <w:p>
+      <w:pPr>
+        <w:rPr>
+          <w:b/>
+          <w:bCs/>
+          <w:sz w:val="40"/>
+          <w:szCs w:val="40"/>
+        </w:rPr>
+      </w:pPr>
+      <w:r>
+        <w:rPr>
+          <w:b/>
+          <w:bCs/>
+          <w:sz w:val="40"/>
+          <w:szCs w:val="40"/>
+        </w:rPr>
+        <w:t xml:space="preserve">Lab experiment - </w:t>
+      </w:r>
+      <w:r>
+        <w:rPr>
+          <w:b/>
+          <w:bCs/>
+          <w:sz w:val="40"/>
+          <w:szCs w:val="40"/>
+        </w:rPr>
+        <w:t>17</w:t>
+      </w:r>
+      <w:r>
+        <w:rPr>
+          <w:b/>
+          <w:bCs/>
+          <w:sz w:val="40"/>
+          <w:szCs w:val="40"/>
+        </w:rPr>
+        <w:t>.</w:t>
+      </w:r>
+      <w:r>
+        <w:t xml:space="preserve"> </w:t>
+      </w:r>
+      <w:r>
+        <w:rPr>
+          <w:b/>
+          <w:bCs/>
+          <w:sz w:val="40"/>
+          <w:szCs w:val="40"/>
+        </w:rPr>
+        <w:t>Measurement and Profiling of Sensor Function Execution Time using chrono for Latency Analysis in Robotics Applications</w:t>
+      </w:r>
+    </w:p>
+    <w:p>
+      <w:pPr>
+        <w:rPr>
+          <w:sz w:val="32"/>
+          <w:szCs w:val="32"/>
+        </w:rPr>
+      </w:pPr>
+      <w:r>
+        <w:rPr>
+          <w:sz w:val="32"/>
+          <w:szCs w:val="32"/>
+        </w:rPr>
+        <w:t>Employs the Chrono library to measure sensor execution time, ensuring processing stays within microsecond limits.</w:t>
+      </w:r>
+    </w:p>
+    <w:p>
+      <w:pPr>
+        <w:rPr>
+          <w:b/>
+          <w:bCs/>
+          <w:sz w:val="40"/>
+          <w:szCs w:val="40"/>
+        </w:rPr>
+      </w:pPr>
+    </w:p>
+    <w:p>
+      <w:pPr>
+        <w:rPr>
+          <w:b/>
+          <w:bCs/>
+          <w:sz w:val="40"/>
+          <w:szCs w:val="40"/>
+        </w:rPr>
+      </w:pPr>
+    </w:p>
+    <w:p>
+      <w:pPr>
+        <w:rPr>
+          <w:rFonts w:ascii="Aptos" w:hAnsi="Aptos" w:eastAsia="Aptos" w:cs="Aptos"/>
+          <w:sz w:val="40"/>
+          <w:szCs w:val="40"/>
+        </w:rPr>
+      </w:pPr>
+    </w:p>
+    <w:p>
+      <w:pPr>
+        <w:rPr>
+          <w:b/>
+          <w:bCs/>
+          <w:sz w:val="40"/>
+          <w:szCs w:val="40"/>
+        </w:rPr>
+      </w:pPr>
+      <w:r>
+        <w:rPr>
+          <w:b/>
+          <w:bCs/>
+          <w:sz w:val="40"/>
+          <w:szCs w:val="40"/>
+        </w:rPr>
+        <w:t xml:space="preserve">Lab experiment - </w:t>
+      </w:r>
+      <w:r>
+        <w:rPr>
+          <w:b/>
+          <w:bCs/>
+          <w:sz w:val="40"/>
+          <w:szCs w:val="40"/>
+        </w:rPr>
+        <w:t>18</w:t>
+      </w:r>
+      <w:r>
+        <w:rPr>
+          <w:b/>
+          <w:bCs/>
+          <w:sz w:val="40"/>
+          <w:szCs w:val="40"/>
+        </w:rPr>
+        <w:t>.</w:t>
+      </w:r>
+      <w:r>
+        <w:t xml:space="preserve"> </w:t>
+      </w:r>
+      <w:r>
+        <w:rPr>
+          <w:b/>
+          <w:bCs/>
+          <w:sz w:val="40"/>
+          <w:szCs w:val="40"/>
+        </w:rPr>
+        <w:t>Implementation of Sensor Data Serialization and Deserialization using C++ Structures and Byte-Level Data Packing</w:t>
+      </w:r>
+    </w:p>
+    <w:p>
+      <w:pPr>
+        <w:rPr>
+          <w:rFonts w:ascii="Aptos" w:hAnsi="Aptos" w:eastAsia="Aptos" w:cs="Aptos"/>
+          <w:sz w:val="40"/>
+          <w:szCs w:val="40"/>
+        </w:rPr>
+      </w:pPr>
+      <w:r>
+        <w:rPr>
+          <w:sz w:val="40"/>
+          <w:szCs w:val="40"/>
+        </w:rPr>
+        <w:t xml:space="preserve">Implements </w:t>
+      </w:r>
+      <w:r>
+        <w:rPr>
+          <w:b/>
+          <w:bCs/>
+          <w:sz w:val="40"/>
+          <w:szCs w:val="40"/>
+        </w:rPr>
+        <w:t>Data Serialization</w:t>
+      </w:r>
+      <w:r>
+        <w:rPr>
+          <w:sz w:val="40"/>
+          <w:szCs w:val="40"/>
+        </w:rPr>
+        <w:t xml:space="preserve"> to pack sensor structures into raw bytes for efficient transmission between robot components.</w:t>
+      </w:r>
+    </w:p>
+    <w:p>
+      <w:pPr>
+        <w:rPr>
+          <w:b/>
+          <w:bCs/>
+          <w:sz w:val="40"/>
+          <w:szCs w:val="40"/>
+        </w:rPr>
+      </w:pPr>
+    </w:p>
+    <w:p>
+      <w:pPr>
+        <w:rPr>
+          <w:b/>
+          <w:bCs/>
+          <w:sz w:val="40"/>
+          <w:szCs w:val="40"/>
+        </w:rPr>
+      </w:pPr>
+    </w:p>
+    <w:p>
+      <w:pPr>
+        <w:rPr>
+          <w:rFonts w:ascii="Aptos" w:hAnsi="Aptos" w:eastAsia="Aptos" w:cs="Aptos"/>
+          <w:sz w:val="40"/>
+          <w:szCs w:val="40"/>
+        </w:rPr>
+      </w:pPr>
+      <w:r>
+        <w:rPr>
+          <w:b/>
+          <w:bCs/>
+          <w:sz w:val="40"/>
+          <w:szCs w:val="40"/>
+        </w:rPr>
+        <w:t xml:space="preserve">Lab experiment </w:t>
+      </w:r>
+      <w:r>
+        <w:rPr>
+          <w:b/>
+          <w:bCs/>
+          <w:sz w:val="40"/>
+          <w:szCs w:val="40"/>
+        </w:rPr>
+        <w:t>–</w:t>
+      </w:r>
+      <w:r>
+        <w:rPr>
+          <w:b/>
+          <w:bCs/>
+          <w:sz w:val="40"/>
+          <w:szCs w:val="40"/>
+        </w:rPr>
+        <w:t xml:space="preserve"> </w:t>
+      </w:r>
+      <w:r>
+        <w:rPr>
+          <w:b/>
+          <w:bCs/>
+          <w:sz w:val="40"/>
+          <w:szCs w:val="40"/>
+        </w:rPr>
+        <w:t>19.</w:t>
+      </w:r>
+      <w:r>
+        <w:t xml:space="preserve"> </w:t>
+      </w:r>
+      <w:r>
+        <w:rPr>
+          <w:b/>
+          <w:bCs/>
+          <w:sz w:val="40"/>
+          <w:szCs w:val="40"/>
+        </w:rPr>
+        <w:t>Development and Timing Enforcement of a Periodic Real-Time Control Loop for Simulated Robotic Operations</w:t>
+      </w:r>
+    </w:p>
+    <w:p>
+      <w:pPr>
+        <w:rPr>
+          <w:sz w:val="32"/>
+          <w:szCs w:val="32"/>
+        </w:rPr>
+      </w:pPr>
+      <w:r>
+        <w:rPr>
+          <w:sz w:val="32"/>
+          <w:szCs w:val="32"/>
+        </w:rPr>
+        <w:t xml:space="preserve">Develops a Periodic Control Loop using </w:t>
+      </w:r>
+      <w:r>
+        <w:rPr>
+          <w:sz w:val="32"/>
+          <w:szCs w:val="32"/>
+        </w:rPr>
+        <w:t>sleep_until</w:t>
+      </w:r>
+      <w:r>
+        <w:rPr>
+          <w:sz w:val="32"/>
+          <w:szCs w:val="32"/>
+        </w:rPr>
+        <w:t xml:space="preserve"> to maintain a strict, steady frequency for stable motor movements.</w:t>
+      </w:r>
+    </w:p>
+    <w:p>
+      <w:pPr>
+        <w:rPr>
+          <w:b/>
+          <w:bCs/>
+          <w:sz w:val="40"/>
+          <w:szCs w:val="40"/>
+        </w:rPr>
+      </w:pPr>
+    </w:p>
+    <w:p>
+      <w:pPr>
+        <w:rPr>
+          <w:b/>
+          <w:bCs/>
+          <w:sz w:val="40"/>
+          <w:szCs w:val="40"/>
+        </w:rPr>
+      </w:pPr>
+    </w:p>
+    <w:p>
+      <w:pPr>
+        <w:rPr>
+          <w:rFonts w:ascii="Aptos" w:hAnsi="Aptos" w:eastAsia="Aptos" w:cs="Aptos"/>
+          <w:sz w:val="40"/>
+          <w:szCs w:val="40"/>
+        </w:rPr>
+      </w:pPr>
+      <w:r>
+        <w:rPr>
+          <w:b/>
+          <w:bCs/>
+          <w:sz w:val="40"/>
+          <w:szCs w:val="40"/>
+        </w:rPr>
+        <w:t xml:space="preserve">Lab experiment - </w:t>
+      </w:r>
+      <w:r>
+        <w:rPr>
+          <w:b/>
+          <w:bCs/>
+          <w:sz w:val="40"/>
+          <w:szCs w:val="40"/>
+        </w:rPr>
+        <w:t>20</w:t>
+      </w:r>
+      <w:r>
+        <w:rPr>
+          <w:b/>
+          <w:bCs/>
+          <w:sz w:val="40"/>
+          <w:szCs w:val="40"/>
+        </w:rPr>
+        <w:t>.</w:t>
+      </w:r>
+      <w:r>
+        <w:t xml:space="preserve"> </w:t>
+      </w:r>
+      <w:r>
+        <w:rPr>
+          <w:b/>
+          <w:bCs/>
+          <w:sz w:val="40"/>
+          <w:szCs w:val="40"/>
+        </w:rPr>
+        <w:t>Evaluation of Deadline Satisfaction, Jitter, and Safety Constraints in a Real-Time Robotic Control Loop through Timing Analysis Report</w:t>
+      </w:r>
+    </w:p>
+    <w:p>
+      <w:pPr>
+        <w:rPr>
+          <w:rFonts w:ascii="Aptos" w:hAnsi="Aptos" w:eastAsia="Aptos" w:cs="Aptos"/>
           <w:color w:val="000000" w:themeColor="text1"/>
-          <w:sz w:val="40"/>
-          <w:szCs w:val="40"/>
-          <w:u w:val="single"/>
-        </w:rPr>
-        <w:t>Unit -</w:t>
-      </w:r>
-      <w:proofErr w:type="gramStart"/>
-      <w:r>
-        <w:rPr>
-          <w:rFonts w:ascii="Aptos" w:eastAsia="Aptos" w:hAnsi="Aptos" w:cs="Aptos"/>
-          <w:b/>
-          <w:bCs/>
-          <w:color w:val="000000" w:themeColor="text1"/>
-          <w:sz w:val="40"/>
-          <w:szCs w:val="40"/>
-          <w:u w:val="single"/>
-        </w:rPr>
-        <w:t>3</w:t>
-      </w:r>
-      <w:r>
-        <w:rPr>
-          <w:rFonts w:ascii="Aptos" w:eastAsia="Aptos" w:hAnsi="Aptos" w:cs="Aptos"/>
-          <w:b/>
-          <w:bCs/>
-          <w:color w:val="000000" w:themeColor="text1"/>
+          <w:sz w:val="32"/>
+          <w:szCs w:val="32"/>
+        </w:rPr>
+      </w:pPr>
+      <w:r>
+        <w:rPr>
+          <w:color w:val="000000"/>
+          <w:sz w:val="32"/>
+          <w:szCs w:val="32"/>
+        </w:rPr>
+        <w:t xml:space="preserve">Evaluates Deadline Satisfaction by </w:t>
+      </w:r>
+      <w:r>
+        <w:rPr>
+          <w:color w:val="000000"/>
+          <w:sz w:val="32"/>
+          <w:szCs w:val="32"/>
+        </w:rPr>
+        <w:t>analyzing</w:t>
+      </w:r>
+      <w:r>
+        <w:rPr>
+          <w:color w:val="000000"/>
+          <w:sz w:val="32"/>
+          <w:szCs w:val="32"/>
+        </w:rPr>
+        <w:t xml:space="preserve"> timing jitter, ensuring the system remains safe and responsive under load.</w:t>
+      </w:r>
+    </w:p>
+    <w:p>
+      <w:pPr>
+        <w:spacing w:after="240" w:before="240"/>
+        <w:rPr>
+          <w:rFonts w:ascii="Aptos" w:hAnsi="Aptos" w:eastAsia="Aptos" w:cs="Aptos"/>
+          <w:b/>
+          <w:bCs/>
+          <w:sz w:val="40"/>
+          <w:szCs w:val="40"/>
+          <w:u w:val="single"/>
+        </w:rPr>
+      </w:pPr>
+      <w:r>
+        <w:br/>
+      </w:r>
+    </w:p>
+    <w:p>
+      <w:pPr>
+        <w:spacing w:after="240" w:before="240"/>
+        <w:rPr>
+          <w:rFonts w:ascii="Aptos" w:hAnsi="Aptos" w:eastAsia="Aptos" w:cs="Aptos"/>
+          <w:b/>
+          <w:bCs/>
+          <w:sz w:val="40"/>
+          <w:szCs w:val="40"/>
+          <w:u w:val="single"/>
+        </w:rPr>
+      </w:pPr>
+    </w:p>
+    <w:p>
+      <w:pPr>
+        <w:spacing w:after="240" w:before="240"/>
+        <w:rPr>
+          <w:rFonts w:ascii="Aptos" w:hAnsi="Aptos" w:eastAsia="Aptos" w:cs="Aptos"/>
+          <w:b/>
+          <w:bCs/>
+          <w:sz w:val="40"/>
+          <w:szCs w:val="40"/>
+          <w:u w:val="single"/>
+        </w:rPr>
+      </w:pPr>
+    </w:p>
+    <w:p>
+      <w:pPr>
+        <w:spacing w:after="240" w:before="240"/>
+        <w:rPr>
+          <w:rFonts w:ascii="Aptos" w:hAnsi="Aptos" w:eastAsia="Aptos" w:cs="Aptos"/>
+          <w:b/>
+          <w:bCs/>
+          <w:sz w:val="40"/>
+          <w:szCs w:val="40"/>
+          <w:u w:val="single"/>
+        </w:rPr>
+      </w:pPr>
+    </w:p>
+    <w:p>
+      <w:pPr>
+        <w:spacing w:after="240" w:before="240"/>
+        <w:rPr>
+          <w:rFonts w:ascii="Aptos" w:hAnsi="Aptos" w:eastAsia="Aptos" w:cs="Aptos"/>
+          <w:b/>
+          <w:bCs/>
+          <w:sz w:val="40"/>
+          <w:szCs w:val="40"/>
+          <w:u w:val="single"/>
+        </w:rPr>
+      </w:pPr>
+      <w:r>
+        <w:rPr>
+          <w:b/>
+          <w:bCs/>
+          <w:sz w:val="40"/>
+          <w:szCs w:val="40"/>
+          <w:u w:val="single"/>
+        </w:rPr>
+        <w:t>Github</w:t>
+      </w:r>
+      <w:r>
+        <w:rPr>
+          <w:b/>
+          <w:bCs/>
           <w:sz w:val="40"/>
           <w:szCs w:val="40"/>
           <w:u w:val="single"/>
@@ -4286,701 +4741,6 @@
       </w:r>
       <w:r>
         <w:rPr>
-          <w:rFonts w:ascii="Aptos" w:eastAsia="Aptos" w:hAnsi="Aptos" w:cs="Aptos"/>
-          <w:b/>
-          <w:bCs/>
-          <w:color w:val="000000" w:themeColor="text1"/>
-          <w:sz w:val="40"/>
-          <w:szCs w:val="40"/>
-          <w:u w:val="single"/>
-        </w:rPr>
-        <w:t>:</w:t>
-      </w:r>
-      <w:proofErr w:type="gramEnd"/>
-      <w:r>
-        <w:rPr>
-          <w:rFonts w:ascii="Aptos" w:eastAsia="Aptos" w:hAnsi="Aptos" w:cs="Aptos"/>
-          <w:b/>
-          <w:bCs/>
-          <w:color w:val="000000" w:themeColor="text1"/>
-          <w:sz w:val="40"/>
-          <w:szCs w:val="40"/>
-          <w:u w:val="single"/>
-        </w:rPr>
-        <w:t xml:space="preserve"> </w:t>
-      </w:r>
-      <w:r>
-        <w:rPr>
-          <w:rFonts w:ascii="Aptos" w:eastAsia="Aptos" w:hAnsi="Aptos" w:cs="Aptos"/>
-          <w:b/>
-          <w:bCs/>
-          <w:color w:val="000000" w:themeColor="text1"/>
-          <w:sz w:val="40"/>
-          <w:szCs w:val="40"/>
-          <w:u w:val="single"/>
-        </w:rPr>
-        <w:t xml:space="preserve">Embedded Thinking </w:t>
-      </w:r>
-      <w:r>
-        <w:rPr>
-          <w:rFonts w:ascii="Aptos" w:eastAsia="Aptos" w:hAnsi="Aptos" w:cs="Aptos"/>
-          <w:b/>
-          <w:bCs/>
-          <w:color w:val="000000" w:themeColor="text1"/>
-          <w:sz w:val="40"/>
-          <w:szCs w:val="40"/>
-          <w:u w:val="single"/>
-        </w:rPr>
-        <w:t>&amp; Real -Time Constraints</w:t>
-      </w:r>
-    </w:p>
-    <w:p>
-      <w:pPr>
-        <w:rPr>
-          <w:b/>
-          <w:bCs/>
-          <w:sz w:val="40"/>
-          <w:szCs w:val="40"/>
-        </w:rPr>
-      </w:pPr>
-    </w:p>
-    <w:p>
-      <w:pPr>
-        <w:rPr>
-          <w:b/>
-          <w:bCs/>
-          <w:sz w:val="40"/>
-          <w:szCs w:val="40"/>
-        </w:rPr>
-      </w:pPr>
-    </w:p>
-    <w:p>
-      <w:pPr>
-        <w:rPr>
-          <w:rFonts w:ascii="Aptos" w:eastAsia="Aptos" w:hAnsi="Aptos" w:cs="Aptos"/>
-          <w:sz w:val="40"/>
-          <w:szCs w:val="40"/>
-        </w:rPr>
-      </w:pPr>
-    </w:p>
-    <w:p>
-      <w:pPr>
-        <w:rPr>
-          <w:b/>
-          <w:bCs/>
-          <w:sz w:val="40"/>
-          <w:szCs w:val="40"/>
-        </w:rPr>
-      </w:pPr>
-      <w:r>
-        <w:rPr>
-          <w:b/>
-          <w:bCs/>
-          <w:sz w:val="40"/>
-          <w:szCs w:val="40"/>
-        </w:rPr>
-        <w:t xml:space="preserve">Lab experiment - </w:t>
-      </w:r>
-      <w:r>
-        <w:rPr>
-          <w:b/>
-          <w:bCs/>
-          <w:sz w:val="40"/>
-          <w:szCs w:val="40"/>
-        </w:rPr>
-        <w:t>16</w:t>
-      </w:r>
-      <w:r>
-        <w:rPr>
-          <w:b/>
-          <w:bCs/>
-          <w:sz w:val="40"/>
-          <w:szCs w:val="40"/>
-        </w:rPr>
-        <w:t>.</w:t>
-      </w:r>
-      <w:r>
-        <w:t xml:space="preserve"> </w:t>
-      </w:r>
-      <w:r>
-        <w:rPr>
-          <w:b/>
-          <w:bCs/>
-          <w:sz w:val="40"/>
-          <w:szCs w:val="40"/>
-        </w:rPr>
-        <w:t>Design and Implementation of Embedded-Style Robot Status Management using Bitwise Flags and Enumerations</w:t>
-      </w:r>
-    </w:p>
-    <w:p>
-      <w:pPr>
-        <w:rPr>
-          <w:sz w:val="32"/>
-          <w:szCs w:val="32"/>
-        </w:rPr>
-      </w:pPr>
-      <w:proofErr w:type="gramStart"/>
-      <w:r>
-        <w:rPr>
-          <w:sz w:val="32"/>
-          <w:szCs w:val="32"/>
-        </w:rPr>
-        <w:t>  Uses</w:t>
-      </w:r>
-      <w:proofErr w:type="gramEnd"/>
-      <w:r>
-        <w:rPr>
-          <w:sz w:val="32"/>
-          <w:szCs w:val="32"/>
-        </w:rPr>
-        <w:t xml:space="preserve"> Bitwise Flags to store multiple robot states in a single byte, optimizing memory for embedded hardware.</w:t>
-      </w:r>
-    </w:p>
-    <w:p>
-      <w:pPr>
-        <w:rPr>
-          <w:b/>
-          <w:bCs/>
-          <w:sz w:val="40"/>
-          <w:szCs w:val="40"/>
-        </w:rPr>
-      </w:pPr>
-      <w:r>
-        <w:rPr>
-          <w:b/>
-          <w:bCs/>
-          <w:sz w:val="40"/>
-          <w:szCs w:val="40"/>
-        </w:rPr>
-        <w:t xml:space="preserve">  </w:t>
-      </w:r>
-    </w:p>
-    <w:p>
-      <w:pPr>
-        <w:rPr>
-          <w:b/>
-          <w:bCs/>
-          <w:sz w:val="40"/>
-          <w:szCs w:val="40"/>
-        </w:rPr>
-      </w:pPr>
-    </w:p>
-    <w:p>
-      <w:pPr>
-        <w:rPr>
-          <w:b/>
-          <w:bCs/>
-          <w:sz w:val="40"/>
-          <w:szCs w:val="40"/>
-        </w:rPr>
-      </w:pPr>
-    </w:p>
-    <w:p>
-      <w:pPr>
-        <w:rPr>
-          <w:rFonts w:ascii="Aptos" w:eastAsia="Aptos" w:hAnsi="Aptos" w:cs="Aptos"/>
-          <w:sz w:val="40"/>
-          <w:szCs w:val="40"/>
-        </w:rPr>
-      </w:pPr>
-    </w:p>
-    <w:p>
-      <w:pPr>
-        <w:rPr>
-          <w:b/>
-          <w:bCs/>
-          <w:sz w:val="40"/>
-          <w:szCs w:val="40"/>
-        </w:rPr>
-      </w:pPr>
-      <w:r>
-        <w:rPr>
-          <w:b/>
-          <w:bCs/>
-          <w:sz w:val="40"/>
-          <w:szCs w:val="40"/>
-        </w:rPr>
-        <w:t xml:space="preserve">Lab experiment - </w:t>
-      </w:r>
-      <w:r>
-        <w:rPr>
-          <w:b/>
-          <w:bCs/>
-          <w:sz w:val="40"/>
-          <w:szCs w:val="40"/>
-        </w:rPr>
-        <w:t>17</w:t>
-      </w:r>
-      <w:r>
-        <w:rPr>
-          <w:b/>
-          <w:bCs/>
-          <w:sz w:val="40"/>
-          <w:szCs w:val="40"/>
-        </w:rPr>
-        <w:t>.</w:t>
-      </w:r>
-      <w:r>
-        <w:t xml:space="preserve"> </w:t>
-      </w:r>
-      <w:r>
-        <w:rPr>
-          <w:b/>
-          <w:bCs/>
-          <w:sz w:val="40"/>
-          <w:szCs w:val="40"/>
-        </w:rPr>
-        <w:t>Measurement and Profiling of Sensor Function Execution Time using chrono for Latency Analysis in Robotics Applications</w:t>
-      </w:r>
-    </w:p>
-    <w:p>
-      <w:pPr>
-        <w:rPr>
-          <w:sz w:val="32"/>
-          <w:szCs w:val="32"/>
-        </w:rPr>
-      </w:pPr>
-      <w:r>
-        <w:rPr>
-          <w:sz w:val="32"/>
-          <w:szCs w:val="32"/>
-        </w:rPr>
-        <w:t>Employs the Chrono library to measure sensor execution time, ensuring processing stays within microsecond limits.</w:t>
-      </w:r>
-    </w:p>
-    <w:p>
-      <w:pPr>
-        <w:rPr>
-          <w:b/>
-          <w:bCs/>
-          <w:sz w:val="40"/>
-          <w:szCs w:val="40"/>
-        </w:rPr>
-      </w:pPr>
-    </w:p>
-    <w:p>
-      <w:pPr>
-        <w:rPr>
-          <w:b/>
-          <w:bCs/>
-          <w:sz w:val="40"/>
-          <w:szCs w:val="40"/>
-        </w:rPr>
-      </w:pPr>
-    </w:p>
-    <w:p>
-      <w:pPr>
-        <w:rPr>
-          <w:rFonts w:ascii="Aptos" w:eastAsia="Aptos" w:hAnsi="Aptos" w:cs="Aptos"/>
-          <w:sz w:val="40"/>
-          <w:szCs w:val="40"/>
-        </w:rPr>
-      </w:pPr>
-    </w:p>
-    <w:p>
-      <w:pPr>
-        <w:rPr>
-          <w:b/>
-          <w:bCs/>
-          <w:sz w:val="40"/>
-          <w:szCs w:val="40"/>
-        </w:rPr>
-      </w:pPr>
-      <w:r>
-        <w:rPr>
-          <w:b/>
-          <w:bCs/>
-          <w:sz w:val="40"/>
-          <w:szCs w:val="40"/>
-        </w:rPr>
-        <w:t xml:space="preserve">Lab experiment - </w:t>
-      </w:r>
-      <w:r>
-        <w:rPr>
-          <w:b/>
-          <w:bCs/>
-          <w:sz w:val="40"/>
-          <w:szCs w:val="40"/>
-        </w:rPr>
-        <w:t>18</w:t>
-      </w:r>
-      <w:r>
-        <w:rPr>
-          <w:b/>
-          <w:bCs/>
-          <w:sz w:val="40"/>
-          <w:szCs w:val="40"/>
-        </w:rPr>
-        <w:t>.</w:t>
-      </w:r>
-      <w:r>
-        <w:t xml:space="preserve"> </w:t>
-      </w:r>
-      <w:r>
-        <w:rPr>
-          <w:b/>
-          <w:bCs/>
-          <w:sz w:val="40"/>
-          <w:szCs w:val="40"/>
-        </w:rPr>
-        <w:t>Implementation of Sensor Data Serialization and Deserialization using C++ Structures and Byte-Level Data Packing</w:t>
-      </w:r>
-    </w:p>
-    <w:p>
-      <w:pPr>
-        <w:rPr>
-          <w:rFonts w:ascii="Aptos" w:eastAsia="Aptos" w:hAnsi="Aptos" w:cs="Aptos"/>
-          <w:sz w:val="40"/>
-          <w:szCs w:val="40"/>
-        </w:rPr>
-      </w:pPr>
-      <w:r>
-        <w:rPr>
-          <w:rFonts w:ascii="Aptos" w:eastAsia="Aptos" w:hAnsi="Aptos" w:cs="Aptos"/>
-          <w:sz w:val="40"/>
-          <w:szCs w:val="40"/>
-        </w:rPr>
-        <w:lastRenderedPageBreak/>
-        <w:t xml:space="preserve">Implements </w:t>
-      </w:r>
-      <w:r>
-        <w:rPr>
-          <w:rFonts w:ascii="Aptos" w:eastAsia="Aptos" w:hAnsi="Aptos" w:cs="Aptos"/>
-          <w:b/>
-          <w:bCs/>
-          <w:sz w:val="40"/>
-          <w:szCs w:val="40"/>
-        </w:rPr>
-        <w:t>Data Serialization</w:t>
-      </w:r>
-      <w:r>
-        <w:rPr>
-          <w:rFonts w:ascii="Aptos" w:eastAsia="Aptos" w:hAnsi="Aptos" w:cs="Aptos"/>
-          <w:sz w:val="40"/>
-          <w:szCs w:val="40"/>
-        </w:rPr>
-        <w:t xml:space="preserve"> to pack sensor structures into raw bytes for efficient transmission between robot components.</w:t>
-      </w:r>
-    </w:p>
-    <w:p>
-      <w:pPr>
-        <w:rPr>
-          <w:b/>
-          <w:bCs/>
-          <w:sz w:val="40"/>
-          <w:szCs w:val="40"/>
-        </w:rPr>
-      </w:pPr>
-    </w:p>
-    <w:p>
-      <w:pPr>
-        <w:rPr>
-          <w:b/>
-          <w:bCs/>
-          <w:sz w:val="40"/>
-          <w:szCs w:val="40"/>
-        </w:rPr>
-      </w:pPr>
-    </w:p>
-    <w:p>
-      <w:pPr>
-        <w:rPr>
-          <w:rFonts w:ascii="Aptos" w:eastAsia="Aptos" w:hAnsi="Aptos" w:cs="Aptos"/>
-          <w:sz w:val="40"/>
-          <w:szCs w:val="40"/>
-        </w:rPr>
-      </w:pPr>
-      <w:r>
-        <w:rPr>
-          <w:b/>
-          <w:bCs/>
-          <w:sz w:val="40"/>
-          <w:szCs w:val="40"/>
-        </w:rPr>
-        <w:t xml:space="preserve">Lab experiment </w:t>
-      </w:r>
-      <w:r>
-        <w:rPr>
-          <w:b/>
-          <w:bCs/>
-          <w:sz w:val="40"/>
-          <w:szCs w:val="40"/>
-        </w:rPr>
-        <w:t>–</w:t>
-      </w:r>
-      <w:r>
-        <w:rPr>
-          <w:b/>
-          <w:bCs/>
-          <w:sz w:val="40"/>
-          <w:szCs w:val="40"/>
-        </w:rPr>
-        <w:t xml:space="preserve"> </w:t>
-      </w:r>
-      <w:r>
-        <w:rPr>
-          <w:b/>
-          <w:bCs/>
-          <w:sz w:val="40"/>
-          <w:szCs w:val="40"/>
-        </w:rPr>
-        <w:t>19.</w:t>
-      </w:r>
-      <w:r>
-        <w:t xml:space="preserve"> </w:t>
-      </w:r>
-      <w:r>
-        <w:rPr>
-          <w:b/>
-          <w:bCs/>
-          <w:sz w:val="40"/>
-          <w:szCs w:val="40"/>
-        </w:rPr>
-        <w:t>Development and Timing Enforcement of a Periodic Real-Time Control Loop for Simulated Robotic Operations</w:t>
-      </w:r>
-    </w:p>
-    <w:p>
-      <w:pPr>
-        <w:rPr>
-          <w:sz w:val="32"/>
-          <w:szCs w:val="32"/>
-        </w:rPr>
-      </w:pPr>
-      <w:r>
-        <w:rPr>
-          <w:sz w:val="32"/>
-          <w:szCs w:val="32"/>
-        </w:rPr>
-        <w:t xml:space="preserve">Develops a Periodic Control Loop using </w:t>
-      </w:r>
-      <w:proofErr w:type="spellStart"/>
-      <w:r>
-        <w:rPr>
-          <w:sz w:val="32"/>
-          <w:szCs w:val="32"/>
-        </w:rPr>
-        <w:t>sleep_until</w:t>
-      </w:r>
-      <w:proofErr w:type="spellEnd"/>
-      <w:r>
-        <w:rPr>
-          <w:sz w:val="32"/>
-          <w:szCs w:val="32"/>
-        </w:rPr>
-        <w:t xml:space="preserve"> to maintain a strict, steady frequency for stable motor movements.</w:t>
-      </w:r>
-    </w:p>
-    <w:p>
-      <w:pPr>
-        <w:rPr>
-          <w:b/>
-          <w:bCs/>
-          <w:sz w:val="40"/>
-          <w:szCs w:val="40"/>
-        </w:rPr>
-      </w:pPr>
-    </w:p>
-    <w:p>
-      <w:pPr>
-        <w:rPr>
-          <w:b/>
-          <w:bCs/>
-          <w:sz w:val="40"/>
-          <w:szCs w:val="40"/>
-        </w:rPr>
-      </w:pPr>
-    </w:p>
-    <w:p>
-      <w:pPr>
-        <w:rPr>
-          <w:rFonts w:ascii="Aptos" w:eastAsia="Aptos" w:hAnsi="Aptos" w:cs="Aptos"/>
-          <w:sz w:val="40"/>
-          <w:szCs w:val="40"/>
-        </w:rPr>
-      </w:pPr>
-      <w:r>
-        <w:rPr>
-          <w:b/>
-          <w:bCs/>
-          <w:sz w:val="40"/>
-          <w:szCs w:val="40"/>
-        </w:rPr>
-        <w:t xml:space="preserve">Lab experiment - </w:t>
-      </w:r>
-      <w:r>
-        <w:rPr>
-          <w:b/>
-          <w:bCs/>
-          <w:sz w:val="40"/>
-          <w:szCs w:val="40"/>
-        </w:rPr>
-        <w:t>20</w:t>
-      </w:r>
-      <w:r>
-        <w:rPr>
-          <w:b/>
-          <w:bCs/>
-          <w:sz w:val="40"/>
-          <w:szCs w:val="40"/>
-        </w:rPr>
-        <w:t>.</w:t>
-      </w:r>
-      <w:r>
-        <w:t xml:space="preserve"> </w:t>
-      </w:r>
-      <w:r>
-        <w:rPr>
-          <w:b/>
-          <w:bCs/>
-          <w:sz w:val="40"/>
-          <w:szCs w:val="40"/>
-        </w:rPr>
-        <w:t>Evaluation of Deadline Satisfaction, Jitter, and Safety Constraints in a Real-Time Robotic Control Loop through Timing Analysis Report</w:t>
-      </w:r>
-    </w:p>
-    <w:p>
-      <w:pPr>
-        <w:rPr>
-          <w:rFonts w:ascii="Aptos" w:eastAsia="Aptos" w:hAnsi="Aptos" w:cs="Aptos"/>
-          <w:color w:val="000000" w:themeColor="text1"/>
-          <w:sz w:val="32"/>
-          <w:szCs w:val="32"/>
-        </w:rPr>
-      </w:pPr>
-      <w:r>
-        <w:rPr>
-          <w:rFonts w:ascii="Aptos" w:eastAsia="Aptos" w:hAnsi="Aptos" w:cs="Aptos"/>
-          <w:color w:val="000000" w:themeColor="text1"/>
-          <w:sz w:val="32"/>
-          <w:szCs w:val="32"/>
-        </w:rPr>
-        <w:t xml:space="preserve">Evaluates Deadline Satisfaction by </w:t>
-      </w:r>
-      <w:proofErr w:type="spellStart"/>
-      <w:r>
-        <w:rPr>
-          <w:rFonts w:ascii="Aptos" w:eastAsia="Aptos" w:hAnsi="Aptos" w:cs="Aptos"/>
-          <w:color w:val="000000" w:themeColor="text1"/>
-          <w:sz w:val="32"/>
-          <w:szCs w:val="32"/>
-        </w:rPr>
-        <w:t>analyzing</w:t>
-      </w:r>
-      <w:proofErr w:type="spellEnd"/>
-      <w:r>
-        <w:rPr>
-          <w:rFonts w:ascii="Aptos" w:eastAsia="Aptos" w:hAnsi="Aptos" w:cs="Aptos"/>
-          <w:color w:val="000000" w:themeColor="text1"/>
-          <w:sz w:val="32"/>
-          <w:szCs w:val="32"/>
-        </w:rPr>
-        <w:t xml:space="preserve"> timing jitter, ensuring the system remains safe and responsive under load.</w:t>
-      </w:r>
-    </w:p>
-    <w:p>
-      <w:pPr>
-        <w:spacing w:before="240" w:after="240"/>
-        <w:rPr>
-          <w:rFonts w:ascii="Aptos" w:eastAsia="Aptos" w:hAnsi="Aptos" w:cs="Aptos"/>
-          <w:b/>
-          <w:bCs/>
-          <w:sz w:val="40"/>
-          <w:szCs w:val="40"/>
-          <w:u w:val="single"/>
-        </w:rPr>
-      </w:pPr>
-      <w:r>
-        <w:rPr>
-          <w:rFonts w:ascii="Aptos" w:eastAsia="Aptos" w:hAnsi="Aptos" w:cs="Aptos"/>
-          <w:b/>
-          <w:bCs/>
-          <w:sz w:val="40"/>
-          <w:szCs w:val="40"/>
-          <w:u w:val="single"/>
-        </w:rPr>
-        <w:br/>
-      </w:r>
-    </w:p>
-    <w:p>
-      <w:pPr>
-        <w:spacing w:before="240" w:after="240"/>
-        <w:rPr>
-          <w:rFonts w:ascii="Aptos" w:eastAsia="Aptos" w:hAnsi="Aptos" w:cs="Aptos"/>
-          <w:b/>
-          <w:bCs/>
-          <w:sz w:val="40"/>
-          <w:szCs w:val="40"/>
-          <w:u w:val="single"/>
-        </w:rPr>
-      </w:pPr>
-    </w:p>
-    <w:p>
-      <w:pPr>
-        <w:spacing w:before="240" w:after="240"/>
-        <w:rPr>
-          <w:rFonts w:ascii="Aptos" w:eastAsia="Aptos" w:hAnsi="Aptos" w:cs="Aptos"/>
-          <w:b/>
-          <w:bCs/>
-          <w:sz w:val="40"/>
-          <w:szCs w:val="40"/>
-          <w:u w:val="single"/>
-        </w:rPr>
-      </w:pPr>
-    </w:p>
-    <w:p>
-      <w:pPr>
-        <w:spacing w:before="240" w:after="240"/>
-        <w:rPr>
-          <w:rFonts w:ascii="Aptos" w:eastAsia="Aptos" w:hAnsi="Aptos" w:cs="Aptos"/>
-          <w:b/>
-          <w:bCs/>
-          <w:sz w:val="40"/>
-          <w:szCs w:val="40"/>
-          <w:u w:val="single"/>
-        </w:rPr>
-      </w:pPr>
-    </w:p>
-    <w:p>
-      <w:pPr>
-        <w:spacing w:before="240" w:after="240"/>
-        <w:rPr>
-          <w:rFonts w:ascii="Aptos" w:eastAsia="Aptos" w:hAnsi="Aptos" w:cs="Aptos"/>
-          <w:b/>
-          <w:bCs/>
-          <w:sz w:val="40"/>
-          <w:szCs w:val="40"/>
-          <w:u w:val="single"/>
-        </w:rPr>
-      </w:pPr>
-      <w:proofErr w:type="spellStart"/>
-      <w:r>
-        <w:rPr>
-          <w:rFonts w:ascii="Aptos" w:eastAsia="Aptos" w:hAnsi="Aptos" w:cs="Aptos"/>
-          <w:b/>
-          <w:bCs/>
-          <w:sz w:val="40"/>
-          <w:szCs w:val="40"/>
-          <w:u w:val="single"/>
-        </w:rPr>
-        <w:lastRenderedPageBreak/>
-        <w:t>Github</w:t>
-      </w:r>
-      <w:proofErr w:type="spellEnd"/>
-      <w:r>
-        <w:rPr>
-          <w:rFonts w:ascii="Aptos" w:eastAsia="Aptos" w:hAnsi="Aptos" w:cs="Aptos"/>
-          <w:b/>
-          <w:bCs/>
-          <w:sz w:val="40"/>
-          <w:szCs w:val="40"/>
-          <w:u w:val="single"/>
-        </w:rPr>
-        <w:t xml:space="preserve"> </w:t>
-      </w:r>
-      <w:proofErr w:type="gramStart"/>
-      <w:r>
-        <w:rPr>
-          <w:rFonts w:ascii="Aptos" w:eastAsia="Aptos" w:hAnsi="Aptos" w:cs="Aptos"/>
           <w:b/>
           <w:bCs/>
           <w:sz w:val="40"/>
@@ -4989,10 +4749,8 @@
         </w:rPr>
         <w:t>link :</w:t>
       </w:r>
-      <w:proofErr w:type="gramEnd"/>
-      <w:r>
-        <w:rPr>
-          <w:rFonts w:ascii="Aptos" w:eastAsia="Aptos" w:hAnsi="Aptos" w:cs="Aptos"/>
+      <w:r>
+        <w:rPr>
           <w:b/>
           <w:bCs/>
           <w:sz w:val="40"/>
@@ -5001,41 +4759,23 @@
         </w:rPr>
         <w:t xml:space="preserve">- </w:t>
       </w:r>
-      <w:r>
-        <w:rPr>
-          <w:rFonts w:ascii="Aptos" w:eastAsia="Aptos" w:hAnsi="Aptos" w:cs="Aptos"/>
-          <w:b/>
-          <w:bCs/>
-          <w:sz w:val="40"/>
-          <w:szCs w:val="40"/>
-          <w:u w:val="single"/>
-        </w:rPr>
-        <w:t>https://github.com/ajiteshgusain/C---</w:t>
-      </w:r>
-      <w:proofErr w:type="spellStart"/>
-      <w:r>
-        <w:rPr>
-          <w:rFonts w:ascii="Aptos" w:eastAsia="Aptos" w:hAnsi="Aptos" w:cs="Aptos"/>
-          <w:b/>
-          <w:bCs/>
-          <w:sz w:val="40"/>
-          <w:szCs w:val="40"/>
-          <w:u w:val="single"/>
-        </w:rPr>
-        <w:t>Assignement</w:t>
-      </w:r>
-      <w:proofErr w:type="spellEnd"/>
-      <w:r>
-        <w:rPr>
-          <w:rFonts w:ascii="Aptos" w:eastAsia="Aptos" w:hAnsi="Aptos" w:cs="Aptos"/>
-          <w:b/>
-          <w:bCs/>
-          <w:sz w:val="40"/>
-          <w:szCs w:val="40"/>
-          <w:u w:val="single"/>
-        </w:rPr>
-        <w:t xml:space="preserve"> </w:t>
-      </w:r>
+      <w:hyperlink w:history="1" r:id="rId38">
+        <w:r>
+          <w:rPr>
+            <w:b/>
+            <w:sz w:val="40"/>
+            <w:rStyle w:val="Hyperlink"/>
+            <w:kern w:val="2"/>
+            <w:szCs w:val="40"/>
+            <w:lang w:val="en-IN" w:eastAsia="en-US" w:bidi="ar-SA"/>
+            <w14:ligatures w14:val="standardContextual"/>
+            <w:bCs/>
+            <w:rFonts w:ascii="Aptos" w:hAnsi="Aptos" w:eastAsia="Aptos" w:cs="Aptos"/>
+            <w:u w:val="single"/>
+          </w:rPr>
+          <w:t>https://github.com/ajiteshgusain/C_Plus_Plus_Assignement</w:t>
+        </w:r>
+      </w:hyperlink>
     </w:p>
     <w:sectPr>
       <w:pgSz w:w="11906" w:h="16838"/>
@@ -6085,6 +5825,17 @@
       <w:spacing w:val="5"/>
     </w:rPr>
   </w:style>
+  <w:style w:styleId="Hyperlink" w:type="character">
+    <w:name w:val="Hyperlink"/>
+    <w:basedOn w:val="DefaultParagraphFont"/>
+    <w:uiPriority w:val="99"/>
+    <w:unhideWhenUsed/>
+    <w:rsid w:val="00D87CC4"/>
+    <w:rPr>
+      <w:color w:themeColor="hyperlink" w:val="467886"/>
+      <w:u w:val="single"/>
+    </w:rPr>
+  </w:style>
 </w:styles>
 </file>
 

--- a/lab/PROPOSED LAB EXPERIMENTS/PROPOSED LAB EXPERIMENTS.docx
+++ b/lab/PROPOSED LAB EXPERIMENTS/PROPOSED LAB EXPERIMENTS.docx
@@ -1,9 +1,12 @@
 
 <file path=word/document.xml><?xml version="1.0" encoding="utf-8"?>
-<w:document xmlns:wpc="http://schemas.microsoft.com/office/word/2010/wordprocessingCanvas" xmlns:cx="http://schemas.microsoft.com/office/drawing/2014/chartex" xmlns:cx1="http://schemas.microsoft.com/office/drawing/2015/9/8/chartex" xmlns:cx2="http://schemas.microsoft.com/office/drawing/2015/10/21/chartex" xmlns:cx3="http://schemas.microsoft.com/office/drawing/2016/5/9/chartex" xmlns:cx4="http://schemas.microsoft.com/office/drawing/2016/5/10/chartex" xmlns:cx5="http://schemas.microsoft.com/office/drawing/2016/5/11/chartex" xmlns:cx6="http://schemas.microsoft.com/office/drawing/2016/5/12/chartex" xmlns:cx7="http://schemas.microsoft.com/office/drawing/2016/5/13/chartex" xmlns:cx8="http://schemas.microsoft.com/office/drawing/2016/5/14/chartex" xmlns:mc="http://schemas.openxmlformats.org/markup-compatibility/2006" xmlns:aink="http://schemas.microsoft.com/office/drawing/2016/ink" xmlns:am3d="http://schemas.microsoft.com/office/drawing/2017/model3d" xmlns:o="urn:schemas-microsoft-com:office:office" xmlns:oel="http://schemas.microsoft.com/office/2019/extlst" xmlns:r="http://schemas.openxmlformats.org/officeDocument/2006/relationships" xmlns:m="http://schemas.openxmlformats.org/officeDocument/2006/math" xmlns:v="urn:schemas-microsoft-com:vml" xmlns:wp14="http://schemas.microsoft.com/office/word/2010/wordprocessingDrawing" xmlns:wp="http://schemas.openxmlformats.org/drawingml/2006/wordprocessingDrawing" xmlns:a="http://schemas.openxmlformats.org/drawingml/2006/main" xmlns:pic="http://schemas.openxmlformats.org/drawingml/2006/picture" xmlns:c="http://schemas.openxmlformats.org/drawingml/2006/chart" xmlns:dgm="http://schemas.openxmlformats.org/drawingml/2006/diagram" xmlns:lc="http://schemas.openxmlformats.org/drawingml/2006/lockedCanvas" xmlns:w10="urn:schemas-microsoft-com:office:word" xmlns:w="http://schemas.openxmlformats.org/wordprocessingml/2006/main" xmlns:w14="http://schemas.microsoft.com/office/word/2010/wordml" xmlns:w15="http://schemas.microsoft.com/office/word/2012/wordml" xmlns:w16cex="http://schemas.microsoft.com/office/word/2018/wordml/cex" xmlns:w16cid="http://schemas.microsoft.com/office/word/2016/wordml/cid" xmlns:w16="http://schemas.microsoft.com/office/word/2018/wordml" xmlns:w16du="http://schemas.microsoft.com/office/word/2023/wordml/word16du" xmlns:w16sdtdh="http://schemas.microsoft.com/office/word/2020/wordml/sdtdatahash" xmlns:w16sdtfl="http://schemas.microsoft.com/office/word/2024/wordml/sdtformatlock" xmlns:w16se="http://schemas.microsoft.com/office/word/2015/wordml/symex" xmlns:wpg="http://schemas.microsoft.com/office/word/2010/wordprocessingGroup" xmlns:wpi="http://schemas.microsoft.com/office/word/2010/wordprocessingInk" xmlns:wne="http://schemas.microsoft.com/office/word/2006/wordml" xmlns:wps="http://schemas.microsoft.com/office/word/2010/wordprocessingShape" mc:Ignorable="w14 w15 w16se w16cid w16 w16cex w16sdtdh w16sdtfl w16du wp14">
+<w:document xmlns:wpc="http://schemas.microsoft.com/office/word/2010/wordprocessingCanvas" xmlns:cx="http://schemas.microsoft.com/office/drawing/2014/chartex" xmlns:cx1="http://schemas.microsoft.com/office/drawing/2015/9/8/chartex" xmlns:cx2="http://schemas.microsoft.com/office/drawing/2015/10/21/chartex" xmlns:cx3="http://schemas.microsoft.com/office/drawing/2016/5/9/chartex" xmlns:cx4="http://schemas.microsoft.com/office/drawing/2016/5/10/chartex" xmlns:cx5="http://schemas.microsoft.com/office/drawing/2016/5/11/chartex" xmlns:cx6="http://schemas.microsoft.com/office/drawing/2016/5/12/chartex" xmlns:cx7="http://schemas.microsoft.com/office/drawing/2016/5/13/chartex" xmlns:cx8="http://schemas.microsoft.com/office/drawing/2016/5/14/chartex" xmlns:mc="http://schemas.openxmlformats.org/markup-compatibility/2006" xmlns:aink="http://schemas.microsoft.com/office/drawing/2016/ink" xmlns:am3d="http://schemas.microsoft.com/office/drawing/2017/model3d" xmlns:o="urn:schemas-microsoft-com:office:office" xmlns:oel="http://schemas.microsoft.com/office/2019/extlst" xmlns:r="http://schemas.openxmlformats.org/officeDocument/2006/relationships" xmlns:m="http://schemas.openxmlformats.org/officeDocument/2006/math" xmlns:v="urn:schemas-microsoft-com:vml" xmlns:wp14="http://schemas.microsoft.com/office/word/2010/wordprocessingDrawing" xmlns:wp="http://schemas.openxmlformats.org/drawingml/2006/wordprocessingDrawing" xmlns:w10="urn:schemas-microsoft-com:office:word" xmlns:w="http://schemas.openxmlformats.org/wordprocessingml/2006/main" xmlns:w14="http://schemas.microsoft.com/office/word/2010/wordml" xmlns:w15="http://schemas.microsoft.com/office/word/2012/wordml" xmlns:w16cex="http://schemas.microsoft.com/office/word/2018/wordml/cex" xmlns:w16cid="http://schemas.microsoft.com/office/word/2016/wordml/cid" xmlns:w16="http://schemas.microsoft.com/office/word/2018/wordml" xmlns:w16du="http://schemas.microsoft.com/office/word/2023/wordml/word16du" xmlns:w16sdtdh="http://schemas.microsoft.com/office/word/2020/wordml/sdtdatahash" xmlns:w16sdtfl="http://schemas.microsoft.com/office/word/2024/wordml/sdtformatlock" xmlns:w16se="http://schemas.microsoft.com/office/word/2015/wordml/symex" xmlns:wpg="http://schemas.microsoft.com/office/word/2010/wordprocessingGroup" xmlns:wpi="http://schemas.microsoft.com/office/word/2010/wordprocessingInk" xmlns:wne="http://schemas.microsoft.com/office/word/2006/wordml" xmlns:wps="http://schemas.microsoft.com/office/word/2010/wordprocessingShape" mc:Ignorable="w14 w15 w16se w16cid w16 w16cex w16sdtdh w16sdtfl w16du wp14">
   <w:body>
     <w:p>
       <w:r>
+        <w:rPr>
+          <w:noProof/>
+        </w:rPr>
         <w:drawing>
           <wp:inline distT="0" distB="0" distL="0" distR="0" wp14:anchorId="0067DC09" wp14:editId="09E11C8C">
             <wp:extent cx="5734050" cy="1123950"/>
@@ -26,7 +29,7 @@
                     <pic:cNvPicPr/>
                   </pic:nvPicPr>
                   <pic:blipFill>
-                    <a:blip r:embed="rId5"/>
+                    <a:blip r:embed="rId7"/>
                     <a:stretch>
                       <a:fillRect/>
                     </a:stretch>
@@ -54,18 +57,66 @@
           <w:bCs/>
           <w:sz w:val="40"/>
           <w:szCs w:val="40"/>
+        </w:rPr>
+      </w:pPr>
+      <w:r>
+        <w:rPr>
+          <w:b/>
+          <w:bCs/>
+          <w:sz w:val="40"/>
+          <w:szCs w:val="40"/>
+        </w:rPr>
+        <w:t>FOUNDATIONAL C++ FOR ROBOTICS LAB</w:t>
+      </w:r>
+    </w:p>
+    <w:p>
+      <w:pPr>
+        <w:rPr>
+          <w:b/>
+          <w:bCs/>
+          <w:sz w:val="56"/>
+          <w:szCs w:val="56"/>
+        </w:rPr>
+      </w:pPr>
+      <w:r>
+        <w:rPr>
+          <w:b/>
+          <w:bCs/>
+          <w:sz w:val="56"/>
+          <w:szCs w:val="56"/>
+        </w:rPr>
+        <w:t>School of Engineering and Technology</w:t>
+      </w:r>
+    </w:p>
+    <w:p>
+      <w:pPr>
+        <w:rPr>
+          <w:b/>
+          <w:bCs/>
+          <w:sz w:val="56"/>
+          <w:szCs w:val="56"/>
+        </w:rPr>
+      </w:pPr>
+      <w:r>
+        <w:rPr>
+          <w:b/>
+          <w:bCs/>
+          <w:sz w:val="56"/>
+          <w:szCs w:val="56"/>
+        </w:rPr>
+        <w:t>Lab File</w:t>
+      </w:r>
+    </w:p>
+    <w:p>
+      <w:pPr>
+        <w:rPr>
+          <w:b/>
+          <w:bCs/>
+          <w:sz w:val="40"/>
+          <w:szCs w:val="40"/>
           <w:u w:val="single"/>
         </w:rPr>
       </w:pPr>
-      <w:r>
-        <w:rPr>
-          <w:b/>
-          <w:bCs/>
-          <w:sz w:val="40"/>
-          <w:szCs w:val="40"/>
-        </w:rPr>
-        <w:t>FOUNDATIONAL C++ FOR ROBOTICS LAB</w:t>
-      </w:r>
     </w:p>
     <w:p>
       <w:pPr>
@@ -275,14 +326,52 @@
           <w:sz w:val="40"/>
           <w:szCs w:val="40"/>
         </w:rPr>
-        <w:t xml:space="preserve">: </w:t>
-      </w:r>
-      <w:r>
-        <w:rPr>
-          <w:sz w:val="40"/>
-          <w:szCs w:val="40"/>
-        </w:rPr>
-        <w:t>Cse</w:t>
+        <w:t xml:space="preserve">: Cse </w:t>
+      </w:r>
+      <w:r>
+        <w:rPr>
+          <w:sz w:val="40"/>
+          <w:szCs w:val="40"/>
+        </w:rPr>
+        <w:t>(</w:t>
+      </w:r>
+      <w:r>
+        <w:rPr>
+          <w:sz w:val="40"/>
+          <w:szCs w:val="40"/>
+        </w:rPr>
+        <w:t>Robotics and AI</w:t>
+      </w:r>
+      <w:r>
+        <w:rPr>
+          <w:sz w:val="40"/>
+          <w:szCs w:val="40"/>
+        </w:rPr>
+        <w:t>)</w:t>
+      </w:r>
+    </w:p>
+    <w:p>
+      <w:pPr>
+        <w:rPr>
+          <w:sz w:val="40"/>
+          <w:szCs w:val="40"/>
+        </w:rPr>
+      </w:pPr>
+      <w:r>
+        <w:rPr>
+          <w:b/>
+          <w:bCs/>
+          <w:sz w:val="40"/>
+          <w:szCs w:val="40"/>
+        </w:rPr>
+        <w:t>Student Name</w:t>
+      </w:r>
+      <w:r>
+        <w:rPr>
+          <w:sz w:val="40"/>
+          <w:szCs w:val="40"/>
+        </w:rPr>
+        <w:t>:</w:t>
       </w:r>
       <w:r>
         <w:rPr>
@@ -296,47 +385,62 @@
           <w:sz w:val="40"/>
           <w:szCs w:val="40"/>
         </w:rPr>
-        <w:t>(</w:t>
-      </w:r>
-      <w:r>
-        <w:rPr>
-          <w:sz w:val="40"/>
-          <w:szCs w:val="40"/>
-        </w:rPr>
-        <w:t>Robotics and AI</w:t>
-      </w:r>
-      <w:r>
-        <w:rPr>
-          <w:sz w:val="40"/>
-          <w:szCs w:val="40"/>
-        </w:rPr>
-        <w:t>)</w:t>
-      </w:r>
-    </w:p>
-    <w:p>
-      <w:pPr>
-        <w:rPr>
-          <w:sz w:val="40"/>
-          <w:szCs w:val="40"/>
-        </w:rPr>
-      </w:pPr>
-      <w:r>
-        <w:rPr>
-          <w:b/>
-          <w:bCs/>
-          <w:sz w:val="40"/>
-          <w:szCs w:val="40"/>
-        </w:rPr>
-        <w:t xml:space="preserve">Student </w:t>
-      </w:r>
-      <w:r>
-        <w:rPr>
-          <w:b/>
-          <w:bCs/>
-          <w:sz w:val="40"/>
-          <w:szCs w:val="40"/>
-        </w:rPr>
-        <w:t>Name</w:t>
+        <w:t>Ajitesh</w:t>
+      </w:r>
+      <w:r>
+        <w:rPr>
+          <w:sz w:val="40"/>
+          <w:szCs w:val="40"/>
+        </w:rPr>
+        <w:t xml:space="preserve"> Singh Gusain</w:t>
+      </w:r>
+    </w:p>
+    <w:p>
+      <w:pPr>
+        <w:rPr>
+          <w:sz w:val="40"/>
+          <w:szCs w:val="40"/>
+        </w:rPr>
+      </w:pPr>
+      <w:r>
+        <w:rPr>
+          <w:b/>
+          <w:bCs/>
+          <w:sz w:val="40"/>
+          <w:szCs w:val="40"/>
+        </w:rPr>
+        <w:t>Roll No</w:t>
+      </w:r>
+      <w:r>
+        <w:rPr>
+          <w:sz w:val="40"/>
+          <w:szCs w:val="40"/>
+        </w:rPr>
+        <w:t xml:space="preserve">.: </w:t>
+      </w:r>
+      <w:r>
+        <w:rPr>
+          <w:sz w:val="40"/>
+          <w:szCs w:val="40"/>
+        </w:rPr>
+        <w:t>2501630014</w:t>
+      </w:r>
+    </w:p>
+    <w:p>
+      <w:pPr>
+        <w:rPr>
+          <w:sz w:val="40"/>
+          <w:szCs w:val="40"/>
+        </w:rPr>
+      </w:pPr>
+      <w:r>
+        <w:rPr>
+          <w:b/>
+          <w:bCs/>
+          <w:sz w:val="40"/>
+          <w:szCs w:val="40"/>
+        </w:rPr>
+        <w:t>Faculty Name</w:t>
       </w:r>
       <w:r>
         <w:rPr>
@@ -357,71 +461,822 @@
           <w:sz w:val="40"/>
           <w:szCs w:val="40"/>
         </w:rPr>
-        <w:t>Ajitesh</w:t>
-      </w:r>
-      <w:r>
-        <w:rPr>
-          <w:sz w:val="40"/>
-          <w:szCs w:val="40"/>
-        </w:rPr>
-        <w:t xml:space="preserve"> Singh Gusain</w:t>
-      </w:r>
-    </w:p>
-    <w:p>
-      <w:pPr>
-        <w:rPr>
-          <w:sz w:val="40"/>
-          <w:szCs w:val="40"/>
-        </w:rPr>
-      </w:pPr>
-      <w:r>
-        <w:rPr>
-          <w:b/>
-          <w:bCs/>
-          <w:sz w:val="40"/>
-          <w:szCs w:val="40"/>
-        </w:rPr>
-        <w:t>Roll No</w:t>
-      </w:r>
-      <w:r>
-        <w:rPr>
-          <w:sz w:val="40"/>
-          <w:szCs w:val="40"/>
-        </w:rPr>
-        <w:t xml:space="preserve">.: </w:t>
-      </w:r>
-      <w:r>
-        <w:rPr>
-          <w:sz w:val="40"/>
-          <w:szCs w:val="40"/>
-        </w:rPr>
-        <w:t>2501630014</w:t>
-      </w:r>
-    </w:p>
-    <w:p>
-      <w:pPr>
-        <w:rPr>
-          <w:sz w:val="40"/>
-          <w:szCs w:val="40"/>
-        </w:rPr>
-      </w:pPr>
-      <w:r>
-        <w:rPr>
-          <w:b/>
-          <w:bCs/>
-          <w:sz w:val="40"/>
-          <w:szCs w:val="40"/>
-        </w:rPr>
-        <w:t xml:space="preserve">Faculty </w:t>
-      </w:r>
-      <w:r>
-        <w:rPr>
-          <w:b/>
-          <w:bCs/>
-          <w:sz w:val="40"/>
-          <w:szCs w:val="40"/>
-        </w:rPr>
-        <w:t>Name</w:t>
+        <w:t>Himanshu</w:t>
+      </w:r>
+      <w:r>
+        <w:rPr>
+          <w:sz w:val="40"/>
+          <w:szCs w:val="40"/>
+        </w:rPr>
+        <w:t xml:space="preserve"> Kaushik </w:t>
+      </w:r>
+    </w:p>
+    <w:p>
+      <w:pPr>
+        <w:rPr>
+          <w:b/>
+          <w:bCs/>
+          <w:sz w:val="36"/>
+          <w:szCs w:val="36"/>
+        </w:rPr>
+      </w:pPr>
+      <w:r>
+        <w:rPr>
+          <w:b/>
+          <w:bCs/>
+          <w:sz w:val="36"/>
+          <w:szCs w:val="36"/>
+        </w:rPr>
+        <w:t>(2025–2026)</w:t>
+      </w:r>
+    </w:p>
+    <w:p>
+      <w:pPr>
+        <w:rPr>
+          <w:sz w:val="40"/>
+          <w:szCs w:val="40"/>
+        </w:rPr>
+      </w:pPr>
+    </w:p>
+    <w:p>
+      <w:pPr>
+        <w:rPr>
+          <w:sz w:val="40"/>
+          <w:szCs w:val="40"/>
+        </w:rPr>
+      </w:pPr>
+    </w:p>
+    <w:p>
+      <w:pPr>
+        <w:rPr>
+          <w:sz w:val="40"/>
+          <w:szCs w:val="40"/>
+        </w:rPr>
+      </w:pPr>
+    </w:p>
+    <w:p>
+      <w:pPr>
+        <w:rPr>
+          <w:b/>
+          <w:bCs/>
+          <w:sz w:val="32"/>
+          <w:szCs w:val="32"/>
+        </w:rPr>
+      </w:pPr>
+      <w:r>
+        <w:rPr>
+          <w:b/>
+          <w:bCs/>
+          <w:sz w:val="32"/>
+          <w:szCs w:val="32"/>
+        </w:rPr>
+        <w:lastRenderedPageBreak/>
+        <w:t>Table of Contents</w:t>
+      </w:r>
+    </w:p>
+    <w:tbl>
+      <w:tblPr>
+        <w:tblW w:w="9426" w:type="dxa"/>
+        <w:tblInd w:w="-168" w:type="dxa"/>
+        <w:tblBorders>
+          <w:top w:val="single" w:sz="4" w:space="0" w:color="auto"/>
+          <w:left w:val="single" w:sz="4" w:space="0" w:color="auto"/>
+          <w:bottom w:val="single" w:sz="4" w:space="0" w:color="auto"/>
+          <w:right w:val="single" w:sz="4" w:space="0" w:color="auto"/>
+          <w:insideH w:val="single" w:sz="4" w:space="0" w:color="auto"/>
+          <w:insideV w:val="single" w:sz="4" w:space="0" w:color="auto"/>
+        </w:tblBorders>
+        <w:tblLayout w:type="fixed"/>
+        <w:tblLook w:val="0000" w:firstRow="0" w:lastRow="0" w:firstColumn="0" w:lastColumn="0" w:noHBand="0" w:noVBand="0"/>
+      </w:tblPr>
+      <w:tblGrid>
+        <w:gridCol w:w="7109"/>
+        <w:gridCol w:w="2317"/>
+      </w:tblGrid>
+      <w:tr>
+        <w:trPr>
+          <w:trHeight w:val="154"/>
+        </w:trPr>
+        <w:tc>
+          <w:tcPr>
+            <w:tcW w:w="7109" w:type="dxa"/>
+          </w:tcPr>
+          <w:p>
+            <w:pPr>
+              <w:rPr>
+                <w:sz w:val="24"/>
+                <w:szCs w:val="24"/>
+              </w:rPr>
+            </w:pPr>
+            <w:r>
+              <w:rPr>
+                <w:sz w:val="24"/>
+                <w:szCs w:val="24"/>
+              </w:rPr>
+              <w:t>ASSIGNMENTS</w:t>
+            </w:r>
+          </w:p>
+        </w:tc>
+        <w:tc>
+          <w:tcPr>
+            <w:tcW w:w="2317" w:type="dxa"/>
+          </w:tcPr>
+          <w:p>
+            <w:pPr>
+              <w:rPr>
+                <w:sz w:val="24"/>
+                <w:szCs w:val="24"/>
+              </w:rPr>
+            </w:pPr>
+            <w:r>
+              <w:rPr>
+                <w:sz w:val="24"/>
+                <w:szCs w:val="24"/>
+              </w:rPr>
+              <w:t>Page No.</w:t>
+            </w:r>
+          </w:p>
+        </w:tc>
+      </w:tr>
+      <w:tr>
+        <w:trPr>
+          <w:trHeight w:val="154"/>
+        </w:trPr>
+        <w:tc>
+          <w:tcPr>
+            <w:tcW w:w="7109" w:type="dxa"/>
+          </w:tcPr>
+          <w:p>
+            <w:pPr>
+              <w:rPr>
+                <w:sz w:val="24"/>
+                <w:szCs w:val="24"/>
+              </w:rPr>
+            </w:pPr>
+            <w:r>
+              <w:rPr>
+                <w:sz w:val="24"/>
+                <w:szCs w:val="24"/>
+              </w:rPr>
+              <w:t>La</w:t>
+            </w:r>
+            <w:r>
+              <w:rPr>
+                <w:sz w:val="24"/>
+                <w:szCs w:val="24"/>
+              </w:rPr>
+              <w:t>b Experiment</w:t>
+            </w:r>
+            <w:r>
+              <w:rPr>
+                <w:sz w:val="24"/>
+                <w:szCs w:val="24"/>
+              </w:rPr>
+              <w:t xml:space="preserve"> 1</w:t>
+            </w:r>
+          </w:p>
+        </w:tc>
+        <w:tc>
+          <w:tcPr>
+            <w:tcW w:w="2317" w:type="dxa"/>
+          </w:tcPr>
+          <w:p>
+            <w:pPr>
+              <w:rPr>
+                <w:sz w:val="24"/>
+                <w:szCs w:val="24"/>
+              </w:rPr>
+            </w:pPr>
+            <w:r>
+              <w:rPr>
+                <w:sz w:val="24"/>
+                <w:szCs w:val="24"/>
+              </w:rPr>
+              <w:t>4</w:t>
+            </w:r>
+          </w:p>
+        </w:tc>
+      </w:tr>
+      <w:tr>
+        <w:trPr>
+          <w:trHeight w:val="154"/>
+        </w:trPr>
+        <w:tc>
+          <w:tcPr>
+            <w:tcW w:w="7109" w:type="dxa"/>
+          </w:tcPr>
+          <w:p>
+            <w:pPr>
+              <w:rPr>
+                <w:sz w:val="24"/>
+                <w:szCs w:val="24"/>
+              </w:rPr>
+            </w:pPr>
+            <w:r>
+              <w:rPr>
+                <w:sz w:val="24"/>
+                <w:szCs w:val="24"/>
+              </w:rPr>
+              <w:t>Lab Experimen</w:t>
+            </w:r>
+            <w:r>
+              <w:rPr>
+                <w:sz w:val="24"/>
+                <w:szCs w:val="24"/>
+              </w:rPr>
+              <w:t xml:space="preserve">t </w:t>
+            </w:r>
+            <w:r>
+              <w:rPr>
+                <w:sz w:val="24"/>
+                <w:szCs w:val="24"/>
+              </w:rPr>
+              <w:t xml:space="preserve">2 </w:t>
+            </w:r>
+          </w:p>
+        </w:tc>
+        <w:tc>
+          <w:tcPr>
+            <w:tcW w:w="2317" w:type="dxa"/>
+          </w:tcPr>
+          <w:p>
+            <w:pPr>
+              <w:rPr>
+                <w:sz w:val="24"/>
+                <w:szCs w:val="24"/>
+              </w:rPr>
+            </w:pPr>
+            <w:r>
+              <w:rPr>
+                <w:sz w:val="24"/>
+                <w:szCs w:val="24"/>
+              </w:rPr>
+              <w:t>14</w:t>
+            </w:r>
+          </w:p>
+        </w:tc>
+      </w:tr>
+      <w:tr>
+        <w:trPr>
+          <w:trHeight w:val="154"/>
+        </w:trPr>
+        <w:tc>
+          <w:tcPr>
+            <w:tcW w:w="7109" w:type="dxa"/>
+          </w:tcPr>
+          <w:p>
+            <w:pPr>
+              <w:rPr>
+                <w:sz w:val="24"/>
+                <w:szCs w:val="24"/>
+              </w:rPr>
+            </w:pPr>
+            <w:r>
+              <w:rPr>
+                <w:sz w:val="24"/>
+                <w:szCs w:val="24"/>
+              </w:rPr>
+              <w:t>Lab Experiment</w:t>
+            </w:r>
+            <w:r>
+              <w:rPr>
+                <w:sz w:val="24"/>
+                <w:szCs w:val="24"/>
+              </w:rPr>
+              <w:t xml:space="preserve"> 3 </w:t>
+            </w:r>
+          </w:p>
+        </w:tc>
+        <w:tc>
+          <w:tcPr>
+            <w:tcW w:w="2317" w:type="dxa"/>
+          </w:tcPr>
+          <w:p>
+            <w:pPr>
+              <w:rPr>
+                <w:sz w:val="24"/>
+                <w:szCs w:val="24"/>
+              </w:rPr>
+            </w:pPr>
+            <w:r>
+              <w:rPr>
+                <w:sz w:val="24"/>
+                <w:szCs w:val="24"/>
+              </w:rPr>
+              <w:t>23</w:t>
+            </w:r>
+          </w:p>
+        </w:tc>
+      </w:tr>
+      <w:tr>
+        <w:trPr>
+          <w:trHeight w:val="58"/>
+        </w:trPr>
+        <w:tc>
+          <w:tcPr>
+            <w:tcW w:w="7109" w:type="dxa"/>
+          </w:tcPr>
+          <w:p>
+            <w:pPr>
+              <w:rPr>
+                <w:sz w:val="24"/>
+                <w:szCs w:val="24"/>
+              </w:rPr>
+            </w:pPr>
+            <w:r>
+              <w:rPr>
+                <w:sz w:val="24"/>
+                <w:szCs w:val="24"/>
+              </w:rPr>
+              <w:t>Lab Experiment</w:t>
+            </w:r>
+            <w:r>
+              <w:rPr>
+                <w:sz w:val="24"/>
+                <w:szCs w:val="24"/>
+              </w:rPr>
+              <w:t xml:space="preserve"> 4 </w:t>
+            </w:r>
+          </w:p>
+        </w:tc>
+        <w:tc>
+          <w:tcPr>
+            <w:tcW w:w="2317" w:type="dxa"/>
+          </w:tcPr>
+          <w:p>
+            <w:pPr>
+              <w:rPr>
+                <w:sz w:val="24"/>
+                <w:szCs w:val="24"/>
+              </w:rPr>
+            </w:pPr>
+            <w:r>
+              <w:rPr>
+                <w:sz w:val="24"/>
+                <w:szCs w:val="24"/>
+              </w:rPr>
+              <w:t>32</w:t>
+            </w:r>
+          </w:p>
+        </w:tc>
+      </w:tr>
+      <w:tr>
+        <w:trPr>
+          <w:trHeight w:val="154"/>
+        </w:trPr>
+        <w:tc>
+          <w:tcPr>
+            <w:tcW w:w="7109" w:type="dxa"/>
+          </w:tcPr>
+          <w:p>
+            <w:pPr>
+              <w:rPr>
+                <w:sz w:val="24"/>
+                <w:szCs w:val="24"/>
+              </w:rPr>
+            </w:pPr>
+            <w:r>
+              <w:rPr>
+                <w:sz w:val="24"/>
+                <w:szCs w:val="24"/>
+              </w:rPr>
+              <w:t>Lab Experiment</w:t>
+            </w:r>
+            <w:r>
+              <w:rPr>
+                <w:sz w:val="24"/>
+                <w:szCs w:val="24"/>
+              </w:rPr>
+              <w:t xml:space="preserve"> 5 </w:t>
+            </w:r>
+          </w:p>
+        </w:tc>
+        <w:tc>
+          <w:tcPr>
+            <w:tcW w:w="2317" w:type="dxa"/>
+          </w:tcPr>
+          <w:p>
+            <w:pPr>
+              <w:rPr>
+                <w:sz w:val="24"/>
+                <w:szCs w:val="24"/>
+              </w:rPr>
+            </w:pPr>
+            <w:r>
+              <w:rPr>
+                <w:sz w:val="24"/>
+                <w:szCs w:val="24"/>
+              </w:rPr>
+              <w:t>38</w:t>
+            </w:r>
+          </w:p>
+        </w:tc>
+      </w:tr>
+      <w:tr>
+        <w:trPr>
+          <w:trHeight w:val="154"/>
+        </w:trPr>
+        <w:tc>
+          <w:tcPr>
+            <w:tcW w:w="7109" w:type="dxa"/>
+          </w:tcPr>
+          <w:p>
+            <w:pPr>
+              <w:rPr>
+                <w:sz w:val="24"/>
+                <w:szCs w:val="24"/>
+              </w:rPr>
+            </w:pPr>
+          </w:p>
+        </w:tc>
+        <w:tc>
+          <w:tcPr>
+            <w:tcW w:w="2317" w:type="dxa"/>
+          </w:tcPr>
+          <w:p>
+            <w:pPr>
+              <w:rPr>
+                <w:sz w:val="24"/>
+                <w:szCs w:val="24"/>
+              </w:rPr>
+            </w:pPr>
+          </w:p>
+        </w:tc>
+      </w:tr>
+      <w:tr>
+        <w:trPr>
+          <w:trHeight w:val="154"/>
+        </w:trPr>
+        <w:tc>
+          <w:tcPr>
+            <w:tcW w:w="7109" w:type="dxa"/>
+          </w:tcPr>
+          <w:p>
+            <w:pPr>
+              <w:rPr>
+                <w:sz w:val="24"/>
+                <w:szCs w:val="24"/>
+              </w:rPr>
+            </w:pPr>
+          </w:p>
+        </w:tc>
+        <w:tc>
+          <w:tcPr>
+            <w:tcW w:w="2317" w:type="dxa"/>
+          </w:tcPr>
+          <w:p>
+            <w:pPr>
+              <w:rPr>
+                <w:sz w:val="24"/>
+                <w:szCs w:val="24"/>
+              </w:rPr>
+            </w:pPr>
+          </w:p>
+        </w:tc>
+      </w:tr>
+      <w:tr>
+        <w:trPr>
+          <w:trHeight w:val="154"/>
+        </w:trPr>
+        <w:tc>
+          <w:tcPr>
+            <w:tcW w:w="7109" w:type="dxa"/>
+          </w:tcPr>
+          <w:p>
+            <w:pPr>
+              <w:rPr>
+                <w:sz w:val="24"/>
+                <w:szCs w:val="24"/>
+              </w:rPr>
+            </w:pPr>
+          </w:p>
+        </w:tc>
+        <w:tc>
+          <w:tcPr>
+            <w:tcW w:w="2317" w:type="dxa"/>
+          </w:tcPr>
+          <w:p>
+            <w:pPr>
+              <w:rPr>
+                <w:sz w:val="24"/>
+                <w:szCs w:val="24"/>
+              </w:rPr>
+            </w:pPr>
+          </w:p>
+        </w:tc>
+      </w:tr>
+      <w:tr>
+        <w:trPr>
+          <w:trHeight w:val="154"/>
+        </w:trPr>
+        <w:tc>
+          <w:tcPr>
+            <w:tcW w:w="7109" w:type="dxa"/>
+          </w:tcPr>
+          <w:p>
+            <w:pPr>
+              <w:rPr>
+                <w:sz w:val="24"/>
+                <w:szCs w:val="24"/>
+              </w:rPr>
+            </w:pPr>
+          </w:p>
+        </w:tc>
+        <w:tc>
+          <w:tcPr>
+            <w:tcW w:w="2317" w:type="dxa"/>
+          </w:tcPr>
+          <w:p>
+            <w:pPr>
+              <w:rPr>
+                <w:sz w:val="24"/>
+                <w:szCs w:val="24"/>
+              </w:rPr>
+            </w:pPr>
+          </w:p>
+        </w:tc>
+      </w:tr>
+      <w:tr>
+        <w:trPr>
+          <w:trHeight w:val="154"/>
+        </w:trPr>
+        <w:tc>
+          <w:tcPr>
+            <w:tcW w:w="7109" w:type="dxa"/>
+          </w:tcPr>
+          <w:p>
+            <w:pPr>
+              <w:rPr>
+                <w:sz w:val="24"/>
+                <w:szCs w:val="24"/>
+              </w:rPr>
+            </w:pPr>
+          </w:p>
+        </w:tc>
+        <w:tc>
+          <w:tcPr>
+            <w:tcW w:w="2317" w:type="dxa"/>
+          </w:tcPr>
+          <w:p>
+            <w:pPr>
+              <w:rPr>
+                <w:sz w:val="24"/>
+                <w:szCs w:val="24"/>
+              </w:rPr>
+            </w:pPr>
+          </w:p>
+        </w:tc>
+      </w:tr>
+      <w:tr>
+        <w:trPr>
+          <w:trHeight w:val="154"/>
+        </w:trPr>
+        <w:tc>
+          <w:tcPr>
+            <w:tcW w:w="7109" w:type="dxa"/>
+          </w:tcPr>
+          <w:p>
+            <w:pPr>
+              <w:rPr>
+                <w:sz w:val="24"/>
+                <w:szCs w:val="24"/>
+              </w:rPr>
+            </w:pPr>
+          </w:p>
+        </w:tc>
+        <w:tc>
+          <w:tcPr>
+            <w:tcW w:w="2317" w:type="dxa"/>
+          </w:tcPr>
+          <w:p>
+            <w:pPr>
+              <w:rPr>
+                <w:sz w:val="24"/>
+                <w:szCs w:val="24"/>
+              </w:rPr>
+            </w:pPr>
+          </w:p>
+        </w:tc>
+      </w:tr>
+      <w:tr>
+        <w:trPr>
+          <w:trHeight w:val="154"/>
+        </w:trPr>
+        <w:tc>
+          <w:tcPr>
+            <w:tcW w:w="7109" w:type="dxa"/>
+          </w:tcPr>
+          <w:p>
+            <w:pPr>
+              <w:rPr>
+                <w:sz w:val="24"/>
+                <w:szCs w:val="24"/>
+              </w:rPr>
+            </w:pPr>
+          </w:p>
+        </w:tc>
+        <w:tc>
+          <w:tcPr>
+            <w:tcW w:w="2317" w:type="dxa"/>
+          </w:tcPr>
+          <w:p>
+            <w:pPr>
+              <w:rPr>
+                <w:sz w:val="24"/>
+                <w:szCs w:val="24"/>
+              </w:rPr>
+            </w:pPr>
+          </w:p>
+        </w:tc>
+      </w:tr>
+      <w:tr>
+        <w:trPr>
+          <w:trHeight w:val="154"/>
+        </w:trPr>
+        <w:tc>
+          <w:tcPr>
+            <w:tcW w:w="7109" w:type="dxa"/>
+          </w:tcPr>
+          <w:p>
+            <w:pPr>
+              <w:rPr>
+                <w:sz w:val="24"/>
+                <w:szCs w:val="24"/>
+              </w:rPr>
+            </w:pPr>
+          </w:p>
+        </w:tc>
+        <w:tc>
+          <w:tcPr>
+            <w:tcW w:w="2317" w:type="dxa"/>
+          </w:tcPr>
+          <w:p>
+            <w:pPr>
+              <w:rPr>
+                <w:sz w:val="24"/>
+                <w:szCs w:val="24"/>
+              </w:rPr>
+            </w:pPr>
+          </w:p>
+        </w:tc>
+      </w:tr>
+    </w:tbl>
+    <w:p>
+      <w:pPr>
+        <w:rPr>
+          <w:b/>
+          <w:bCs/>
+          <w:sz w:val="40"/>
+          <w:szCs w:val="40"/>
+          <w:u w:val="single"/>
+        </w:rPr>
+      </w:pPr>
+    </w:p>
+    <w:p>
+      <w:pPr>
+        <w:rPr>
+          <w:b/>
+          <w:bCs/>
+          <w:sz w:val="40"/>
+          <w:szCs w:val="40"/>
+          <w:u w:val="single"/>
+        </w:rPr>
+      </w:pPr>
+    </w:p>
+    <w:p>
+      <w:pPr>
+        <w:rPr>
+          <w:b/>
+          <w:bCs/>
+          <w:sz w:val="40"/>
+          <w:szCs w:val="40"/>
+          <w:u w:val="single"/>
+        </w:rPr>
+      </w:pPr>
+    </w:p>
+    <w:p>
+      <w:pPr>
+        <w:rPr>
+          <w:b/>
+          <w:bCs/>
+          <w:sz w:val="40"/>
+          <w:szCs w:val="40"/>
+          <w:u w:val="single"/>
+        </w:rPr>
+      </w:pPr>
+    </w:p>
+    <w:p>
+      <w:pPr>
+        <w:rPr>
+          <w:b/>
+          <w:bCs/>
+          <w:sz w:val="40"/>
+          <w:szCs w:val="40"/>
+          <w:u w:val="single"/>
+        </w:rPr>
+      </w:pPr>
+    </w:p>
+    <w:p>
+      <w:pPr>
+        <w:rPr>
+          <w:b/>
+          <w:bCs/>
+          <w:sz w:val="40"/>
+          <w:szCs w:val="40"/>
+          <w:u w:val="single"/>
+        </w:rPr>
+      </w:pPr>
+    </w:p>
+    <w:p>
+      <w:pPr>
+        <w:rPr>
+          <w:b/>
+          <w:bCs/>
+          <w:sz w:val="40"/>
+          <w:szCs w:val="40"/>
+          <w:u w:val="single"/>
+        </w:rPr>
+      </w:pPr>
+    </w:p>
+    <w:p>
+      <w:pPr>
+        <w:rPr>
+          <w:b/>
+          <w:bCs/>
+          <w:sz w:val="40"/>
+          <w:szCs w:val="40"/>
+          <w:u w:val="single"/>
+        </w:rPr>
+      </w:pPr>
+    </w:p>
+    <w:p>
+      <w:pPr>
+        <w:rPr>
+          <w:b/>
+          <w:bCs/>
+          <w:sz w:val="40"/>
+          <w:szCs w:val="40"/>
+          <w:u w:val="single"/>
+        </w:rPr>
+      </w:pPr>
+    </w:p>
+    <w:p>
+      <w:pPr>
+        <w:rPr>
+          <w:sz w:val="40"/>
+          <w:szCs w:val="40"/>
+        </w:rPr>
+      </w:pPr>
+      <w:r>
+        <w:rPr>
+          <w:b/>
+          <w:bCs/>
+          <w:sz w:val="40"/>
+          <w:szCs w:val="40"/>
+          <w:u w:val="single"/>
+        </w:rPr>
+        <w:lastRenderedPageBreak/>
+        <w:t>U</w:t>
+      </w:r>
+      <w:r>
+        <w:rPr>
+          <w:b/>
+          <w:bCs/>
+          <w:sz w:val="40"/>
+          <w:szCs w:val="40"/>
+          <w:u w:val="single"/>
+        </w:rPr>
+        <w:t>n</w:t>
+      </w:r>
+      <w:r>
+        <w:rPr>
+          <w:b/>
+          <w:bCs/>
+          <w:sz w:val="40"/>
+          <w:szCs w:val="40"/>
+          <w:u w:val="single"/>
+        </w:rPr>
+        <w:t>i</w:t>
+      </w:r>
+      <w:r>
+        <w:rPr>
+          <w:b/>
+          <w:bCs/>
+          <w:sz w:val="40"/>
+          <w:szCs w:val="40"/>
+          <w:u w:val="single"/>
+        </w:rPr>
+        <w:t xml:space="preserve">t </w:t>
+      </w:r>
+      <w:r>
+        <w:rPr>
+          <w:b/>
+          <w:bCs/>
+          <w:sz w:val="40"/>
+          <w:szCs w:val="40"/>
+          <w:u w:val="single"/>
+        </w:rPr>
+        <w:t>-1</w:t>
       </w:r>
       <w:r>
         <w:rPr>
@@ -432,8 +1287,11 @@
       </w:r>
       <w:r>
         <w:rPr>
-          <w:sz w:val="40"/>
-          <w:szCs w:val="40"/>
+          <w:b/>
+          <w:bCs/>
+          <w:sz w:val="40"/>
+          <w:szCs w:val="40"/>
+          <w:u w:val="single"/>
         </w:rPr>
         <w:t xml:space="preserve"> </w:t>
       </w:r>
@@ -441,43 +1299,10 @@
         <w:rPr>
           <w:sz w:val="40"/>
           <w:szCs w:val="40"/>
-        </w:rPr>
-        <w:t>Himanshu</w:t>
-      </w:r>
-      <w:r>
-        <w:rPr>
-          <w:sz w:val="40"/>
-          <w:szCs w:val="40"/>
-        </w:rPr>
-        <w:t xml:space="preserve"> Kaushik </w:t>
-      </w:r>
-    </w:p>
-    <w:p>
-      <w:pPr>
-        <w:rPr>
-          <w:sz w:val="40"/>
-          <w:szCs w:val="40"/>
-        </w:rPr>
-      </w:pPr>
-    </w:p>
-    <w:p>
-      <w:pPr>
-        <w:rPr>
-          <w:sz w:val="40"/>
-          <w:szCs w:val="40"/>
-        </w:rPr>
-      </w:pPr>
-    </w:p>
-    <w:p>
-      <w:pPr>
-        <w:rPr>
-          <w:b/>
-          <w:bCs/>
-          <w:sz w:val="40"/>
-          <w:szCs w:val="40"/>
           <w:u w:val="single"/>
         </w:rPr>
-      </w:pPr>
+        <w:t>C++ Fundamentals and IDE Setup</w:t>
+      </w:r>
     </w:p>
     <w:p>
       <w:pPr>
@@ -492,158 +1317,9 @@
     </w:p>
     <w:p>
       <w:pPr>
-        <w:rPr>
-          <w:b/>
-          <w:bCs/>
-          <w:sz w:val="40"/>
-          <w:szCs w:val="40"/>
-          <w:u w:val="single"/>
-        </w:rPr>
-      </w:pPr>
-    </w:p>
-    <w:p>
-      <w:pPr>
-        <w:rPr>
-          <w:b/>
-          <w:bCs/>
-          <w:sz w:val="40"/>
-          <w:szCs w:val="40"/>
-          <w:u w:val="single"/>
-        </w:rPr>
-      </w:pPr>
-    </w:p>
-    <w:p>
-      <w:pPr>
-        <w:rPr>
-          <w:b/>
-          <w:bCs/>
-          <w:sz w:val="40"/>
-          <w:szCs w:val="40"/>
-          <w:u w:val="single"/>
-        </w:rPr>
-      </w:pPr>
-    </w:p>
-    <w:p>
-      <w:pPr>
-        <w:rPr>
-          <w:b/>
-          <w:bCs/>
-          <w:sz w:val="40"/>
-          <w:szCs w:val="40"/>
-          <w:u w:val="single"/>
-        </w:rPr>
-      </w:pPr>
-    </w:p>
-    <w:p>
-      <w:pPr>
-        <w:rPr>
-          <w:b/>
-          <w:bCs/>
-          <w:sz w:val="40"/>
-          <w:szCs w:val="40"/>
-          <w:u w:val="single"/>
-        </w:rPr>
-      </w:pPr>
-    </w:p>
-    <w:p>
-      <w:pPr>
-        <w:rPr>
-          <w:sz w:val="40"/>
-          <w:szCs w:val="40"/>
-        </w:rPr>
-      </w:pPr>
-      <w:r>
-        <w:rPr>
-          <w:b/>
-          <w:bCs/>
-          <w:sz w:val="40"/>
-          <w:szCs w:val="40"/>
-          <w:u w:val="single"/>
-        </w:rPr>
-        <w:t>U</w:t>
-      </w:r>
-      <w:r>
-        <w:rPr>
-          <w:b/>
-          <w:bCs/>
-          <w:sz w:val="40"/>
-          <w:szCs w:val="40"/>
-          <w:u w:val="single"/>
-        </w:rPr>
-        <w:t>n</w:t>
-      </w:r>
-      <w:r>
-        <w:rPr>
-          <w:b/>
-          <w:bCs/>
-          <w:sz w:val="40"/>
-          <w:szCs w:val="40"/>
-          <w:u w:val="single"/>
-        </w:rPr>
-        <w:t>i</w:t>
-      </w:r>
-      <w:r>
-        <w:rPr>
-          <w:b/>
-          <w:bCs/>
-          <w:sz w:val="40"/>
-          <w:szCs w:val="40"/>
-          <w:u w:val="single"/>
-        </w:rPr>
-        <w:t xml:space="preserve">t </w:t>
-      </w:r>
-      <w:r>
-        <w:rPr>
-          <w:b/>
-          <w:bCs/>
-          <w:sz w:val="40"/>
-          <w:szCs w:val="40"/>
-          <w:u w:val="single"/>
-        </w:rPr>
-        <w:t>-1</w:t>
-      </w:r>
-      <w:r>
-        <w:rPr>
-          <w:sz w:val="40"/>
-          <w:szCs w:val="40"/>
-        </w:rPr>
-        <w:t>:</w:t>
-      </w:r>
-      <w:r>
-        <w:rPr>
-          <w:b/>
-          <w:bCs/>
-          <w:sz w:val="40"/>
-          <w:szCs w:val="40"/>
-          <w:u w:val="single"/>
-        </w:rPr>
-        <w:t xml:space="preserve"> </w:t>
-      </w:r>
-      <w:r>
-        <w:rPr>
-          <w:sz w:val="40"/>
-          <w:szCs w:val="40"/>
-          <w:u w:val="single"/>
-        </w:rPr>
-        <w:t>C++ Fundamentals and IDE Setup</w:t>
-      </w:r>
-    </w:p>
-    <w:p>
-      <w:pPr>
-        <w:rPr>
-          <w:b/>
-          <w:bCs/>
-          <w:sz w:val="40"/>
-          <w:szCs w:val="40"/>
-          <w:u w:val="single"/>
-        </w:rPr>
-      </w:pPr>
-    </w:p>
-    <w:p>
-      <w:pPr>
-        <w:spacing w:after="240" w:before="240"/>
-        <w:rPr>
-          <w:rFonts w:ascii="Aptos" w:hAnsi="Aptos" w:eastAsia="Aptos" w:cs="Aptos"/>
+        <w:spacing w:before="240" w:after="240"/>
+        <w:rPr>
+          <w:rFonts w:ascii="Aptos" w:eastAsia="Aptos" w:hAnsi="Aptos" w:cs="Aptos"/>
           <w:b/>
           <w:bCs/>
           <w:sz w:val="40"/>
@@ -695,9 +1371,9 @@
           <w:ilvl w:val="0"/>
           <w:numId w:val="1"/>
         </w:numPr>
-        <w:spacing w:after="240" w:before="240"/>
-        <w:rPr>
-          <w:rFonts w:ascii="Aptos" w:hAnsi="Aptos" w:eastAsia="Aptos" w:cs="Aptos"/>
+        <w:spacing w:before="240" w:after="240"/>
+        <w:rPr>
+          <w:rFonts w:ascii="Aptos" w:eastAsia="Aptos" w:hAnsi="Aptos" w:cs="Aptos"/>
           <w:sz w:val="40"/>
           <w:szCs w:val="40"/>
         </w:rPr>
@@ -773,9 +1449,9 @@
     </w:p>
     <w:p>
       <w:pPr>
-        <w:spacing w:after="240" w:before="240"/>
-        <w:rPr>
-          <w:rFonts w:ascii="Aptos" w:hAnsi="Aptos" w:eastAsia="Aptos" w:cs="Aptos"/>
+        <w:spacing w:before="240" w:after="240"/>
+        <w:rPr>
+          <w:rFonts w:ascii="Aptos" w:eastAsia="Aptos" w:hAnsi="Aptos" w:cs="Aptos"/>
           <w:b/>
           <w:bCs/>
           <w:sz w:val="40"/>
@@ -822,21 +1498,24 @@
     </w:p>
     <w:p>
       <w:pPr>
-        <w:spacing w:after="240" w:before="240"/>
-        <w:rPr>
-          <w:rFonts w:ascii="Aptos" w:hAnsi="Aptos" w:eastAsia="Aptos" w:cs="Aptos"/>
-          <w:b/>
-          <w:bCs/>
-          <w:sz w:val="40"/>
-          <w:szCs w:val="40"/>
-        </w:rPr>
-      </w:pPr>
-    </w:p>
-    <w:p>
-      <w:pPr>
-        <w:spacing w:after="240" w:before="240"/>
-      </w:pPr>
-      <w:r>
+        <w:spacing w:before="240" w:after="240"/>
+        <w:rPr>
+          <w:rFonts w:ascii="Aptos" w:eastAsia="Aptos" w:hAnsi="Aptos" w:cs="Aptos"/>
+          <w:b/>
+          <w:bCs/>
+          <w:sz w:val="40"/>
+          <w:szCs w:val="40"/>
+        </w:rPr>
+      </w:pPr>
+    </w:p>
+    <w:p>
+      <w:pPr>
+        <w:spacing w:before="240" w:after="240"/>
+      </w:pPr>
+      <w:r>
+        <w:rPr>
+          <w:noProof/>
+        </w:rPr>
         <w:drawing>
           <wp:inline distT="0" distB="0" distL="0" distR="0" wp14:anchorId="7853975D" wp14:editId="2809125C">
             <wp:extent cx="5724525" cy="1752600"/>
@@ -859,7 +1538,7 @@
                     <pic:cNvPicPr/>
                   </pic:nvPicPr>
                   <pic:blipFill>
-                    <a:blip r:embed="rId6">
+                    <a:blip r:embed="rId8">
                       <a:extLst>
                         <a:ext uri="{28A0092B-C50C-407E-A947-70E740481C1C}">
                           <a14:useLocalDpi xmlns:a14="http://schemas.microsoft.com/office/drawing/2010/main"/>
@@ -888,14 +1567,17 @@
     </w:p>
     <w:p>
       <w:pPr>
-        <w:spacing w:after="240" w:before="240"/>
-        <w:rPr>
-          <w:rFonts w:ascii="Aptos" w:hAnsi="Aptos" w:eastAsia="Aptos" w:cs="Aptos"/>
-          <w:sz w:val="40"/>
-          <w:szCs w:val="40"/>
-        </w:rPr>
-      </w:pPr>
-      <w:r>
+        <w:spacing w:before="240" w:after="240"/>
+        <w:rPr>
+          <w:rFonts w:ascii="Aptos" w:eastAsia="Aptos" w:hAnsi="Aptos" w:cs="Aptos"/>
+          <w:sz w:val="40"/>
+          <w:szCs w:val="40"/>
+        </w:rPr>
+      </w:pPr>
+      <w:r>
+        <w:rPr>
+          <w:noProof/>
+        </w:rPr>
         <w:drawing>
           <wp:inline distT="0" distB="0" distL="0" distR="0" wp14:anchorId="4C00C05D" wp14:editId="1F0F76E8">
             <wp:extent cx="5724525" cy="762000"/>
@@ -918,7 +1600,7 @@
                     <pic:cNvPicPr/>
                   </pic:nvPicPr>
                   <pic:blipFill>
-                    <a:blip r:embed="rId7">
+                    <a:blip r:embed="rId9">
                       <a:extLst>
                         <a:ext uri="{28A0092B-C50C-407E-A947-70E740481C1C}">
                           <a14:useLocalDpi xmlns:a14="http://schemas.microsoft.com/office/drawing/2010/main"/>
@@ -974,9 +1656,9 @@
     </w:p>
     <w:p>
       <w:pPr>
-        <w:spacing w:after="240" w:before="240"/>
-        <w:rPr>
-          <w:rFonts w:ascii="Aptos" w:hAnsi="Aptos" w:eastAsia="Aptos" w:cs="Aptos"/>
+        <w:spacing w:before="240" w:after="240"/>
+        <w:rPr>
+          <w:rFonts w:ascii="Aptos" w:eastAsia="Aptos" w:hAnsi="Aptos" w:cs="Aptos"/>
           <w:b/>
           <w:bCs/>
           <w:sz w:val="40"/>
@@ -995,18 +1677,19 @@
     </w:p>
     <w:p>
       <w:pPr>
-        <w:spacing w:after="240" w:before="240"/>
-        <w:rPr>
-          <w:rFonts w:ascii="Aptos" w:hAnsi="Aptos" w:eastAsia="Aptos" w:cs="Aptos"/>
-          <w:sz w:val="32"/>
-          <w:szCs w:val="32"/>
-        </w:rPr>
-      </w:pPr>
-      <w:r>
-        <w:rPr>
-          <w:sz w:val="32"/>
-          <w:szCs w:val="32"/>
-        </w:rPr>
+        <w:spacing w:before="240" w:after="240"/>
+        <w:rPr>
+          <w:rFonts w:ascii="Aptos" w:eastAsia="Aptos" w:hAnsi="Aptos" w:cs="Aptos"/>
+          <w:sz w:val="32"/>
+          <w:szCs w:val="32"/>
+        </w:rPr>
+      </w:pPr>
+      <w:r>
+        <w:rPr>
+          <w:sz w:val="32"/>
+          <w:szCs w:val="32"/>
+        </w:rPr>
+        <w:lastRenderedPageBreak/>
         <w:t>This mimics how a robot decides what to do when a sensor detects an object.</w:t>
       </w:r>
     </w:p>
@@ -1040,19 +1723,22 @@
     </w:p>
     <w:p>
       <w:pPr>
-        <w:spacing w:after="240" w:before="240"/>
-        <w:rPr>
-          <w:rFonts w:ascii="Aptos" w:hAnsi="Aptos" w:eastAsia="Aptos" w:cs="Aptos"/>
-          <w:sz w:val="32"/>
-          <w:szCs w:val="32"/>
-        </w:rPr>
-      </w:pPr>
-    </w:p>
-    <w:p>
-      <w:pPr>
-        <w:spacing w:after="240" w:before="240"/>
-      </w:pPr>
-      <w:r>
+        <w:spacing w:before="240" w:after="240"/>
+        <w:rPr>
+          <w:rFonts w:ascii="Aptos" w:eastAsia="Aptos" w:hAnsi="Aptos" w:cs="Aptos"/>
+          <w:sz w:val="32"/>
+          <w:szCs w:val="32"/>
+        </w:rPr>
+      </w:pPr>
+    </w:p>
+    <w:p>
+      <w:pPr>
+        <w:spacing w:before="240" w:after="240"/>
+      </w:pPr>
+      <w:r>
+        <w:rPr>
+          <w:noProof/>
+        </w:rPr>
         <w:drawing>
           <wp:inline distT="0" distB="0" distL="0" distR="0" wp14:anchorId="101B4DCE" wp14:editId="2CD9F85F">
             <wp:extent cx="2667000" cy="1428750"/>
@@ -1075,7 +1761,7 @@
                     <pic:cNvPicPr/>
                   </pic:nvPicPr>
                   <pic:blipFill>
-                    <a:blip r:embed="rId8">
+                    <a:blip r:embed="rId10">
                       <a:extLst>
                         <a:ext uri="{28A0092B-C50C-407E-A947-70E740481C1C}">
                           <a14:useLocalDpi xmlns:a14="http://schemas.microsoft.com/office/drawing/2010/main"/>
@@ -1104,14 +1790,17 @@
     </w:p>
     <w:p>
       <w:pPr>
-        <w:spacing w:after="240" w:before="240"/>
-        <w:rPr>
-          <w:rFonts w:ascii="Aptos" w:hAnsi="Aptos" w:eastAsia="Aptos" w:cs="Aptos"/>
-          <w:sz w:val="40"/>
-          <w:szCs w:val="40"/>
-        </w:rPr>
-      </w:pPr>
-      <w:r>
+        <w:spacing w:before="240" w:after="240"/>
+        <w:rPr>
+          <w:rFonts w:ascii="Aptos" w:eastAsia="Aptos" w:hAnsi="Aptos" w:cs="Aptos"/>
+          <w:sz w:val="40"/>
+          <w:szCs w:val="40"/>
+        </w:rPr>
+      </w:pPr>
+      <w:r>
+        <w:rPr>
+          <w:noProof/>
+        </w:rPr>
         <w:drawing>
           <wp:inline distT="0" distB="0" distL="0" distR="0" wp14:anchorId="4A974AC8" wp14:editId="58DB073F">
             <wp:extent cx="5724525" cy="1590675"/>
@@ -1134,7 +1823,7 @@
                     <pic:cNvPicPr/>
                   </pic:nvPicPr>
                   <pic:blipFill>
-                    <a:blip r:embed="rId9">
+                    <a:blip r:embed="rId11">
                       <a:extLst>
                         <a:ext uri="{28A0092B-C50C-407E-A947-70E740481C1C}">
                           <a14:useLocalDpi xmlns:a14="http://schemas.microsoft.com/office/drawing/2010/main"/>
@@ -1172,9 +1861,9 @@
     </w:p>
     <w:p>
       <w:pPr>
-        <w:spacing w:after="240" w:before="240"/>
-        <w:rPr>
-          <w:rFonts w:ascii="Aptos" w:hAnsi="Aptos" w:eastAsia="Aptos" w:cs="Aptos"/>
+        <w:spacing w:before="240" w:after="240"/>
+        <w:rPr>
+          <w:rFonts w:ascii="Aptos" w:eastAsia="Aptos" w:hAnsi="Aptos" w:cs="Aptos"/>
           <w:b/>
           <w:bCs/>
           <w:sz w:val="40"/>
@@ -1193,9 +1882,9 @@
     </w:p>
     <w:p>
       <w:pPr>
-        <w:spacing w:after="240" w:before="240"/>
-        <w:rPr>
-          <w:rFonts w:ascii="Aptos" w:hAnsi="Aptos" w:eastAsia="Aptos" w:cs="Aptos"/>
+        <w:spacing w:before="240" w:after="240"/>
+        <w:rPr>
+          <w:rFonts w:ascii="Aptos" w:eastAsia="Aptos" w:hAnsi="Aptos" w:cs="Aptos"/>
           <w:sz w:val="32"/>
           <w:szCs w:val="32"/>
         </w:rPr>
@@ -1238,19 +1927,23 @@
     </w:p>
     <w:p>
       <w:pPr>
-        <w:spacing w:after="240" w:before="240"/>
-        <w:rPr>
-          <w:rFonts w:ascii="Aptos" w:hAnsi="Aptos" w:eastAsia="Aptos" w:cs="Aptos"/>
-          <w:sz w:val="32"/>
-          <w:szCs w:val="32"/>
-        </w:rPr>
-      </w:pPr>
-    </w:p>
-    <w:p>
-      <w:pPr>
-        <w:spacing w:after="240" w:before="240"/>
-      </w:pPr>
-      <w:r>
+        <w:spacing w:before="240" w:after="240"/>
+        <w:rPr>
+          <w:rFonts w:ascii="Aptos" w:eastAsia="Aptos" w:hAnsi="Aptos" w:cs="Aptos"/>
+          <w:sz w:val="32"/>
+          <w:szCs w:val="32"/>
+        </w:rPr>
+      </w:pPr>
+    </w:p>
+    <w:p>
+      <w:pPr>
+        <w:spacing w:before="240" w:after="240"/>
+      </w:pPr>
+      <w:r>
+        <w:rPr>
+          <w:noProof/>
+        </w:rPr>
+        <w:lastRenderedPageBreak/>
         <w:drawing>
           <wp:inline distT="0" distB="0" distL="0" distR="0" wp14:anchorId="34AFA8DF" wp14:editId="22D12B81">
             <wp:extent cx="2819400" cy="1695450"/>
@@ -1273,7 +1966,7 @@
                     <pic:cNvPicPr/>
                   </pic:nvPicPr>
                   <pic:blipFill>
-                    <a:blip r:embed="rId10">
+                    <a:blip r:embed="rId12">
                       <a:extLst>
                         <a:ext uri="{28A0092B-C50C-407E-A947-70E740481C1C}">
                           <a14:useLocalDpi xmlns:a14="http://schemas.microsoft.com/office/drawing/2010/main"/>
@@ -1302,9 +1995,12 @@
     </w:p>
     <w:p>
       <w:pPr>
-        <w:spacing w:after="240" w:before="240"/>
-      </w:pPr>
-      <w:r>
+        <w:spacing w:before="240" w:after="240"/>
+      </w:pPr>
+      <w:r>
+        <w:rPr>
+          <w:noProof/>
+        </w:rPr>
         <w:drawing>
           <wp:inline distT="0" distB="0" distL="0" distR="0" wp14:anchorId="2E2B056E" wp14:editId="3E6F110E">
             <wp:extent cx="2867025" cy="2190750"/>
@@ -1327,7 +2023,7 @@
                     <pic:cNvPicPr/>
                   </pic:nvPicPr>
                   <pic:blipFill>
-                    <a:blip r:embed="rId11">
+                    <a:blip r:embed="rId13">
                       <a:extLst>
                         <a:ext uri="{28A0092B-C50C-407E-A947-70E740481C1C}">
                           <a14:useLocalDpi xmlns:a14="http://schemas.microsoft.com/office/drawing/2010/main"/>
@@ -1357,7 +2053,7 @@
     <w:p>
       <w:pPr>
         <w:rPr>
-          <w:rFonts w:ascii="Aptos" w:hAnsi="Aptos" w:eastAsia="Aptos" w:cs="Aptos"/>
+          <w:rFonts w:ascii="Aptos" w:eastAsia="Aptos" w:hAnsi="Aptos" w:cs="Aptos"/>
           <w:sz w:val="40"/>
           <w:szCs w:val="40"/>
         </w:rPr>
@@ -1391,9 +2087,9 @@
     </w:p>
     <w:p>
       <w:pPr>
-        <w:spacing w:after="240" w:before="240"/>
-        <w:rPr>
-          <w:rFonts w:ascii="Aptos" w:hAnsi="Aptos" w:eastAsia="Aptos" w:cs="Aptos"/>
+        <w:spacing w:before="240" w:after="240"/>
+        <w:rPr>
+          <w:rFonts w:ascii="Aptos" w:eastAsia="Aptos" w:hAnsi="Aptos" w:cs="Aptos"/>
           <w:sz w:val="32"/>
           <w:szCs w:val="32"/>
         </w:rPr>
@@ -1436,9 +2132,12 @@
     </w:p>
     <w:p>
       <w:pPr>
-        <w:spacing w:after="240" w:before="240"/>
-      </w:pPr>
-      <w:r>
+        <w:spacing w:before="240" w:after="240"/>
+      </w:pPr>
+      <w:r>
+        <w:rPr>
+          <w:noProof/>
+        </w:rPr>
         <w:drawing>
           <wp:inline distT="0" distB="0" distL="0" distR="0" wp14:anchorId="36CED5BE" wp14:editId="20A80E60">
             <wp:extent cx="2724150" cy="2114550"/>
@@ -1461,7 +2160,7 @@
                     <pic:cNvPicPr/>
                   </pic:nvPicPr>
                   <pic:blipFill>
-                    <a:blip r:embed="rId12">
+                    <a:blip r:embed="rId14">
                       <a:extLst>
                         <a:ext uri="{28A0092B-C50C-407E-A947-70E740481C1C}">
                           <a14:useLocalDpi xmlns:a14="http://schemas.microsoft.com/office/drawing/2010/main"/>
@@ -1490,9 +2189,13 @@
     </w:p>
     <w:p>
       <w:pPr>
-        <w:spacing w:after="240" w:before="240"/>
-      </w:pPr>
-      <w:r>
+        <w:spacing w:before="240" w:after="240"/>
+      </w:pPr>
+      <w:r>
+        <w:rPr>
+          <w:noProof/>
+        </w:rPr>
+        <w:lastRenderedPageBreak/>
         <w:drawing>
           <wp:inline distT="0" distB="0" distL="0" distR="0" wp14:anchorId="35D4B819" wp14:editId="1F78AEAF">
             <wp:extent cx="5724525" cy="1524000"/>
@@ -1515,7 +2218,7 @@
                     <pic:cNvPicPr/>
                   </pic:nvPicPr>
                   <pic:blipFill>
-                    <a:blip r:embed="rId13">
+                    <a:blip r:embed="rId15">
                       <a:extLst>
                         <a:ext uri="{28A0092B-C50C-407E-A947-70E740481C1C}">
                           <a14:useLocalDpi xmlns:a14="http://schemas.microsoft.com/office/drawing/2010/main"/>
@@ -1544,9 +2247,9 @@
     </w:p>
     <w:p>
       <w:pPr>
-        <w:spacing w:after="240" w:before="240"/>
-        <w:rPr>
-          <w:rFonts w:ascii="Aptos" w:hAnsi="Aptos" w:eastAsia="Aptos" w:cs="Aptos"/>
+        <w:spacing w:before="240" w:after="240"/>
+        <w:rPr>
+          <w:rFonts w:ascii="Aptos" w:eastAsia="Aptos" w:hAnsi="Aptos" w:cs="Aptos"/>
           <w:sz w:val="40"/>
           <w:szCs w:val="40"/>
         </w:rPr>
@@ -1563,9 +2266,9 @@
     </w:p>
     <w:p>
       <w:pPr>
-        <w:spacing w:after="240" w:before="240"/>
-        <w:rPr>
-          <w:rFonts w:ascii="Aptos" w:hAnsi="Aptos" w:eastAsia="Aptos" w:cs="Aptos"/>
+        <w:spacing w:before="240" w:after="240"/>
+        <w:rPr>
+          <w:rFonts w:ascii="Aptos" w:eastAsia="Aptos" w:hAnsi="Aptos" w:cs="Aptos"/>
           <w:b/>
           <w:bCs/>
           <w:sz w:val="40"/>
@@ -1584,9 +2287,9 @@
     </w:p>
     <w:p>
       <w:pPr>
-        <w:spacing w:after="240" w:before="240"/>
-        <w:rPr>
-          <w:rFonts w:ascii="Aptos" w:hAnsi="Aptos" w:eastAsia="Aptos" w:cs="Aptos"/>
+        <w:spacing w:before="240" w:after="240"/>
+        <w:rPr>
+          <w:rFonts w:ascii="Aptos" w:eastAsia="Aptos" w:hAnsi="Aptos" w:cs="Aptos"/>
           <w:sz w:val="32"/>
           <w:szCs w:val="32"/>
         </w:rPr>
@@ -1629,19 +2332,22 @@
     </w:p>
     <w:p>
       <w:pPr>
-        <w:spacing w:after="240" w:before="240"/>
-        <w:rPr>
-          <w:rFonts w:ascii="Aptos" w:hAnsi="Aptos" w:eastAsia="Aptos" w:cs="Aptos"/>
-          <w:sz w:val="32"/>
-          <w:szCs w:val="32"/>
-        </w:rPr>
-      </w:pPr>
-    </w:p>
-    <w:p>
-      <w:pPr>
-        <w:spacing w:after="240" w:before="240"/>
-      </w:pPr>
-      <w:r>
+        <w:spacing w:before="240" w:after="240"/>
+        <w:rPr>
+          <w:rFonts w:ascii="Aptos" w:eastAsia="Aptos" w:hAnsi="Aptos" w:cs="Aptos"/>
+          <w:sz w:val="32"/>
+          <w:szCs w:val="32"/>
+        </w:rPr>
+      </w:pPr>
+    </w:p>
+    <w:p>
+      <w:pPr>
+        <w:spacing w:before="240" w:after="240"/>
+      </w:pPr>
+      <w:r>
+        <w:rPr>
+          <w:noProof/>
+        </w:rPr>
         <w:drawing>
           <wp:inline distT="0" distB="0" distL="0" distR="0" wp14:anchorId="06232F25" wp14:editId="240568C4">
             <wp:extent cx="2514600" cy="3619500"/>
@@ -1664,7 +2370,7 @@
                     <pic:cNvPicPr/>
                   </pic:nvPicPr>
                   <pic:blipFill>
-                    <a:blip r:embed="rId14">
+                    <a:blip r:embed="rId16">
                       <a:extLst>
                         <a:ext uri="{28A0092B-C50C-407E-A947-70E740481C1C}">
                           <a14:useLocalDpi xmlns:a14="http://schemas.microsoft.com/office/drawing/2010/main"/>
@@ -1693,9 +2399,13 @@
     </w:p>
     <w:p>
       <w:pPr>
-        <w:spacing w:after="240" w:before="240"/>
-      </w:pPr>
-      <w:r>
+        <w:spacing w:before="240" w:after="240"/>
+      </w:pPr>
+      <w:r>
+        <w:rPr>
+          <w:noProof/>
+        </w:rPr>
+        <w:lastRenderedPageBreak/>
         <w:drawing>
           <wp:inline distT="0" distB="0" distL="0" distR="0" wp14:anchorId="3362A43B" wp14:editId="4C85906E">
             <wp:extent cx="1438275" cy="2066925"/>
@@ -1718,7 +2428,7 @@
                     <pic:cNvPicPr/>
                   </pic:nvPicPr>
                   <pic:blipFill>
-                    <a:blip r:embed="rId15">
+                    <a:blip r:embed="rId17">
                       <a:extLst>
                         <a:ext uri="{28A0092B-C50C-407E-A947-70E740481C1C}">
                           <a14:useLocalDpi xmlns:a14="http://schemas.microsoft.com/office/drawing/2010/main"/>
@@ -1747,9 +2457,9 @@
     </w:p>
     <w:p>
       <w:pPr>
-        <w:spacing w:after="240" w:before="240"/>
-        <w:rPr>
-          <w:rFonts w:ascii="Aptos" w:hAnsi="Aptos" w:eastAsia="Aptos" w:cs="Aptos"/>
+        <w:spacing w:before="240" w:after="240"/>
+        <w:rPr>
+          <w:rFonts w:ascii="Aptos" w:eastAsia="Aptos" w:hAnsi="Aptos" w:cs="Aptos"/>
           <w:b/>
           <w:bCs/>
           <w:sz w:val="40"/>
@@ -1761,7 +2471,7 @@
     <w:p>
       <w:pPr>
         <w:rPr>
-          <w:rFonts w:ascii="Aptos" w:hAnsi="Aptos" w:eastAsia="Aptos" w:cs="Aptos"/>
+          <w:rFonts w:ascii="Aptos" w:eastAsia="Aptos" w:hAnsi="Aptos" w:cs="Aptos"/>
           <w:color w:val="000000" w:themeColor="text1"/>
           <w:sz w:val="40"/>
           <w:szCs w:val="40"/>
@@ -1771,7 +2481,7 @@
     <w:p>
       <w:pPr>
         <w:rPr>
-          <w:rFonts w:ascii="Aptos" w:hAnsi="Aptos" w:eastAsia="Aptos" w:cs="Aptos"/>
+          <w:rFonts w:ascii="Aptos" w:eastAsia="Aptos" w:hAnsi="Aptos" w:cs="Aptos"/>
           <w:color w:val="000000" w:themeColor="text1"/>
           <w:sz w:val="40"/>
           <w:szCs w:val="40"/>
@@ -1781,7 +2491,7 @@
     <w:p>
       <w:pPr>
         <w:rPr>
-          <w:rFonts w:ascii="Aptos" w:hAnsi="Aptos" w:eastAsia="Aptos" w:cs="Aptos"/>
+          <w:rFonts w:ascii="Aptos" w:eastAsia="Aptos" w:hAnsi="Aptos" w:cs="Aptos"/>
           <w:color w:val="000000" w:themeColor="text1"/>
           <w:sz w:val="40"/>
           <w:szCs w:val="40"/>
@@ -1822,7 +2532,7 @@
     <w:p>
       <w:pPr>
         <w:rPr>
-          <w:rFonts w:ascii="Aptos" w:hAnsi="Aptos" w:eastAsia="Aptos" w:cs="Aptos"/>
+          <w:rFonts w:ascii="Aptos" w:eastAsia="Aptos" w:hAnsi="Aptos" w:cs="Aptos"/>
           <w:b/>
           <w:bCs/>
           <w:color w:val="000000" w:themeColor="text1"/>
@@ -1835,7 +2545,7 @@
     <w:p>
       <w:pPr>
         <w:rPr>
-          <w:rFonts w:ascii="Aptos" w:hAnsi="Aptos" w:eastAsia="Aptos" w:cs="Aptos"/>
+          <w:rFonts w:ascii="Aptos" w:eastAsia="Aptos" w:hAnsi="Aptos" w:cs="Aptos"/>
           <w:b/>
           <w:bCs/>
           <w:color w:val="000000" w:themeColor="text1"/>
@@ -1857,7 +2567,7 @@
     <w:p>
       <w:pPr>
         <w:rPr>
-          <w:rFonts w:ascii="Aptos" w:hAnsi="Aptos" w:eastAsia="Aptos" w:cs="Aptos"/>
+          <w:rFonts w:ascii="Aptos" w:eastAsia="Aptos" w:hAnsi="Aptos" w:cs="Aptos"/>
           <w:b/>
           <w:bCs/>
           <w:sz w:val="36"/>
@@ -1877,7 +2587,7 @@
     <w:p>
       <w:pPr>
         <w:rPr>
-          <w:rFonts w:ascii="Aptos" w:hAnsi="Aptos" w:eastAsia="Aptos" w:cs="Aptos"/>
+          <w:rFonts w:ascii="Aptos" w:eastAsia="Aptos" w:hAnsi="Aptos" w:cs="Aptos"/>
           <w:sz w:val="32"/>
           <w:szCs w:val="32"/>
         </w:rPr>
@@ -1921,6 +2631,9 @@
     <w:p/>
     <w:p>
       <w:r>
+        <w:rPr>
+          <w:noProof/>
+        </w:rPr>
         <w:drawing>
           <wp:inline distT="0" distB="0" distL="0" distR="0" wp14:anchorId="26681577" wp14:editId="5A278894">
             <wp:extent cx="2743200" cy="1752600"/>
@@ -1937,7 +2650,7 @@
                     <pic:cNvPicPr/>
                   </pic:nvPicPr>
                   <pic:blipFill>
-                    <a:blip r:embed="rId16">
+                    <a:blip r:embed="rId18">
                       <a:extLst>
                         <a:ext uri="{28A0092B-C50C-407E-A947-70E740481C1C}">
                           <a14:useLocalDpi xmlns:a14="http://schemas.microsoft.com/office/drawing/2010/main"/>
@@ -1964,6 +2677,9 @@
         </w:drawing>
       </w:r>
       <w:r>
+        <w:rPr>
+          <w:noProof/>
+        </w:rPr>
         <w:drawing>
           <wp:inline distT="0" distB="0" distL="0" distR="0" wp14:anchorId="2D5A34DC" wp14:editId="78AAA38D">
             <wp:extent cx="2943225" cy="1743075"/>
@@ -1980,7 +2696,7 @@
                     <pic:cNvPicPr/>
                   </pic:nvPicPr>
                   <pic:blipFill>
-                    <a:blip r:embed="rId17">
+                    <a:blip r:embed="rId19">
                       <a:extLst>
                         <a:ext uri="{28A0092B-C50C-407E-A947-70E740481C1C}">
                           <a14:useLocalDpi xmlns:a14="http://schemas.microsoft.com/office/drawing/2010/main"/>
@@ -2011,7 +2727,7 @@
     <w:p>
       <w:pPr>
         <w:rPr>
-          <w:rFonts w:ascii="Aptos" w:hAnsi="Aptos" w:eastAsia="Aptos" w:cs="Aptos"/>
+          <w:rFonts w:ascii="Aptos" w:eastAsia="Aptos" w:hAnsi="Aptos" w:cs="Aptos"/>
           <w:b/>
           <w:bCs/>
           <w:color w:val="000000" w:themeColor="text1"/>
@@ -2027,13 +2743,14 @@
           <w:sz w:val="40"/>
           <w:szCs w:val="40"/>
         </w:rPr>
+        <w:lastRenderedPageBreak/>
         <w:t>Lab Experiment-7</w:t>
       </w:r>
     </w:p>
     <w:p>
       <w:pPr>
         <w:rPr>
-          <w:rFonts w:ascii="Aptos" w:hAnsi="Aptos" w:eastAsia="Aptos" w:cs="Aptos"/>
+          <w:rFonts w:ascii="Aptos" w:eastAsia="Aptos" w:hAnsi="Aptos" w:cs="Aptos"/>
           <w:b/>
           <w:bCs/>
           <w:sz w:val="36"/>
@@ -2053,7 +2770,7 @@
     <w:p>
       <w:pPr>
         <w:rPr>
-          <w:rFonts w:ascii="Aptos" w:hAnsi="Aptos" w:eastAsia="Aptos" w:cs="Aptos"/>
+          <w:rFonts w:ascii="Aptos" w:eastAsia="Aptos" w:hAnsi="Aptos" w:cs="Aptos"/>
           <w:sz w:val="40"/>
           <w:szCs w:val="40"/>
         </w:rPr>
@@ -2097,6 +2814,9 @@
     <w:p/>
     <w:p>
       <w:r>
+        <w:rPr>
+          <w:noProof/>
+        </w:rPr>
         <w:drawing>
           <wp:inline distT="0" distB="0" distL="0" distR="0" wp14:anchorId="455161F1" wp14:editId="5E272EFE">
             <wp:extent cx="4152900" cy="3048000"/>
@@ -2113,7 +2833,7 @@
                     <pic:cNvPicPr/>
                   </pic:nvPicPr>
                   <pic:blipFill>
-                    <a:blip r:embed="rId18">
+                    <a:blip r:embed="rId20">
                       <a:extLst>
                         <a:ext uri="{28A0092B-C50C-407E-A947-70E740481C1C}">
                           <a14:useLocalDpi xmlns:a14="http://schemas.microsoft.com/office/drawing/2010/main"/>
@@ -2143,7 +2863,7 @@
     <w:p>
       <w:pPr>
         <w:rPr>
-          <w:rFonts w:ascii="Aptos" w:hAnsi="Aptos" w:eastAsia="Aptos" w:cs="Aptos"/>
+          <w:rFonts w:ascii="Aptos" w:eastAsia="Aptos" w:hAnsi="Aptos" w:cs="Aptos"/>
           <w:b/>
           <w:bCs/>
           <w:color w:val="000000" w:themeColor="text1"/>
@@ -2154,6 +2874,9 @@
     </w:p>
     <w:p>
       <w:r>
+        <w:rPr>
+          <w:noProof/>
+        </w:rPr>
         <w:drawing>
           <wp:inline distT="0" distB="0" distL="0" distR="0" wp14:anchorId="2042BB50" wp14:editId="3B18BB43">
             <wp:extent cx="4143375" cy="971550"/>
@@ -2170,7 +2893,7 @@
                     <pic:cNvPicPr/>
                   </pic:nvPicPr>
                   <pic:blipFill>
-                    <a:blip r:embed="rId19">
+                    <a:blip r:embed="rId21">
                       <a:extLst>
                         <a:ext uri="{28A0092B-C50C-407E-A947-70E740481C1C}">
                           <a14:useLocalDpi xmlns:a14="http://schemas.microsoft.com/office/drawing/2010/main"/>
@@ -2201,7 +2924,7 @@
     <w:p>
       <w:pPr>
         <w:rPr>
-          <w:rFonts w:ascii="Aptos" w:hAnsi="Aptos" w:eastAsia="Aptos" w:cs="Aptos"/>
+          <w:rFonts w:ascii="Aptos" w:eastAsia="Aptos" w:hAnsi="Aptos" w:cs="Aptos"/>
           <w:b/>
           <w:bCs/>
           <w:sz w:val="40"/>
@@ -2213,7 +2936,7 @@
     <w:p>
       <w:pPr>
         <w:rPr>
-          <w:rFonts w:ascii="Aptos" w:hAnsi="Aptos" w:eastAsia="Aptos" w:cs="Aptos"/>
+          <w:rFonts w:ascii="Aptos" w:eastAsia="Aptos" w:hAnsi="Aptos" w:cs="Aptos"/>
           <w:b/>
           <w:bCs/>
           <w:sz w:val="40"/>
@@ -2225,7 +2948,7 @@
     <w:p>
       <w:pPr>
         <w:rPr>
-          <w:rFonts w:ascii="Aptos" w:hAnsi="Aptos" w:eastAsia="Aptos" w:cs="Aptos"/>
+          <w:rFonts w:ascii="Aptos" w:eastAsia="Aptos" w:hAnsi="Aptos" w:cs="Aptos"/>
           <w:b/>
           <w:bCs/>
           <w:color w:val="000000" w:themeColor="text1"/>
@@ -2247,7 +2970,7 @@
     <w:p>
       <w:pPr>
         <w:rPr>
-          <w:rFonts w:ascii="Aptos" w:hAnsi="Aptos" w:eastAsia="Aptos" w:cs="Aptos"/>
+          <w:rFonts w:ascii="Aptos" w:eastAsia="Aptos" w:hAnsi="Aptos" w:cs="Aptos"/>
           <w:b/>
           <w:bCs/>
           <w:sz w:val="36"/>
@@ -2261,13 +2984,14 @@
           <w:sz w:val="36"/>
           <w:szCs w:val="36"/>
         </w:rPr>
+        <w:lastRenderedPageBreak/>
         <w:t>Implementation of Dynamic Sensor Data Storage and Processing using Pointers and Dynamic Memory Allocation in C++</w:t>
       </w:r>
     </w:p>
     <w:p>
       <w:pPr>
         <w:rPr>
-          <w:rFonts w:ascii="Aptos" w:hAnsi="Aptos" w:eastAsia="Aptos" w:cs="Aptos"/>
+          <w:rFonts w:ascii="Aptos" w:eastAsia="Aptos" w:hAnsi="Aptos" w:cs="Aptos"/>
         </w:rPr>
       </w:pPr>
       <w:r>
@@ -2279,7 +3003,7 @@
       </w:r>
       <w:r>
         <w:rPr>
-          <w:rFonts w:ascii="Consolas" w:hAnsi="Consolas" w:eastAsia="Consolas" w:cs="Consolas"/>
+          <w:rFonts w:ascii="Consolas" w:eastAsia="Consolas" w:hAnsi="Consolas" w:cs="Consolas"/>
           <w:sz w:val="32"/>
           <w:szCs w:val="32"/>
         </w:rPr>
@@ -2327,19 +3051,22 @@
     <w:p>
       <w:pPr>
         <w:rPr>
-          <w:rFonts w:ascii="Aptos" w:hAnsi="Aptos" w:eastAsia="Aptos" w:cs="Aptos"/>
-        </w:rPr>
-      </w:pPr>
-    </w:p>
-    <w:p>
-      <w:pPr>
-        <w:rPr>
-          <w:rFonts w:ascii="Aptos" w:hAnsi="Aptos" w:eastAsia="Aptos" w:cs="Aptos"/>
-        </w:rPr>
-      </w:pPr>
-    </w:p>
-    <w:p>
-      <w:r>
+          <w:rFonts w:ascii="Aptos" w:eastAsia="Aptos" w:hAnsi="Aptos" w:cs="Aptos"/>
+        </w:rPr>
+      </w:pPr>
+    </w:p>
+    <w:p>
+      <w:pPr>
+        <w:rPr>
+          <w:rFonts w:ascii="Aptos" w:eastAsia="Aptos" w:hAnsi="Aptos" w:cs="Aptos"/>
+        </w:rPr>
+      </w:pPr>
+    </w:p>
+    <w:p>
+      <w:r>
+        <w:rPr>
+          <w:noProof/>
+        </w:rPr>
         <w:drawing>
           <wp:inline distT="0" distB="0" distL="0" distR="0" wp14:anchorId="3ED4D2F4" wp14:editId="05ADBDC6">
             <wp:extent cx="4314825" cy="3067050"/>
@@ -2356,7 +3083,7 @@
                     <pic:cNvPicPr/>
                   </pic:nvPicPr>
                   <pic:blipFill>
-                    <a:blip r:embed="rId20">
+                    <a:blip r:embed="rId22">
                       <a:extLst>
                         <a:ext uri="{28A0092B-C50C-407E-A947-70E740481C1C}">
                           <a14:useLocalDpi xmlns:a14="http://schemas.microsoft.com/office/drawing/2010/main"/>
@@ -2385,6 +3112,9 @@
     </w:p>
     <w:p>
       <w:r>
+        <w:rPr>
+          <w:noProof/>
+        </w:rPr>
         <w:drawing>
           <wp:inline distT="0" distB="0" distL="0" distR="0" wp14:anchorId="75561451" wp14:editId="02565AE5">
             <wp:extent cx="5753100" cy="1133475"/>
@@ -2401,7 +3131,7 @@
                     <pic:cNvPicPr/>
                   </pic:nvPicPr>
                   <pic:blipFill>
-                    <a:blip r:embed="rId21">
+                    <a:blip r:embed="rId23">
                       <a:extLst>
                         <a:ext uri="{28A0092B-C50C-407E-A947-70E740481C1C}">
                           <a14:useLocalDpi xmlns:a14="http://schemas.microsoft.com/office/drawing/2010/main"/>
@@ -2467,42 +3197,34 @@
           <w:sz w:val="40"/>
           <w:szCs w:val="40"/>
         </w:rPr>
-        <w:t>Lab  Experiment</w:t>
-      </w:r>
-      <w:r>
-        <w:rPr>
-          <w:b/>
-          <w:bCs/>
-          <w:sz w:val="40"/>
-          <w:szCs w:val="40"/>
-        </w:rPr>
-        <w:t xml:space="preserve">  -9</w:t>
-      </w:r>
-    </w:p>
-    <w:p>
-      <w:pPr>
-        <w:rPr>
-          <w:b/>
-          <w:bCs/>
-          <w:sz w:val="40"/>
-          <w:szCs w:val="40"/>
-        </w:rPr>
-      </w:pPr>
-      <w:r>
-        <w:rPr>
-          <w:b/>
-          <w:bCs/>
-          <w:sz w:val="40"/>
-          <w:szCs w:val="40"/>
-        </w:rPr>
+        <w:t>Lab  Experiment  -9</w:t>
+      </w:r>
+    </w:p>
+    <w:p>
+      <w:pPr>
+        <w:rPr>
+          <w:b/>
+          <w:bCs/>
+          <w:sz w:val="40"/>
+          <w:szCs w:val="40"/>
+        </w:rPr>
+      </w:pPr>
+      <w:r>
+        <w:rPr>
+          <w:b/>
+          <w:bCs/>
+          <w:sz w:val="40"/>
+          <w:szCs w:val="40"/>
+        </w:rPr>
+        <w:lastRenderedPageBreak/>
         <w:t>Command Buffer (STL Queue - FIFO)</w:t>
       </w:r>
     </w:p>
     <w:p>
       <w:pPr>
-        <w:spacing w:after="240" w:before="240"/>
-        <w:rPr>
-          <w:rFonts w:ascii="Aptos" w:hAnsi="Aptos" w:eastAsia="Aptos" w:cs="Aptos"/>
+        <w:spacing w:before="240" w:after="240"/>
+        <w:rPr>
+          <w:rFonts w:ascii="Aptos" w:eastAsia="Aptos" w:hAnsi="Aptos" w:cs="Aptos"/>
           <w:sz w:val="32"/>
           <w:szCs w:val="32"/>
         </w:rPr>
@@ -2545,16 +3267,19 @@
     </w:p>
     <w:p>
       <w:pPr>
-        <w:spacing w:after="240" w:before="240"/>
-        <w:rPr>
-          <w:rFonts w:ascii="Aptos" w:hAnsi="Aptos" w:eastAsia="Aptos" w:cs="Aptos"/>
-          <w:sz w:val="32"/>
-          <w:szCs w:val="32"/>
-        </w:rPr>
-      </w:pPr>
-    </w:p>
-    <w:p>
-      <w:r>
+        <w:spacing w:before="240" w:after="240"/>
+        <w:rPr>
+          <w:rFonts w:ascii="Aptos" w:eastAsia="Aptos" w:hAnsi="Aptos" w:cs="Aptos"/>
+          <w:sz w:val="32"/>
+          <w:szCs w:val="32"/>
+        </w:rPr>
+      </w:pPr>
+    </w:p>
+    <w:p>
+      <w:r>
+        <w:rPr>
+          <w:noProof/>
+        </w:rPr>
         <w:drawing>
           <wp:inline distT="0" distB="0" distL="0" distR="0" wp14:anchorId="45E9B338" wp14:editId="318D55BF">
             <wp:extent cx="4638675" cy="3381375"/>
@@ -2571,7 +3296,7 @@
                     <pic:cNvPicPr/>
                   </pic:nvPicPr>
                   <pic:blipFill>
-                    <a:blip r:embed="rId22">
+                    <a:blip r:embed="rId24">
                       <a:extLst>
                         <a:ext uri="{28A0092B-C50C-407E-A947-70E740481C1C}">
                           <a14:useLocalDpi xmlns:a14="http://schemas.microsoft.com/office/drawing/2010/main"/>
@@ -2600,6 +3325,9 @@
     </w:p>
     <w:p>
       <w:r>
+        <w:rPr>
+          <w:noProof/>
+        </w:rPr>
         <w:drawing>
           <wp:inline distT="0" distB="0" distL="0" distR="0" wp14:anchorId="161F482C" wp14:editId="492073E9">
             <wp:extent cx="4105275" cy="1704975"/>
@@ -2616,7 +3344,7 @@
                     <pic:cNvPicPr/>
                   </pic:nvPicPr>
                   <pic:blipFill>
-                    <a:blip r:embed="rId23">
+                    <a:blip r:embed="rId25">
                       <a:extLst>
                         <a:ext uri="{28A0092B-C50C-407E-A947-70E740481C1C}">
                           <a14:useLocalDpi xmlns:a14="http://schemas.microsoft.com/office/drawing/2010/main"/>
@@ -2682,42 +3410,34 @@
           <w:sz w:val="40"/>
           <w:szCs w:val="40"/>
         </w:rPr>
-        <w:t>Lab  Experiment</w:t>
-      </w:r>
-      <w:r>
-        <w:rPr>
-          <w:b/>
-          <w:bCs/>
-          <w:sz w:val="40"/>
-          <w:szCs w:val="40"/>
-        </w:rPr>
-        <w:t xml:space="preserve">  -10</w:t>
-      </w:r>
-    </w:p>
-    <w:p>
-      <w:pPr>
-        <w:rPr>
-          <w:b/>
-          <w:bCs/>
-          <w:sz w:val="40"/>
-          <w:szCs w:val="40"/>
-        </w:rPr>
-      </w:pPr>
-      <w:r>
-        <w:rPr>
-          <w:b/>
-          <w:bCs/>
-          <w:sz w:val="40"/>
-          <w:szCs w:val="40"/>
-        </w:rPr>
+        <w:t>Lab  Experiment  -10</w:t>
+      </w:r>
+    </w:p>
+    <w:p>
+      <w:pPr>
+        <w:rPr>
+          <w:b/>
+          <w:bCs/>
+          <w:sz w:val="40"/>
+          <w:szCs w:val="40"/>
+        </w:rPr>
+      </w:pPr>
+      <w:r>
+        <w:rPr>
+          <w:b/>
+          <w:bCs/>
+          <w:sz w:val="40"/>
+          <w:szCs w:val="40"/>
+        </w:rPr>
+        <w:lastRenderedPageBreak/>
         <w:t xml:space="preserve"> Safe Sensor Input (Exception Handling)  </w:t>
       </w:r>
     </w:p>
     <w:p>
       <w:pPr>
-        <w:spacing w:after="240" w:before="240"/>
-        <w:rPr>
-          <w:rFonts w:ascii="Aptos" w:hAnsi="Aptos" w:eastAsia="Aptos" w:cs="Aptos"/>
+        <w:spacing w:before="240" w:after="240"/>
+        <w:rPr>
+          <w:rFonts w:ascii="Aptos" w:eastAsia="Aptos" w:hAnsi="Aptos" w:cs="Aptos"/>
           <w:sz w:val="32"/>
           <w:szCs w:val="32"/>
         </w:rPr>
@@ -2760,19 +3480,22 @@
     </w:p>
     <w:p>
       <w:pPr>
-        <w:spacing w:after="240" w:before="240"/>
-        <w:rPr>
-          <w:rFonts w:ascii="Aptos" w:hAnsi="Aptos" w:eastAsia="Aptos" w:cs="Aptos"/>
-          <w:sz w:val="32"/>
-          <w:szCs w:val="32"/>
-        </w:rPr>
-      </w:pPr>
-    </w:p>
-    <w:p>
-      <w:pPr>
-        <w:spacing w:after="240" w:before="240"/>
-      </w:pPr>
-      <w:r>
+        <w:spacing w:before="240" w:after="240"/>
+        <w:rPr>
+          <w:rFonts w:ascii="Aptos" w:eastAsia="Aptos" w:hAnsi="Aptos" w:cs="Aptos"/>
+          <w:sz w:val="32"/>
+          <w:szCs w:val="32"/>
+        </w:rPr>
+      </w:pPr>
+    </w:p>
+    <w:p>
+      <w:pPr>
+        <w:spacing w:before="240" w:after="240"/>
+      </w:pPr>
+      <w:r>
+        <w:rPr>
+          <w:noProof/>
+        </w:rPr>
         <w:drawing>
           <wp:inline distT="0" distB="0" distL="0" distR="0" wp14:anchorId="7D0B86C2" wp14:editId="3E3DCDDE">
             <wp:extent cx="3190875" cy="2447925"/>
@@ -2789,7 +3512,7 @@
                     <pic:cNvPicPr/>
                   </pic:nvPicPr>
                   <pic:blipFill>
-                    <a:blip r:embed="rId24">
+                    <a:blip r:embed="rId26">
                       <a:extLst>
                         <a:ext uri="{28A0092B-C50C-407E-A947-70E740481C1C}">
                           <a14:useLocalDpi xmlns:a14="http://schemas.microsoft.com/office/drawing/2010/main"/>
@@ -2818,9 +3541,12 @@
     </w:p>
     <w:p>
       <w:pPr>
-        <w:spacing w:after="240" w:before="240"/>
-      </w:pPr>
-      <w:r>
+        <w:spacing w:before="240" w:after="240"/>
+      </w:pPr>
+      <w:r>
+        <w:rPr>
+          <w:noProof/>
+        </w:rPr>
         <w:drawing>
           <wp:inline distT="0" distB="0" distL="0" distR="0" wp14:anchorId="640F8E32" wp14:editId="43CEF81E">
             <wp:extent cx="3924300" cy="1524000"/>
@@ -2837,7 +3563,7 @@
                     <pic:cNvPicPr/>
                   </pic:nvPicPr>
                   <pic:blipFill>
-                    <a:blip r:embed="rId25">
+                    <a:blip r:embed="rId27">
                       <a:extLst>
                         <a:ext uri="{28A0092B-C50C-407E-A947-70E740481C1C}">
                           <a14:useLocalDpi xmlns:a14="http://schemas.microsoft.com/office/drawing/2010/main"/>
@@ -2866,9 +3592,9 @@
     </w:p>
     <w:p>
       <w:pPr>
-        <w:spacing w:after="240" w:before="240"/>
-        <w:rPr>
-          <w:rFonts w:ascii="Aptos" w:hAnsi="Aptos" w:eastAsia="Aptos" w:cs="Aptos"/>
+        <w:spacing w:before="240" w:after="240"/>
+        <w:rPr>
+          <w:rFonts w:ascii="Aptos" w:eastAsia="Aptos" w:hAnsi="Aptos" w:cs="Aptos"/>
           <w:b/>
           <w:bCs/>
           <w:sz w:val="40"/>
@@ -2879,9 +3605,9 @@
     </w:p>
     <w:p>
       <w:pPr>
-        <w:spacing w:after="240" w:before="240"/>
-        <w:rPr>
-          <w:rFonts w:ascii="Aptos" w:hAnsi="Aptos" w:eastAsia="Aptos" w:cs="Aptos"/>
+        <w:spacing w:before="240" w:after="240"/>
+        <w:rPr>
+          <w:rFonts w:ascii="Aptos" w:eastAsia="Aptos" w:hAnsi="Aptos" w:cs="Aptos"/>
           <w:b/>
           <w:bCs/>
           <w:sz w:val="40"/>
@@ -2892,9 +3618,9 @@
     </w:p>
     <w:p>
       <w:pPr>
-        <w:spacing w:after="240" w:before="240"/>
-        <w:rPr>
-          <w:rFonts w:ascii="Aptos" w:hAnsi="Aptos" w:eastAsia="Aptos" w:cs="Aptos"/>
+        <w:spacing w:before="240" w:after="240"/>
+        <w:rPr>
+          <w:rFonts w:ascii="Aptos" w:eastAsia="Aptos" w:hAnsi="Aptos" w:cs="Aptos"/>
           <w:b/>
           <w:bCs/>
           <w:sz w:val="40"/>
@@ -2905,9 +3631,9 @@
     </w:p>
     <w:p>
       <w:pPr>
-        <w:spacing w:after="240" w:before="240"/>
-        <w:rPr>
-          <w:rFonts w:ascii="Aptos" w:hAnsi="Aptos" w:eastAsia="Aptos" w:cs="Aptos"/>
+        <w:spacing w:before="240" w:after="240"/>
+        <w:rPr>
+          <w:rFonts w:ascii="Aptos" w:eastAsia="Aptos" w:hAnsi="Aptos" w:cs="Aptos"/>
           <w:b/>
           <w:bCs/>
           <w:sz w:val="40"/>
@@ -2918,9 +3644,9 @@
     </w:p>
     <w:p>
       <w:pPr>
-        <w:spacing w:after="240" w:before="240"/>
-        <w:rPr>
-          <w:rFonts w:ascii="Aptos" w:hAnsi="Aptos" w:eastAsia="Aptos" w:cs="Aptos"/>
+        <w:spacing w:before="240" w:after="240"/>
+        <w:rPr>
+          <w:rFonts w:ascii="Aptos" w:eastAsia="Aptos" w:hAnsi="Aptos" w:cs="Aptos"/>
           <w:b/>
           <w:bCs/>
           <w:sz w:val="40"/>
@@ -2931,201 +3657,140 @@
     </w:p>
     <w:p>
       <w:pPr>
-        <w:spacing w:after="240" w:before="240"/>
-        <w:rPr>
-          <w:rFonts w:ascii="Aptos" w:hAnsi="Aptos" w:eastAsia="Aptos" w:cs="Aptos"/>
-          <w:b/>
-          <w:bCs/>
+        <w:rPr>
+          <w:rFonts w:ascii="Aptos" w:eastAsia="Aptos" w:hAnsi="Aptos" w:cs="Aptos"/>
+          <w:b/>
+          <w:bCs/>
+          <w:color w:val="000000" w:themeColor="text1"/>
           <w:sz w:val="40"/>
           <w:szCs w:val="40"/>
           <w:u w:val="single"/>
         </w:rPr>
       </w:pPr>
-    </w:p>
-    <w:p>
-      <w:pPr>
-        <w:spacing w:after="240" w:before="240"/>
-        <w:rPr>
-          <w:rFonts w:ascii="Aptos" w:hAnsi="Aptos" w:eastAsia="Aptos" w:cs="Aptos"/>
-          <w:b/>
-          <w:bCs/>
+      <w:r>
+        <w:rPr>
+          <w:b/>
+          <w:bCs/>
+          <w:color w:val="000000"/>
           <w:sz w:val="40"/>
           <w:szCs w:val="40"/>
           <w:u w:val="single"/>
         </w:rPr>
-      </w:pPr>
-    </w:p>
-    <w:p>
-      <w:pPr>
-        <w:spacing w:after="240" w:before="240"/>
-        <w:rPr>
-          <w:rFonts w:ascii="Aptos" w:hAnsi="Aptos" w:eastAsia="Aptos" w:cs="Aptos"/>
-          <w:b/>
-          <w:bCs/>
+        <w:lastRenderedPageBreak/>
+        <w:t>Unit -</w:t>
+      </w:r>
+      <w:r>
+        <w:rPr>
+          <w:b/>
+          <w:bCs/>
+          <w:color w:val="000000"/>
           <w:sz w:val="40"/>
           <w:szCs w:val="40"/>
           <w:u w:val="single"/>
         </w:rPr>
-      </w:pPr>
-    </w:p>
-    <w:p>
-      <w:pPr>
-        <w:spacing w:after="240" w:before="240"/>
-        <w:rPr>
-          <w:rFonts w:ascii="Aptos" w:hAnsi="Aptos" w:eastAsia="Aptos" w:cs="Aptos"/>
-          <w:b/>
-          <w:bCs/>
+        <w:t>3</w:t>
+      </w:r>
+      <w:r>
+        <w:rPr>
+          <w:b/>
+          <w:bCs/>
+          <w:color w:val="000000"/>
           <w:sz w:val="40"/>
           <w:szCs w:val="40"/>
           <w:u w:val="single"/>
         </w:rPr>
-      </w:pPr>
-    </w:p>
-    <w:p>
-      <w:pPr>
-        <w:rPr>
-          <w:rFonts w:ascii="Aptos" w:hAnsi="Aptos" w:eastAsia="Aptos" w:cs="Aptos"/>
+        <w:t xml:space="preserve"> </w:t>
+      </w:r>
+      <w:r>
+        <w:rPr>
+          <w:b/>
+          <w:bCs/>
+          <w:color w:val="000000"/>
+          <w:sz w:val="40"/>
+          <w:szCs w:val="40"/>
+          <w:u w:val="single"/>
+        </w:rPr>
+        <w:t>:</w:t>
+      </w:r>
+      <w:r>
+        <w:rPr>
+          <w:b/>
+          <w:bCs/>
+          <w:color w:val="000000"/>
+          <w:sz w:val="40"/>
+          <w:szCs w:val="40"/>
+          <w:u w:val="single"/>
+        </w:rPr>
+        <w:t xml:space="preserve"> </w:t>
+      </w:r>
+      <w:r>
+        <w:rPr>
+          <w:b/>
+          <w:bCs/>
+          <w:color w:val="000000"/>
+          <w:sz w:val="40"/>
+          <w:szCs w:val="40"/>
+          <w:u w:val="single"/>
+        </w:rPr>
+        <w:t>Object -Oriented Programming for Robotics</w:t>
+      </w:r>
+    </w:p>
+    <w:p>
+      <w:pPr>
+        <w:rPr>
+          <w:rFonts w:ascii="Aptos" w:eastAsia="Aptos" w:hAnsi="Aptos" w:cs="Aptos"/>
+          <w:b/>
+          <w:bCs/>
           <w:color w:val="000000" w:themeColor="text1"/>
           <w:sz w:val="40"/>
           <w:szCs w:val="40"/>
-        </w:rPr>
-      </w:pPr>
-    </w:p>
-    <w:p>
-      <w:pPr>
-        <w:rPr>
-          <w:rFonts w:ascii="Aptos" w:hAnsi="Aptos" w:eastAsia="Aptos" w:cs="Aptos"/>
-          <w:b/>
-          <w:bCs/>
-          <w:color w:val="000000" w:themeColor="text1"/>
-          <w:sz w:val="40"/>
-          <w:szCs w:val="40"/>
           <w:u w:val="single"/>
         </w:rPr>
       </w:pPr>
-      <w:r>
-        <w:rPr>
-          <w:b/>
-          <w:bCs/>
-          <w:color w:val="000000"/>
-          <w:sz w:val="40"/>
-          <w:szCs w:val="40"/>
-          <w:u w:val="single"/>
-        </w:rPr>
-        <w:t>Unit -</w:t>
-      </w:r>
-      <w:r>
-        <w:rPr>
-          <w:b/>
-          <w:bCs/>
-          <w:color w:val="000000"/>
-          <w:sz w:val="40"/>
-          <w:szCs w:val="40"/>
-          <w:u w:val="single"/>
-        </w:rPr>
-        <w:t>3</w:t>
-      </w:r>
-      <w:r>
-        <w:rPr>
-          <w:b/>
-          <w:bCs/>
-          <w:color w:val="000000"/>
-          <w:sz w:val="40"/>
-          <w:szCs w:val="40"/>
-          <w:u w:val="single"/>
-        </w:rPr>
+    </w:p>
+    <w:p>
+      <w:pPr>
+        <w:rPr>
+          <w:b/>
+          <w:bCs/>
+          <w:sz w:val="40"/>
+          <w:szCs w:val="40"/>
+        </w:rPr>
+      </w:pPr>
+      <w:r>
+        <w:rPr>
+          <w:b/>
+          <w:bCs/>
+          <w:sz w:val="40"/>
+          <w:szCs w:val="40"/>
+        </w:rPr>
+        <w:t xml:space="preserve">Lab experiment - </w:t>
+      </w:r>
+      <w:r>
+        <w:rPr>
+          <w:b/>
+          <w:bCs/>
+          <w:sz w:val="40"/>
+          <w:szCs w:val="40"/>
+        </w:rPr>
+        <w:t>11</w:t>
+      </w:r>
+      <w:r>
+        <w:rPr>
+          <w:b/>
+          <w:bCs/>
+          <w:sz w:val="40"/>
+          <w:szCs w:val="40"/>
+        </w:rPr>
+        <w:t>.</w:t>
+      </w:r>
+      <w:r>
         <w:t xml:space="preserve"> </w:t>
       </w:r>
       <w:r>
         <w:rPr>
           <w:b/>
           <w:bCs/>
-          <w:color w:val="000000"/>
-          <w:sz w:val="40"/>
-          <w:szCs w:val="40"/>
-          <w:u w:val="single"/>
-        </w:rPr>
-        <w:t>:</w:t>
-      </w:r>
-      <w:r>
-        <w:rPr>
-          <w:b/>
-          <w:bCs/>
-          <w:color w:val="000000"/>
-          <w:sz w:val="40"/>
-          <w:szCs w:val="40"/>
-          <w:u w:val="single"/>
-        </w:rPr>
-        <w:t xml:space="preserve"> </w:t>
-      </w:r>
-      <w:r>
-        <w:rPr>
-          <w:b/>
-          <w:bCs/>
-          <w:color w:val="000000"/>
-          <w:sz w:val="40"/>
-          <w:szCs w:val="40"/>
-          <w:u w:val="single"/>
-        </w:rPr>
-        <w:t>Object -Oriented Programming for Robotics</w:t>
-      </w:r>
-    </w:p>
-    <w:p>
-      <w:pPr>
-        <w:rPr>
-          <w:rFonts w:ascii="Aptos" w:hAnsi="Aptos" w:eastAsia="Aptos" w:cs="Aptos"/>
-          <w:b/>
-          <w:bCs/>
-          <w:color w:val="000000" w:themeColor="text1"/>
-          <w:sz w:val="40"/>
-          <w:szCs w:val="40"/>
-          <w:u w:val="single"/>
-        </w:rPr>
-      </w:pPr>
-    </w:p>
-    <w:p>
-      <w:pPr>
-        <w:rPr>
-          <w:b/>
-          <w:bCs/>
-          <w:sz w:val="40"/>
-          <w:szCs w:val="40"/>
-        </w:rPr>
-      </w:pPr>
-      <w:r>
-        <w:rPr>
-          <w:b/>
-          <w:bCs/>
-          <w:sz w:val="40"/>
-          <w:szCs w:val="40"/>
-        </w:rPr>
-        <w:t xml:space="preserve">Lab experiment - </w:t>
-      </w:r>
-      <w:r>
-        <w:rPr>
-          <w:b/>
-          <w:bCs/>
-          <w:sz w:val="40"/>
-          <w:szCs w:val="40"/>
-        </w:rPr>
-        <w:t>11</w:t>
-      </w:r>
-      <w:r>
-        <w:rPr>
-          <w:b/>
-          <w:bCs/>
-          <w:sz w:val="40"/>
-          <w:szCs w:val="40"/>
-        </w:rPr>
-        <w:t>.</w:t>
-      </w:r>
-      <w:r>
-        <w:t xml:space="preserve"> </w:t>
-      </w:r>
-      <w:r>
-        <w:rPr>
-          <w:b/>
-          <w:bCs/>
           <w:sz w:val="40"/>
           <w:szCs w:val="40"/>
         </w:rPr>
@@ -3144,38 +3809,20 @@
           <w:sz w:val="32"/>
           <w:szCs w:val="32"/>
         </w:rPr>
-        <w:t xml:space="preserve">We hide the internal state (like position) using the private keyword. Access is only allowed through the </w:t>
-      </w:r>
-      <w:r>
-        <w:rPr>
-          <w:sz w:val="32"/>
-          <w:szCs w:val="32"/>
-        </w:rPr>
-        <w:t>moveTo</w:t>
-      </w:r>
-      <w:r>
-        <w:rPr>
-          <w:sz w:val="32"/>
-          <w:szCs w:val="32"/>
-        </w:rPr>
-        <w:t>(</w:t>
-      </w:r>
-      <w:r>
-        <w:rPr>
-          <w:sz w:val="32"/>
-          <w:szCs w:val="32"/>
-        </w:rPr>
-        <w:t>) method, which includes safety checks to prevent hardware damage.</w:t>
-      </w:r>
-    </w:p>
-    <w:p>
-      <w:pPr>
-        <w:rPr>
-          <w:sz w:val="32"/>
-          <w:szCs w:val="32"/>
-        </w:rPr>
-      </w:pPr>
-      <w:r>
+        <w:t>We hide the internal state (like position) using the private keyword. Access is only allowed through the moveTo() method, which includes safety checks to prevent hardware damage.</w:t>
+      </w:r>
+    </w:p>
+    <w:p>
+      <w:pPr>
+        <w:rPr>
+          <w:sz w:val="32"/>
+          <w:szCs w:val="32"/>
+        </w:rPr>
+      </w:pPr>
+      <w:r>
+        <w:rPr>
+          <w:noProof/>
+        </w:rPr>
         <w:drawing>
           <wp:inline distT="0" distB="0" distL="0" distR="0" wp14:anchorId="4996A660" wp14:editId="420926E0">
             <wp:extent cx="5734050" cy="4143375"/>
@@ -3192,7 +3839,7 @@
                     <pic:cNvPicPr/>
                   </pic:nvPicPr>
                   <pic:blipFill>
-                    <a:blip r:embed="rId26"/>
+                    <a:blip r:embed="rId28"/>
                     <a:stretch>
                       <a:fillRect/>
                     </a:stretch>
@@ -3242,7 +3889,7 @@
     <w:p>
       <w:pPr>
         <w:rPr>
-          <w:rFonts w:ascii="Aptos" w:hAnsi="Aptos" w:eastAsia="Aptos" w:cs="Aptos"/>
+          <w:rFonts w:ascii="Aptos" w:eastAsia="Aptos" w:hAnsi="Aptos" w:cs="Aptos"/>
           <w:sz w:val="40"/>
           <w:szCs w:val="40"/>
         </w:rPr>
@@ -3300,7 +3947,7 @@
     <w:p>
       <w:pPr>
         <w:rPr>
-          <w:rFonts w:ascii="Aptos" w:hAnsi="Aptos" w:eastAsia="Aptos" w:cs="Aptos"/>
+          <w:rFonts w:ascii="Aptos" w:eastAsia="Aptos" w:hAnsi="Aptos" w:cs="Aptos"/>
           <w:sz w:val="40"/>
           <w:szCs w:val="40"/>
         </w:rPr>
@@ -3316,12 +3963,15 @@
     <w:p>
       <w:pPr>
         <w:rPr>
-          <w:rFonts w:ascii="Aptos" w:hAnsi="Aptos" w:eastAsia="Aptos" w:cs="Aptos"/>
-          <w:sz w:val="40"/>
-          <w:szCs w:val="40"/>
-        </w:rPr>
-      </w:pPr>
-      <w:r>
+          <w:rFonts w:ascii="Aptos" w:eastAsia="Aptos" w:hAnsi="Aptos" w:cs="Aptos"/>
+          <w:sz w:val="40"/>
+          <w:szCs w:val="40"/>
+        </w:rPr>
+      </w:pPr>
+      <w:r>
+        <w:rPr>
+          <w:noProof/>
+        </w:rPr>
         <w:drawing>
           <wp:inline distT="0" distB="0" distL="0" distR="0" wp14:anchorId="694D74BA" wp14:editId="5B83E5BA">
             <wp:extent cx="5610225" cy="1962150"/>
@@ -3338,7 +3988,7 @@
                     <pic:cNvPicPr/>
                   </pic:nvPicPr>
                   <pic:blipFill>
-                    <a:blip r:embed="rId27"/>
+                    <a:blip r:embed="rId29"/>
                     <a:stretch>
                       <a:fillRect/>
                     </a:stretch>
@@ -3362,12 +4012,15 @@
     <w:p>
       <w:pPr>
         <w:rPr>
-          <w:rFonts w:ascii="Aptos" w:hAnsi="Aptos" w:eastAsia="Aptos" w:cs="Aptos"/>
-          <w:sz w:val="40"/>
-          <w:szCs w:val="40"/>
-        </w:rPr>
-      </w:pPr>
-      <w:r>
+          <w:rFonts w:ascii="Aptos" w:eastAsia="Aptos" w:hAnsi="Aptos" w:cs="Aptos"/>
+          <w:sz w:val="40"/>
+          <w:szCs w:val="40"/>
+        </w:rPr>
+      </w:pPr>
+      <w:r>
+        <w:rPr>
+          <w:noProof/>
+        </w:rPr>
         <w:drawing>
           <wp:inline distT="0" distB="0" distL="0" distR="0" wp14:anchorId="5FD4FAD5" wp14:editId="1F34BD3F">
             <wp:extent cx="5257800" cy="1428750"/>
@@ -3384,7 +4037,7 @@
                     <pic:cNvPicPr/>
                   </pic:nvPicPr>
                   <pic:blipFill>
-                    <a:blip r:embed="rId28"/>
+                    <a:blip r:embed="rId30"/>
                     <a:stretch>
                       <a:fillRect/>
                     </a:stretch>
@@ -3424,13 +4077,34 @@
           <w:szCs w:val="40"/>
         </w:rPr>
       </w:pPr>
-      <w:r>
-        <w:rPr>
-          <w:b/>
-          <w:bCs/>
-          <w:sz w:val="40"/>
-          <w:szCs w:val="40"/>
-        </w:rPr>
+    </w:p>
+    <w:p>
+      <w:pPr>
+        <w:rPr>
+          <w:b/>
+          <w:bCs/>
+          <w:sz w:val="40"/>
+          <w:szCs w:val="40"/>
+        </w:rPr>
+      </w:pPr>
+    </w:p>
+    <w:p>
+      <w:pPr>
+        <w:rPr>
+          <w:b/>
+          <w:bCs/>
+          <w:sz w:val="40"/>
+          <w:szCs w:val="40"/>
+        </w:rPr>
+      </w:pPr>
+      <w:r>
+        <w:rPr>
+          <w:b/>
+          <w:bCs/>
+          <w:sz w:val="40"/>
+          <w:szCs w:val="40"/>
+        </w:rPr>
+        <w:lastRenderedPageBreak/>
         <w:t xml:space="preserve">Lab experiment - </w:t>
       </w:r>
       <w:r>
@@ -3467,7 +4141,7 @@
     <w:p>
       <w:pPr>
         <w:rPr>
-          <w:rFonts w:ascii="Aptos" w:hAnsi="Aptos" w:eastAsia="Aptos" w:cs="Aptos"/>
+          <w:rFonts w:ascii="Aptos" w:eastAsia="Aptos" w:hAnsi="Aptos" w:cs="Aptos"/>
           <w:sz w:val="40"/>
           <w:szCs w:val="40"/>
         </w:rPr>
@@ -3483,12 +4157,15 @@
     <w:p>
       <w:pPr>
         <w:rPr>
-          <w:rFonts w:ascii="Aptos" w:hAnsi="Aptos" w:eastAsia="Aptos" w:cs="Aptos"/>
-          <w:sz w:val="40"/>
-          <w:szCs w:val="40"/>
-        </w:rPr>
-      </w:pPr>
-      <w:r>
+          <w:rFonts w:ascii="Aptos" w:eastAsia="Aptos" w:hAnsi="Aptos" w:cs="Aptos"/>
+          <w:sz w:val="40"/>
+          <w:szCs w:val="40"/>
+        </w:rPr>
+      </w:pPr>
+      <w:r>
+        <w:rPr>
+          <w:noProof/>
+        </w:rPr>
         <w:drawing>
           <wp:inline distT="0" distB="0" distL="0" distR="0" wp14:anchorId="21B8C48A" wp14:editId="4858AB1D">
             <wp:extent cx="5295900" cy="3981450"/>
@@ -3505,7 +4182,7 @@
                     <pic:cNvPicPr/>
                   </pic:nvPicPr>
                   <pic:blipFill>
-                    <a:blip r:embed="rId29"/>
+                    <a:blip r:embed="rId31"/>
                     <a:stretch>
                       <a:fillRect/>
                     </a:stretch>
@@ -3529,12 +4206,15 @@
     <w:p>
       <w:pPr>
         <w:rPr>
-          <w:rFonts w:ascii="Aptos" w:hAnsi="Aptos" w:eastAsia="Aptos" w:cs="Aptos"/>
-          <w:sz w:val="40"/>
-          <w:szCs w:val="40"/>
-        </w:rPr>
-      </w:pPr>
-      <w:r>
+          <w:rFonts w:ascii="Aptos" w:eastAsia="Aptos" w:hAnsi="Aptos" w:cs="Aptos"/>
+          <w:sz w:val="40"/>
+          <w:szCs w:val="40"/>
+        </w:rPr>
+      </w:pPr>
+      <w:r>
+        <w:rPr>
+          <w:noProof/>
+        </w:rPr>
         <w:drawing>
           <wp:inline distT="0" distB="0" distL="0" distR="0" wp14:anchorId="01401B96" wp14:editId="136EF148">
             <wp:extent cx="4705350" cy="704850"/>
@@ -3551,7 +4231,7 @@
                     <pic:cNvPicPr/>
                   </pic:nvPicPr>
                   <pic:blipFill>
-                    <a:blip r:embed="rId30"/>
+                    <a:blip r:embed="rId32"/>
                     <a:stretch>
                       <a:fillRect/>
                     </a:stretch>
@@ -3601,6 +4281,36 @@
           <w:szCs w:val="40"/>
         </w:rPr>
       </w:pPr>
+    </w:p>
+    <w:p>
+      <w:pPr>
+        <w:rPr>
+          <w:b/>
+          <w:bCs/>
+          <w:sz w:val="40"/>
+          <w:szCs w:val="40"/>
+        </w:rPr>
+      </w:pPr>
+    </w:p>
+    <w:p>
+      <w:pPr>
+        <w:rPr>
+          <w:b/>
+          <w:bCs/>
+          <w:sz w:val="40"/>
+          <w:szCs w:val="40"/>
+        </w:rPr>
+      </w:pPr>
+    </w:p>
+    <w:p>
+      <w:pPr>
+        <w:rPr>
+          <w:b/>
+          <w:bCs/>
+          <w:sz w:val="40"/>
+          <w:szCs w:val="40"/>
+        </w:rPr>
+      </w:pPr>
       <w:r>
         <w:rPr>
           <w:b/>
@@ -3638,65 +4348,33 @@
           <w:sz w:val="40"/>
           <w:szCs w:val="40"/>
         </w:rPr>
-        <w:t xml:space="preserve">Design of an Integrated Robot System using Composition-Based </w:t>
-      </w:r>
-      <w:r>
-        <w:rPr>
-          <w:b/>
-          <w:bCs/>
-          <w:sz w:val="40"/>
-          <w:szCs w:val="40"/>
-        </w:rPr>
-        <w:t>Modeling</w:t>
-      </w:r>
-      <w:r>
-        <w:rPr>
-          <w:b/>
-          <w:bCs/>
-          <w:sz w:val="40"/>
-          <w:szCs w:val="40"/>
-        </w:rPr>
-        <w:t xml:space="preserve"> of Sensors and Controllers</w:t>
-      </w:r>
-    </w:p>
-    <w:p>
-      <w:pPr>
-        <w:rPr>
-          <w:b/>
-          <w:bCs/>
-          <w:sz w:val="40"/>
-          <w:szCs w:val="40"/>
-        </w:rPr>
-      </w:pPr>
-    </w:p>
-    <w:p>
-      <w:pPr>
-        <w:rPr>
-          <w:rFonts w:ascii="Aptos" w:hAnsi="Aptos" w:eastAsia="Aptos" w:cs="Aptos"/>
-          <w:sz w:val="40"/>
-          <w:szCs w:val="40"/>
-        </w:rPr>
-      </w:pPr>
-      <w:r>
-        <w:rPr>
-          <w:sz w:val="40"/>
-          <w:szCs w:val="40"/>
-        </w:rPr>
-        <w:t xml:space="preserve">Instead of the </w:t>
-      </w:r>
-      <w:r>
-        <w:rPr>
-          <w:sz w:val="40"/>
-          <w:szCs w:val="40"/>
-        </w:rPr>
-        <w:t>IntegratedRobot</w:t>
-      </w:r>
-      <w:r>
-        <w:rPr>
-          <w:sz w:val="40"/>
-          <w:szCs w:val="40"/>
-        </w:rPr>
-        <w:t xml:space="preserve"> being an Actuator, it </w:t>
+        <w:t>Design of an Integrated Robot System using Composition-Based Modeling of Sensors and Controllers</w:t>
+      </w:r>
+    </w:p>
+    <w:p>
+      <w:pPr>
+        <w:rPr>
+          <w:b/>
+          <w:bCs/>
+          <w:sz w:val="40"/>
+          <w:szCs w:val="40"/>
+        </w:rPr>
+      </w:pPr>
+    </w:p>
+    <w:p>
+      <w:pPr>
+        <w:rPr>
+          <w:rFonts w:ascii="Aptos" w:eastAsia="Aptos" w:hAnsi="Aptos" w:cs="Aptos"/>
+          <w:sz w:val="40"/>
+          <w:szCs w:val="40"/>
+        </w:rPr>
+      </w:pPr>
+      <w:r>
+        <w:rPr>
+          <w:sz w:val="40"/>
+          <w:szCs w:val="40"/>
+        </w:rPr>
+        <w:t xml:space="preserve">Instead of the IntegratedRobot being an Actuator, it </w:t>
       </w:r>
       <w:r>
         <w:rPr>
@@ -3712,25 +4390,21 @@
           <w:sz w:val="40"/>
           <w:szCs w:val="40"/>
         </w:rPr>
-        <w:t xml:space="preserve"> one. This "Has-A" relationship is often more flexible than inheritance, allowing us to build </w:t>
-      </w:r>
-      <w:r>
-        <w:rPr>
-          <w:sz w:val="40"/>
-          <w:szCs w:val="40"/>
-        </w:rPr>
-        <w:t>complex machines from simpler, modular components.</w:t>
-      </w:r>
-    </w:p>
-    <w:p>
-      <w:pPr>
-        <w:rPr>
-          <w:rFonts w:ascii="Aptos" w:hAnsi="Aptos" w:eastAsia="Aptos" w:cs="Aptos"/>
-          <w:sz w:val="40"/>
-          <w:szCs w:val="40"/>
-        </w:rPr>
-      </w:pPr>
-      <w:r>
+        <w:t xml:space="preserve"> one. This "Has-A" relationship is often more flexible than inheritance, allowing us to build complex machines from simpler, modular components.</w:t>
+      </w:r>
+    </w:p>
+    <w:p>
+      <w:pPr>
+        <w:rPr>
+          <w:rFonts w:ascii="Aptos" w:eastAsia="Aptos" w:hAnsi="Aptos" w:cs="Aptos"/>
+          <w:sz w:val="40"/>
+          <w:szCs w:val="40"/>
+        </w:rPr>
+      </w:pPr>
+      <w:r>
+        <w:rPr>
+          <w:noProof/>
+        </w:rPr>
         <w:drawing>
           <wp:inline distT="0" distB="0" distL="0" distR="0" wp14:anchorId="3C0C3649" wp14:editId="3B8B67CC">
             <wp:extent cx="5172075" cy="2352675"/>
@@ -3747,7 +4421,7 @@
                     <pic:cNvPicPr/>
                   </pic:nvPicPr>
                   <pic:blipFill>
-                    <a:blip r:embed="rId31"/>
+                    <a:blip r:embed="rId33"/>
                     <a:stretch>
                       <a:fillRect/>
                     </a:stretch>
@@ -3771,12 +4445,15 @@
     <w:p>
       <w:pPr>
         <w:rPr>
-          <w:rFonts w:ascii="Aptos" w:hAnsi="Aptos" w:eastAsia="Aptos" w:cs="Aptos"/>
-          <w:sz w:val="40"/>
-          <w:szCs w:val="40"/>
-        </w:rPr>
-      </w:pPr>
-      <w:r>
+          <w:rFonts w:ascii="Aptos" w:eastAsia="Aptos" w:hAnsi="Aptos" w:cs="Aptos"/>
+          <w:sz w:val="40"/>
+          <w:szCs w:val="40"/>
+        </w:rPr>
+      </w:pPr>
+      <w:r>
+        <w:rPr>
+          <w:noProof/>
+        </w:rPr>
         <w:drawing>
           <wp:inline distT="0" distB="0" distL="0" distR="0" wp14:anchorId="04183C90" wp14:editId="30D81B95">
             <wp:extent cx="4219575" cy="828675"/>
@@ -3793,7 +4470,7 @@
                     <pic:cNvPicPr/>
                   </pic:nvPicPr>
                   <pic:blipFill>
-                    <a:blip r:embed="rId32"/>
+                    <a:blip r:embed="rId34"/>
                     <a:stretch>
                       <a:fillRect/>
                     </a:stretch>
@@ -3830,6 +4507,7 @@
           <w:sz w:val="40"/>
           <w:szCs w:val="40"/>
         </w:rPr>
+        <w:lastRenderedPageBreak/>
         <w:t xml:space="preserve">Lab experiment - </w:t>
       </w:r>
       <w:r>
@@ -3860,16 +4538,7 @@
           <w:sz w:val="40"/>
           <w:szCs w:val="40"/>
         </w:rPr>
-        <w:t>mplementation</w:t>
-      </w:r>
-      <w:r>
-        <w:rPr>
-          <w:b/>
-          <w:bCs/>
-          <w:sz w:val="40"/>
-          <w:szCs w:val="40"/>
-        </w:rPr>
-        <w:t xml:space="preserve"> of Safe Ownership and Automatic Resource Cleanup in Robotic Systems using Smart Pointers</w:t>
+        <w:t>mplementation of Safe Ownership and Automatic Resource Cleanup in Robotic Systems using Smart Pointers</w:t>
       </w:r>
     </w:p>
     <w:p>
@@ -3897,6 +4566,9 @@
         </w:rPr>
       </w:pPr>
       <w:r>
+        <w:rPr>
+          <w:noProof/>
+        </w:rPr>
         <w:drawing>
           <wp:inline distT="0" distB="0" distL="0" distR="0" wp14:anchorId="1A708022" wp14:editId="68F0465B">
             <wp:extent cx="4724400" cy="3219450"/>
@@ -3913,7 +4585,7 @@
                     <pic:cNvPicPr/>
                   </pic:nvPicPr>
                   <pic:blipFill>
-                    <a:blip r:embed="rId33"/>
+                    <a:blip r:embed="rId35"/>
                     <a:stretch>
                       <a:fillRect/>
                     </a:stretch>
@@ -3942,6 +4614,9 @@
         </w:rPr>
       </w:pPr>
       <w:r>
+        <w:rPr>
+          <w:noProof/>
+        </w:rPr>
         <w:drawing>
           <wp:inline distT="0" distB="0" distL="0" distR="0" wp14:anchorId="378CDC1F" wp14:editId="31E55406">
             <wp:extent cx="4981575" cy="1019175"/>
@@ -3958,7 +4633,7 @@
                     <pic:cNvPicPr/>
                   </pic:nvPicPr>
                   <pic:blipFill>
-                    <a:blip r:embed="rId34"/>
+                    <a:blip r:embed="rId36"/>
                     <a:stretch>
                       <a:fillRect/>
                     </a:stretch>
@@ -3995,10 +4670,14 @@
         </w:rPr>
       </w:pPr>
       <w:r>
+        <w:rPr>
+          <w:noProof/>
+        </w:rPr>
+        <w:lastRenderedPageBreak/>
         <w:drawing>
-          <wp:inline distT="0" distB="0" distL="0" distR="0" wp14:anchorId="3F38DB9E" wp14:editId="30525181">
-            <wp:extent cx="3924300" cy="2990850"/>
-            <wp:effectExtent l="0" t="0" r="635" b="0"/>
+          <wp:inline distT="0" distB="0" distL="0" distR="0" wp14:anchorId="3F38DB9E" wp14:editId="406EE9C5">
+            <wp:extent cx="2799205" cy="2133600"/>
+            <wp:effectExtent l="0" t="0" r="1270" b="0"/>
             <wp:docPr id="1249789795" name="Picture 1"/>
             <wp:cNvGraphicFramePr>
               <a:graphicFrameLocks xmlns:a="http://schemas.openxmlformats.org/drawingml/2006/main" noChangeAspect="1"/>
@@ -4011,7 +4690,7 @@
                     <pic:cNvPicPr/>
                   </pic:nvPicPr>
                   <pic:blipFill>
-                    <a:blip r:embed="rId35"/>
+                    <a:blip r:embed="rId37"/>
                     <a:stretch>
                       <a:fillRect/>
                     </a:stretch>
@@ -4019,7 +4698,7 @@
                   <pic:spPr>
                     <a:xfrm>
                       <a:off x="0" y="0"/>
-                      <a:ext cx="3928451" cy="2994330"/>
+                      <a:ext cx="2811540" cy="2143002"/>
                     </a:xfrm>
                     <a:prstGeom prst="rect">
                       <a:avLst/>
@@ -4035,749 +4714,852 @@
     <w:p>
       <w:pPr>
         <w:rPr>
-          <w:rFonts w:ascii="Aptos" w:hAnsi="Aptos" w:eastAsia="Aptos" w:cs="Aptos"/>
-          <w:b/>
-          <w:bCs/>
+          <w:b/>
+          <w:bCs/>
+          <w:sz w:val="40"/>
+          <w:szCs w:val="40"/>
+        </w:rPr>
+      </w:pPr>
+    </w:p>
+    <w:p>
+      <w:pPr>
+        <w:rPr>
+          <w:b/>
+          <w:bCs/>
+          <w:sz w:val="40"/>
+          <w:szCs w:val="40"/>
+        </w:rPr>
+      </w:pPr>
+    </w:p>
+    <w:p>
+      <w:pPr>
+        <w:rPr>
+          <w:b/>
+          <w:bCs/>
+          <w:sz w:val="40"/>
+          <w:szCs w:val="40"/>
+        </w:rPr>
+      </w:pPr>
+      <w:r>
+        <w:rPr>
+          <w:b/>
+          <w:bCs/>
+          <w:sz w:val="40"/>
+          <w:szCs w:val="40"/>
+        </w:rPr>
+        <w:t xml:space="preserve">Unit-4  </w:t>
+      </w:r>
+      <w:r>
+        <w:rPr>
+          <w:b/>
+          <w:bCs/>
+          <w:sz w:val="40"/>
+          <w:szCs w:val="40"/>
+        </w:rPr>
+        <w:t>Embedded Thinking and Real time constraints</w:t>
+      </w:r>
+    </w:p>
+    <w:p>
+      <w:pPr>
+        <w:rPr>
+          <w:b/>
+          <w:bCs/>
+          <w:sz w:val="40"/>
+          <w:szCs w:val="40"/>
+        </w:rPr>
+      </w:pPr>
+      <w:r>
+        <w:rPr>
+          <w:b/>
+          <w:bCs/>
+          <w:sz w:val="40"/>
+          <w:szCs w:val="40"/>
+        </w:rPr>
+        <w:t xml:space="preserve">Lab experiment - </w:t>
+      </w:r>
+      <w:r>
+        <w:rPr>
+          <w:b/>
+          <w:bCs/>
+          <w:sz w:val="40"/>
+          <w:szCs w:val="40"/>
+        </w:rPr>
+        <w:t>16</w:t>
+      </w:r>
+      <w:r>
+        <w:rPr>
+          <w:b/>
+          <w:bCs/>
+          <w:sz w:val="40"/>
+          <w:szCs w:val="40"/>
+        </w:rPr>
+        <w:t>.</w:t>
+      </w:r>
+      <w:r>
+        <w:t xml:space="preserve"> </w:t>
+      </w:r>
+      <w:r>
+        <w:rPr>
+          <w:b/>
+          <w:bCs/>
+          <w:sz w:val="40"/>
+          <w:szCs w:val="40"/>
+        </w:rPr>
+        <w:t>Design and Implementation of Embedded-Style Robot Status Management using Bitwise Flags and Enumerations</w:t>
+      </w:r>
+    </w:p>
+    <w:p>
+      <w:pPr>
+        <w:rPr>
+          <w:sz w:val="32"/>
+          <w:szCs w:val="32"/>
+        </w:rPr>
+      </w:pPr>
+      <w:r>
+        <w:rPr>
+          <w:sz w:val="32"/>
+          <w:szCs w:val="32"/>
+        </w:rPr>
+        <w:t>Uses Bitwise Flags to store multiple robot states in a single byte, optimizing memory for embedded hardware.</w:t>
+      </w:r>
+    </w:p>
+    <w:p>
+      <w:pPr>
+        <w:rPr>
+          <w:sz w:val="32"/>
+          <w:szCs w:val="32"/>
+        </w:rPr>
+      </w:pPr>
+      <w:r>
+        <w:rPr>
+          <w:sz w:val="32"/>
+          <w:szCs w:val="32"/>
+        </w:rPr>
+        <w:lastRenderedPageBreak/>
+        <w:drawing>
+          <wp:inline distT="0" distB="0" distL="0" distR="0" wp14:anchorId="0BF86281" wp14:editId="48AB122E">
+            <wp:extent cx="5128260" cy="5907783"/>
+            <wp:effectExtent l="0" t="0" r="0" b="0"/>
+            <wp:docPr id="1972725172" name="Picture 1"/>
+            <wp:cNvGraphicFramePr>
+              <a:graphicFrameLocks xmlns:a="http://schemas.openxmlformats.org/drawingml/2006/main" noChangeAspect="1"/>
+            </wp:cNvGraphicFramePr>
+            <a:graphic xmlns:a="http://schemas.openxmlformats.org/drawingml/2006/main">
+              <a:graphicData uri="http://schemas.openxmlformats.org/drawingml/2006/picture">
+                <pic:pic xmlns:pic="http://schemas.openxmlformats.org/drawingml/2006/picture">
+                  <pic:nvPicPr>
+                    <pic:cNvPr id="1972725172" name=""/>
+                    <pic:cNvPicPr/>
+                  </pic:nvPicPr>
+                  <pic:blipFill>
+                    <a:blip r:embed="rId38"/>
+                    <a:stretch>
+                      <a:fillRect/>
+                    </a:stretch>
+                  </pic:blipFill>
+                  <pic:spPr>
+                    <a:xfrm>
+                      <a:off x="0" y="0"/>
+                      <a:ext cx="5131406" cy="5911407"/>
+                    </a:xfrm>
+                    <a:prstGeom prst="rect">
+                      <a:avLst/>
+                    </a:prstGeom>
+                  </pic:spPr>
+                </pic:pic>
+              </a:graphicData>
+            </a:graphic>
+          </wp:inline>
+        </w:drawing>
+      </w:r>
+    </w:p>
+    <w:p>
+      <w:pPr>
+        <w:rPr>
+          <w:sz w:val="32"/>
+          <w:szCs w:val="32"/>
+        </w:rPr>
+      </w:pPr>
+      <w:r>
+        <w:rPr>
+          <w:sz w:val="32"/>
+          <w:szCs w:val="32"/>
+        </w:rPr>
+        <w:drawing>
+          <wp:inline distT="0" distB="0" distL="0" distR="0" wp14:anchorId="05731281" wp14:editId="2A99830E">
+            <wp:extent cx="5515745" cy="2076740"/>
+            <wp:effectExtent l="0" t="0" r="8890" b="0"/>
+            <wp:docPr id="1580654229" name="Picture 1"/>
+            <wp:cNvGraphicFramePr>
+              <a:graphicFrameLocks xmlns:a="http://schemas.openxmlformats.org/drawingml/2006/main" noChangeAspect="1"/>
+            </wp:cNvGraphicFramePr>
+            <a:graphic xmlns:a="http://schemas.openxmlformats.org/drawingml/2006/main">
+              <a:graphicData uri="http://schemas.openxmlformats.org/drawingml/2006/picture">
+                <pic:pic xmlns:pic="http://schemas.openxmlformats.org/drawingml/2006/picture">
+                  <pic:nvPicPr>
+                    <pic:cNvPr id="1580654229" name=""/>
+                    <pic:cNvPicPr/>
+                  </pic:nvPicPr>
+                  <pic:blipFill>
+                    <a:blip r:embed="rId39"/>
+                    <a:stretch>
+                      <a:fillRect/>
+                    </a:stretch>
+                  </pic:blipFill>
+                  <pic:spPr>
+                    <a:xfrm>
+                      <a:off x="0" y="0"/>
+                      <a:ext cx="5515745" cy="2076740"/>
+                    </a:xfrm>
+                    <a:prstGeom prst="rect">
+                      <a:avLst/>
+                    </a:prstGeom>
+                  </pic:spPr>
+                </pic:pic>
+              </a:graphicData>
+            </a:graphic>
+          </wp:inline>
+        </w:drawing>
+      </w:r>
+    </w:p>
+    <w:p>
+      <w:pPr>
+        <w:rPr>
+          <w:b/>
+          <w:bCs/>
+          <w:sz w:val="40"/>
+          <w:szCs w:val="40"/>
+        </w:rPr>
+      </w:pPr>
+      <w:r>
+        <w:rPr>
+          <w:b/>
+          <w:bCs/>
+          <w:sz w:val="40"/>
+          <w:szCs w:val="40"/>
+        </w:rPr>
+        <w:lastRenderedPageBreak/>
+        <w:t xml:space="preserve">Lab experiment - </w:t>
+      </w:r>
+      <w:r>
+        <w:rPr>
+          <w:b/>
+          <w:bCs/>
+          <w:sz w:val="40"/>
+          <w:szCs w:val="40"/>
+        </w:rPr>
+        <w:t>17</w:t>
+      </w:r>
+      <w:r>
+        <w:rPr>
+          <w:b/>
+          <w:bCs/>
+          <w:sz w:val="40"/>
+          <w:szCs w:val="40"/>
+        </w:rPr>
+        <w:t>.</w:t>
+      </w:r>
+      <w:r>
+        <w:t xml:space="preserve"> </w:t>
+      </w:r>
+      <w:r>
+        <w:rPr>
+          <w:b/>
+          <w:bCs/>
+          <w:sz w:val="40"/>
+          <w:szCs w:val="40"/>
+        </w:rPr>
+        <w:t>Measurement and Profiling of Sensor Function Execution Time using chrono for Latency Analysis in Robotics Applications</w:t>
+      </w:r>
+    </w:p>
+    <w:p>
+      <w:pPr>
+        <w:rPr>
+          <w:sz w:val="32"/>
+          <w:szCs w:val="32"/>
+        </w:rPr>
+      </w:pPr>
+      <w:r>
+        <w:rPr>
+          <w:sz w:val="32"/>
+          <w:szCs w:val="32"/>
+        </w:rPr>
+        <w:t>Employs the Chrono library to measure sensor execution time, ensuring processing stays within microsecond limits.</w:t>
+      </w:r>
+    </w:p>
+    <w:p>
+      <w:pPr>
+        <w:rPr>
+          <w:sz w:val="32"/>
+          <w:szCs w:val="32"/>
+        </w:rPr>
+      </w:pPr>
+      <w:r>
+        <w:rPr>
+          <w:sz w:val="32"/>
+          <w:szCs w:val="32"/>
+        </w:rPr>
+        <w:drawing>
+          <wp:inline distT="0" distB="0" distL="0" distR="0" wp14:anchorId="6651C7B0" wp14:editId="401AA44C">
+            <wp:extent cx="5731510" cy="4099560"/>
+            <wp:effectExtent l="0" t="0" r="2540" b="0"/>
+            <wp:docPr id="1167503415" name="Picture 1"/>
+            <wp:cNvGraphicFramePr>
+              <a:graphicFrameLocks xmlns:a="http://schemas.openxmlformats.org/drawingml/2006/main" noChangeAspect="1"/>
+            </wp:cNvGraphicFramePr>
+            <a:graphic xmlns:a="http://schemas.openxmlformats.org/drawingml/2006/main">
+              <a:graphicData uri="http://schemas.openxmlformats.org/drawingml/2006/picture">
+                <pic:pic xmlns:pic="http://schemas.openxmlformats.org/drawingml/2006/picture">
+                  <pic:nvPicPr>
+                    <pic:cNvPr id="1167503415" name=""/>
+                    <pic:cNvPicPr/>
+                  </pic:nvPicPr>
+                  <pic:blipFill>
+                    <a:blip r:embed="rId40"/>
+                    <a:stretch>
+                      <a:fillRect/>
+                    </a:stretch>
+                  </pic:blipFill>
+                  <pic:spPr>
+                    <a:xfrm>
+                      <a:off x="0" y="0"/>
+                      <a:ext cx="5731510" cy="4099560"/>
+                    </a:xfrm>
+                    <a:prstGeom prst="rect">
+                      <a:avLst/>
+                    </a:prstGeom>
+                  </pic:spPr>
+                </pic:pic>
+              </a:graphicData>
+            </a:graphic>
+          </wp:inline>
+        </w:drawing>
+      </w:r>
+    </w:p>
+    <w:p>
+      <w:pPr>
+        <w:rPr>
+          <w:b/>
+          <w:bCs/>
+          <w:sz w:val="40"/>
+          <w:szCs w:val="40"/>
+        </w:rPr>
+      </w:pPr>
+    </w:p>
+    <w:p>
+      <w:pPr>
+        <w:rPr>
+          <w:b/>
+          <w:bCs/>
+          <w:sz w:val="40"/>
+          <w:szCs w:val="40"/>
+        </w:rPr>
+      </w:pPr>
+    </w:p>
+    <w:p>
+      <w:pPr>
+        <w:rPr>
+          <w:rFonts w:ascii="Aptos" w:eastAsia="Aptos" w:hAnsi="Aptos" w:cs="Aptos"/>
+          <w:sz w:val="40"/>
+          <w:szCs w:val="40"/>
+        </w:rPr>
+      </w:pPr>
+    </w:p>
+    <w:p>
+      <w:pPr>
+        <w:rPr>
+          <w:b/>
+          <w:bCs/>
+          <w:sz w:val="40"/>
+          <w:szCs w:val="40"/>
+        </w:rPr>
+      </w:pPr>
+    </w:p>
+    <w:p>
+      <w:pPr>
+        <w:rPr>
+          <w:b/>
+          <w:bCs/>
+          <w:sz w:val="40"/>
+          <w:szCs w:val="40"/>
+        </w:rPr>
+      </w:pPr>
+    </w:p>
+    <w:p>
+      <w:pPr>
+        <w:rPr>
+          <w:b/>
+          <w:bCs/>
+          <w:sz w:val="40"/>
+          <w:szCs w:val="40"/>
+        </w:rPr>
+      </w:pPr>
+      <w:r>
+        <w:rPr>
+          <w:b/>
+          <w:bCs/>
+          <w:sz w:val="40"/>
+          <w:szCs w:val="40"/>
+        </w:rPr>
+        <w:lastRenderedPageBreak/>
+        <w:t xml:space="preserve">Lab experiment - </w:t>
+      </w:r>
+      <w:r>
+        <w:rPr>
+          <w:b/>
+          <w:bCs/>
+          <w:sz w:val="40"/>
+          <w:szCs w:val="40"/>
+        </w:rPr>
+        <w:t>18</w:t>
+      </w:r>
+      <w:r>
+        <w:rPr>
+          <w:b/>
+          <w:bCs/>
+          <w:sz w:val="40"/>
+          <w:szCs w:val="40"/>
+        </w:rPr>
+        <w:t>.</w:t>
+      </w:r>
+      <w:r>
+        <w:t xml:space="preserve"> </w:t>
+      </w:r>
+      <w:r>
+        <w:rPr>
+          <w:b/>
+          <w:bCs/>
+          <w:sz w:val="40"/>
+          <w:szCs w:val="40"/>
+        </w:rPr>
+        <w:t>Implementation of Sensor Data Serialization and Deserialization using C++ Structures and Byte-Level Data Packing</w:t>
+      </w:r>
+    </w:p>
+    <w:p>
+      <w:pPr>
+        <w:rPr>
+          <w:sz w:val="40"/>
+          <w:szCs w:val="40"/>
+        </w:rPr>
+      </w:pPr>
+      <w:r>
+        <w:rPr>
+          <w:sz w:val="40"/>
+          <w:szCs w:val="40"/>
+        </w:rPr>
+        <w:t xml:space="preserve">Implements </w:t>
+      </w:r>
+      <w:r>
+        <w:rPr>
+          <w:b/>
+          <w:bCs/>
+          <w:sz w:val="40"/>
+          <w:szCs w:val="40"/>
+        </w:rPr>
+        <w:t>Data Serialization</w:t>
+      </w:r>
+      <w:r>
+        <w:rPr>
+          <w:sz w:val="40"/>
+          <w:szCs w:val="40"/>
+        </w:rPr>
+        <w:t xml:space="preserve"> to pack sensor structures into raw bytes for efficient transmission between robot components.</w:t>
+      </w:r>
+    </w:p>
+    <w:p>
+      <w:pPr>
+        <w:rPr>
+          <w:rFonts w:ascii="Aptos" w:eastAsia="Aptos" w:hAnsi="Aptos" w:cs="Aptos"/>
+          <w:sz w:val="40"/>
+          <w:szCs w:val="40"/>
+        </w:rPr>
+      </w:pPr>
+      <w:r>
+        <w:rPr>
+          <w:rFonts w:ascii="Aptos" w:eastAsia="Aptos" w:hAnsi="Aptos" w:cs="Aptos"/>
+          <w:sz w:val="40"/>
+          <w:szCs w:val="40"/>
+        </w:rPr>
+        <w:drawing>
+          <wp:inline distT="0" distB="0" distL="0" distR="0" wp14:anchorId="58930B66" wp14:editId="7BA802BF">
+            <wp:extent cx="5731510" cy="2121535"/>
+            <wp:effectExtent l="0" t="0" r="2540" b="0"/>
+            <wp:docPr id="450152374" name="Picture 1"/>
+            <wp:cNvGraphicFramePr>
+              <a:graphicFrameLocks xmlns:a="http://schemas.openxmlformats.org/drawingml/2006/main" noChangeAspect="1"/>
+            </wp:cNvGraphicFramePr>
+            <a:graphic xmlns:a="http://schemas.openxmlformats.org/drawingml/2006/main">
+              <a:graphicData uri="http://schemas.openxmlformats.org/drawingml/2006/picture">
+                <pic:pic xmlns:pic="http://schemas.openxmlformats.org/drawingml/2006/picture">
+                  <pic:nvPicPr>
+                    <pic:cNvPr id="450152374" name=""/>
+                    <pic:cNvPicPr/>
+                  </pic:nvPicPr>
+                  <pic:blipFill>
+                    <a:blip r:embed="rId41"/>
+                    <a:stretch>
+                      <a:fillRect/>
+                    </a:stretch>
+                  </pic:blipFill>
+                  <pic:spPr>
+                    <a:xfrm>
+                      <a:off x="0" y="0"/>
+                      <a:ext cx="5731510" cy="2121535"/>
+                    </a:xfrm>
+                    <a:prstGeom prst="rect">
+                      <a:avLst/>
+                    </a:prstGeom>
+                  </pic:spPr>
+                </pic:pic>
+              </a:graphicData>
+            </a:graphic>
+          </wp:inline>
+        </w:drawing>
+      </w:r>
+    </w:p>
+    <w:p>
+      <w:pPr>
+        <w:rPr>
+          <w:b/>
+          <w:bCs/>
+          <w:sz w:val="40"/>
+          <w:szCs w:val="40"/>
+        </w:rPr>
+      </w:pPr>
+    </w:p>
+    <w:p>
+      <w:pPr>
+        <w:rPr>
+          <w:b/>
+          <w:bCs/>
+          <w:sz w:val="40"/>
+          <w:szCs w:val="40"/>
+        </w:rPr>
+      </w:pPr>
+    </w:p>
+    <w:p>
+      <w:pPr>
+        <w:rPr>
+          <w:rFonts w:ascii="Aptos" w:eastAsia="Aptos" w:hAnsi="Aptos" w:cs="Aptos"/>
+          <w:sz w:val="40"/>
+          <w:szCs w:val="40"/>
+        </w:rPr>
+      </w:pPr>
+      <w:r>
+        <w:rPr>
+          <w:b/>
+          <w:bCs/>
+          <w:sz w:val="40"/>
+          <w:szCs w:val="40"/>
+        </w:rPr>
+        <w:t xml:space="preserve">Lab experiment </w:t>
+      </w:r>
+      <w:r>
+        <w:rPr>
+          <w:b/>
+          <w:bCs/>
+          <w:sz w:val="40"/>
+          <w:szCs w:val="40"/>
+        </w:rPr>
+        <w:t>–</w:t>
+      </w:r>
+      <w:r>
+        <w:rPr>
+          <w:b/>
+          <w:bCs/>
+          <w:sz w:val="40"/>
+          <w:szCs w:val="40"/>
+        </w:rPr>
+        <w:t xml:space="preserve"> </w:t>
+      </w:r>
+      <w:r>
+        <w:rPr>
+          <w:b/>
+          <w:bCs/>
+          <w:sz w:val="40"/>
+          <w:szCs w:val="40"/>
+        </w:rPr>
+        <w:t>19.</w:t>
+      </w:r>
+      <w:r>
+        <w:t xml:space="preserve"> </w:t>
+      </w:r>
+      <w:r>
+        <w:rPr>
+          <w:b/>
+          <w:bCs/>
+          <w:sz w:val="40"/>
+          <w:szCs w:val="40"/>
+        </w:rPr>
+        <w:t>Development and Timing Enforcement of a Periodic Real-Time Control Loop for Simulated Robotic Operations</w:t>
+      </w:r>
+    </w:p>
+    <w:p>
+      <w:pPr>
+        <w:rPr>
+          <w:sz w:val="32"/>
+          <w:szCs w:val="32"/>
+        </w:rPr>
+      </w:pPr>
+      <w:r>
+        <w:rPr>
+          <w:sz w:val="32"/>
+          <w:szCs w:val="32"/>
+        </w:rPr>
+        <w:t>Develops a Periodic Control Loop using sleep_until to maintain a strict, steady frequency for stable motor movements.</w:t>
+      </w:r>
+    </w:p>
+    <w:p>
+      <w:pPr>
+        <w:rPr>
+          <w:b/>
+          <w:bCs/>
+          <w:sz w:val="40"/>
+          <w:szCs w:val="40"/>
+        </w:rPr>
+      </w:pPr>
+    </w:p>
+    <w:p>
+      <w:pPr>
+        <w:rPr>
+          <w:b/>
+          <w:bCs/>
+          <w:sz w:val="40"/>
+          <w:szCs w:val="40"/>
+        </w:rPr>
+      </w:pPr>
+    </w:p>
+    <w:p>
+      <w:pPr>
+        <w:rPr>
+          <w:rFonts w:ascii="Aptos" w:eastAsia="Aptos" w:hAnsi="Aptos" w:cs="Aptos"/>
+          <w:sz w:val="40"/>
+          <w:szCs w:val="40"/>
+        </w:rPr>
+      </w:pPr>
+      <w:r>
+        <w:rPr>
+          <w:b/>
+          <w:bCs/>
+          <w:sz w:val="40"/>
+          <w:szCs w:val="40"/>
+        </w:rPr>
+        <w:t xml:space="preserve">Lab experiment - </w:t>
+      </w:r>
+      <w:r>
+        <w:rPr>
+          <w:b/>
+          <w:bCs/>
+          <w:sz w:val="40"/>
+          <w:szCs w:val="40"/>
+        </w:rPr>
+        <w:t>20</w:t>
+      </w:r>
+      <w:r>
+        <w:rPr>
+          <w:b/>
+          <w:bCs/>
+          <w:sz w:val="40"/>
+          <w:szCs w:val="40"/>
+        </w:rPr>
+        <w:t>.</w:t>
+      </w:r>
+      <w:r>
+        <w:t xml:space="preserve"> </w:t>
+      </w:r>
+      <w:r>
+        <w:rPr>
+          <w:b/>
+          <w:bCs/>
+          <w:sz w:val="40"/>
+          <w:szCs w:val="40"/>
+        </w:rPr>
+        <w:t xml:space="preserve">Evaluation of Deadline Satisfaction, Jitter, and Safety Constraints in a </w:t>
+      </w:r>
+      <w:r>
+        <w:rPr>
+          <w:b/>
+          <w:bCs/>
+          <w:sz w:val="40"/>
+          <w:szCs w:val="40"/>
+        </w:rPr>
+        <w:lastRenderedPageBreak/>
+        <w:t>Real-Time Robotic Control Loop through Timing Analysis Report</w:t>
+      </w:r>
+    </w:p>
+    <w:p>
+      <w:pPr>
+        <w:rPr>
+          <w:color w:val="000000"/>
+          <w:sz w:val="32"/>
+          <w:szCs w:val="32"/>
+        </w:rPr>
+      </w:pPr>
+      <w:r>
+        <w:rPr>
+          <w:color w:val="000000"/>
+          <w:sz w:val="32"/>
+          <w:szCs w:val="32"/>
+        </w:rPr>
+        <w:t>Evaluates Deadline Satisfaction by analyzing timing jitter, ensuring the system remains safe and responsive under load.</w:t>
+      </w:r>
+    </w:p>
+    <w:p>
+      <w:pPr>
+        <w:rPr>
+          <w:color w:val="000000"/>
+          <w:sz w:val="32"/>
+          <w:szCs w:val="32"/>
+        </w:rPr>
+      </w:pPr>
+    </w:p>
+    <w:p>
+      <w:pPr>
+        <w:rPr>
+          <w:color w:val="000000"/>
+          <w:sz w:val="32"/>
+          <w:szCs w:val="32"/>
+        </w:rPr>
+      </w:pPr>
+    </w:p>
+    <w:p>
+      <w:pPr>
+        <w:rPr>
+          <w:color w:val="000000"/>
+          <w:sz w:val="32"/>
+          <w:szCs w:val="32"/>
+        </w:rPr>
+      </w:pPr>
+      <w:r>
+        <w:rPr>
+          <w:color w:val="000000"/>
+          <w:sz w:val="32"/>
+          <w:szCs w:val="32"/>
+        </w:rPr>
+        <w:t>Combined code for  lab experiment 19 and 20:-</w:t>
+      </w:r>
+    </w:p>
+    <w:p>
+      <w:pPr>
+        <w:rPr>
+          <w:color w:val="000000"/>
+          <w:sz w:val="32"/>
+          <w:szCs w:val="32"/>
+        </w:rPr>
+      </w:pPr>
+    </w:p>
+    <w:p>
+      <w:pPr>
+        <w:rPr>
+          <w:color w:val="000000"/>
+          <w:sz w:val="32"/>
+          <w:szCs w:val="32"/>
+        </w:rPr>
+      </w:pPr>
+    </w:p>
+    <w:p>
+      <w:pPr>
+        <w:rPr>
+          <w:rFonts w:ascii="Aptos" w:eastAsia="Aptos" w:hAnsi="Aptos" w:cs="Aptos"/>
           <w:color w:val="000000" w:themeColor="text1"/>
+          <w:sz w:val="32"/>
+          <w:szCs w:val="32"/>
+        </w:rPr>
+      </w:pPr>
+    </w:p>
+    <w:p>
+      <w:pPr>
+        <w:spacing w:before="240" w:after="240"/>
+        <w:rPr>
+          <w:rFonts w:ascii="Aptos" w:eastAsia="Aptos" w:hAnsi="Aptos" w:cs="Aptos"/>
+          <w:b/>
+          <w:bCs/>
           <w:sz w:val="40"/>
           <w:szCs w:val="40"/>
           <w:u w:val="single"/>
         </w:rPr>
       </w:pPr>
       <w:r>
-        <w:rPr>
-          <w:b/>
-          <w:bCs/>
-          <w:color w:val="000000"/>
+        <w:br/>
+      </w:r>
+    </w:p>
+    <w:p>
+      <w:pPr>
+        <w:spacing w:before="240" w:after="240"/>
+        <w:rPr>
+          <w:rFonts w:ascii="Aptos" w:eastAsia="Aptos" w:hAnsi="Aptos" w:cs="Aptos"/>
+          <w:b/>
+          <w:bCs/>
           <w:sz w:val="40"/>
           <w:szCs w:val="40"/>
           <w:u w:val="single"/>
         </w:rPr>
-        <w:t>Unit -</w:t>
-      </w:r>
-      <w:r>
-        <w:rPr>
-          <w:b/>
-          <w:bCs/>
-          <w:color w:val="000000"/>
+      </w:pPr>
+    </w:p>
+    <w:p>
+      <w:pPr>
+        <w:spacing w:before="240" w:after="240"/>
+        <w:rPr>
+          <w:rFonts w:ascii="Aptos" w:eastAsia="Aptos" w:hAnsi="Aptos" w:cs="Aptos"/>
+          <w:b/>
+          <w:bCs/>
           <w:sz w:val="40"/>
           <w:szCs w:val="40"/>
           <w:u w:val="single"/>
         </w:rPr>
-        <w:t>3</w:t>
-      </w:r>
-      <w:r>
-        <w:rPr>
-          <w:b/>
-          <w:bCs/>
-          <w:color w:val="000000"/>
+      </w:pPr>
+    </w:p>
+    <w:p>
+      <w:pPr>
+        <w:spacing w:before="240" w:after="240"/>
+        <w:rPr>
+          <w:rFonts w:ascii="Aptos" w:eastAsia="Aptos" w:hAnsi="Aptos" w:cs="Aptos"/>
+          <w:b/>
+          <w:bCs/>
           <w:sz w:val="40"/>
           <w:szCs w:val="40"/>
           <w:u w:val="single"/>
         </w:rPr>
-        <w:t xml:space="preserve"> </w:t>
-      </w:r>
-      <w:r>
-        <w:rPr>
-          <w:b/>
-          <w:bCs/>
-          <w:color w:val="000000"/>
+      </w:pPr>
+    </w:p>
+    <w:p>
+      <w:pPr>
+        <w:spacing w:before="240" w:after="240"/>
+        <w:rPr>
+          <w:rFonts w:ascii="Aptos" w:eastAsia="Aptos" w:hAnsi="Aptos" w:cs="Aptos"/>
+          <w:b/>
+          <w:bCs/>
           <w:sz w:val="40"/>
           <w:szCs w:val="40"/>
           <w:u w:val="single"/>
         </w:rPr>
-        <w:t>:</w:t>
-      </w:r>
-      <w:r>
-        <w:rPr>
-          <w:b/>
-          <w:bCs/>
-          <w:color w:val="000000"/>
+      </w:pPr>
+      <w:r>
+        <w:rPr>
+          <w:b/>
+          <w:bCs/>
           <w:sz w:val="40"/>
           <w:szCs w:val="40"/>
           <w:u w:val="single"/>
         </w:rPr>
-        <w:t xml:space="preserve"> </w:t>
-      </w:r>
-      <w:r>
-        <w:rPr>
-          <w:b/>
-          <w:bCs/>
-          <w:color w:val="000000"/>
-          <w:sz w:val="40"/>
-          <w:szCs w:val="40"/>
-          <w:u w:val="single"/>
-        </w:rPr>
-        <w:t xml:space="preserve">Embedded Thinking </w:t>
-      </w:r>
-      <w:r>
-        <w:rPr>
-          <w:b/>
-          <w:bCs/>
-          <w:color w:val="000000"/>
-          <w:sz w:val="40"/>
-          <w:szCs w:val="40"/>
-          <w:u w:val="single"/>
-        </w:rPr>
-        <w:t>&amp; Real -Time Constraints</w:t>
-      </w:r>
-    </w:p>
-    <w:p>
-      <w:pPr>
-        <w:rPr>
-          <w:b/>
-          <w:bCs/>
-          <w:sz w:val="40"/>
-          <w:szCs w:val="40"/>
-        </w:rPr>
-      </w:pPr>
-    </w:p>
-    <w:p>
-      <w:pPr>
-        <w:rPr>
-          <w:b/>
-          <w:bCs/>
-          <w:sz w:val="40"/>
-          <w:szCs w:val="40"/>
-        </w:rPr>
-      </w:pPr>
-    </w:p>
-    <w:p>
-      <w:pPr>
-        <w:rPr>
-          <w:rFonts w:ascii="Aptos" w:hAnsi="Aptos" w:eastAsia="Aptos" w:cs="Aptos"/>
-          <w:sz w:val="40"/>
-          <w:szCs w:val="40"/>
-        </w:rPr>
-      </w:pPr>
-    </w:p>
-    <w:p>
-      <w:pPr>
-        <w:rPr>
-          <w:b/>
-          <w:bCs/>
-          <w:sz w:val="40"/>
-          <w:szCs w:val="40"/>
-        </w:rPr>
-      </w:pPr>
-      <w:r>
-        <w:rPr>
-          <w:b/>
-          <w:bCs/>
-          <w:sz w:val="40"/>
-          <w:szCs w:val="40"/>
-        </w:rPr>
-        <w:t xml:space="preserve">Lab experiment - </w:t>
-      </w:r>
-      <w:r>
-        <w:rPr>
-          <w:b/>
-          <w:bCs/>
-          <w:sz w:val="40"/>
-          <w:szCs w:val="40"/>
-        </w:rPr>
-        <w:t>16</w:t>
-      </w:r>
-      <w:r>
-        <w:rPr>
-          <w:b/>
-          <w:bCs/>
-          <w:sz w:val="40"/>
-          <w:szCs w:val="40"/>
-        </w:rPr>
-        <w:t>.</w:t>
-      </w:r>
-      <w:r>
-        <w:t xml:space="preserve"> </w:t>
-      </w:r>
-      <w:r>
-        <w:rPr>
-          <w:b/>
-          <w:bCs/>
-          <w:sz w:val="40"/>
-          <w:szCs w:val="40"/>
-        </w:rPr>
-        <w:t>Design and Implementation of Embedded-Style Robot Status Management using Bitwise Flags and Enumerations</w:t>
-      </w:r>
-    </w:p>
-    <w:p>
-      <w:pPr>
-        <w:rPr>
-          <w:sz w:val="32"/>
-          <w:szCs w:val="32"/>
-        </w:rPr>
-      </w:pPr>
-      <w:r>
-        <w:rPr>
-          <w:sz w:val="32"/>
-          <w:szCs w:val="32"/>
-        </w:rPr>
-        <w:t>  Uses</w:t>
-      </w:r>
-      <w:r>
-        <w:rPr>
-          <w:sz w:val="32"/>
-          <w:szCs w:val="32"/>
-        </w:rPr>
-        <w:t xml:space="preserve"> Bitwise Flags to store multiple robot states in a single byte, optimizing memory for embedded hardware.</w:t>
-      </w:r>
-    </w:p>
-    <w:p>
-      <w:pPr>
-        <w:rPr>
-          <w:b/>
-          <w:bCs/>
-          <w:sz w:val="40"/>
-          <w:szCs w:val="40"/>
-        </w:rPr>
-      </w:pPr>
-      <w:r>
-        <w:rPr>
-          <w:b/>
-          <w:bCs/>
-          <w:sz w:val="40"/>
-          <w:szCs w:val="40"/>
-        </w:rPr>
-        <w:t xml:space="preserve">  </w:t>
-      </w:r>
-    </w:p>
-    <w:p>
-      <w:pPr>
-        <w:rPr>
-          <w:b/>
-          <w:bCs/>
-          <w:sz w:val="40"/>
-          <w:szCs w:val="40"/>
-        </w:rPr>
-      </w:pPr>
-    </w:p>
-    <w:p>
-      <w:pPr>
-        <w:rPr>
-          <w:b/>
-          <w:bCs/>
-          <w:sz w:val="40"/>
-          <w:szCs w:val="40"/>
-        </w:rPr>
-      </w:pPr>
-    </w:p>
-    <w:p>
-      <w:pPr>
-        <w:rPr>
-          <w:rFonts w:ascii="Aptos" w:hAnsi="Aptos" w:eastAsia="Aptos" w:cs="Aptos"/>
-          <w:sz w:val="40"/>
-          <w:szCs w:val="40"/>
-        </w:rPr>
-      </w:pPr>
-    </w:p>
-    <w:p>
-      <w:pPr>
-        <w:rPr>
-          <w:b/>
-          <w:bCs/>
-          <w:sz w:val="40"/>
-          <w:szCs w:val="40"/>
-        </w:rPr>
-      </w:pPr>
-      <w:r>
-        <w:rPr>
-          <w:b/>
-          <w:bCs/>
-          <w:sz w:val="40"/>
-          <w:szCs w:val="40"/>
-        </w:rPr>
-        <w:t xml:space="preserve">Lab experiment - </w:t>
-      </w:r>
-      <w:r>
-        <w:rPr>
-          <w:b/>
-          <w:bCs/>
-          <w:sz w:val="40"/>
-          <w:szCs w:val="40"/>
-        </w:rPr>
-        <w:t>17</w:t>
-      </w:r>
-      <w:r>
-        <w:rPr>
-          <w:b/>
-          <w:bCs/>
-          <w:sz w:val="40"/>
-          <w:szCs w:val="40"/>
-        </w:rPr>
-        <w:t>.</w:t>
-      </w:r>
-      <w:r>
-        <w:t xml:space="preserve"> </w:t>
-      </w:r>
-      <w:r>
-        <w:rPr>
-          <w:b/>
-          <w:bCs/>
-          <w:sz w:val="40"/>
-          <w:szCs w:val="40"/>
-        </w:rPr>
-        <w:t>Measurement and Profiling of Sensor Function Execution Time using chrono for Latency Analysis in Robotics Applications</w:t>
-      </w:r>
-    </w:p>
-    <w:p>
-      <w:pPr>
-        <w:rPr>
-          <w:sz w:val="32"/>
-          <w:szCs w:val="32"/>
-        </w:rPr>
-      </w:pPr>
-      <w:r>
-        <w:rPr>
-          <w:sz w:val="32"/>
-          <w:szCs w:val="32"/>
-        </w:rPr>
-        <w:t>Employs the Chrono library to measure sensor execution time, ensuring processing stays within microsecond limits.</w:t>
-      </w:r>
-    </w:p>
-    <w:p>
-      <w:pPr>
-        <w:rPr>
-          <w:b/>
-          <w:bCs/>
-          <w:sz w:val="40"/>
-          <w:szCs w:val="40"/>
-        </w:rPr>
-      </w:pPr>
-    </w:p>
-    <w:p>
-      <w:pPr>
-        <w:rPr>
-          <w:b/>
-          <w:bCs/>
-          <w:sz w:val="40"/>
-          <w:szCs w:val="40"/>
-        </w:rPr>
-      </w:pPr>
-    </w:p>
-    <w:p>
-      <w:pPr>
-        <w:rPr>
-          <w:rFonts w:ascii="Aptos" w:hAnsi="Aptos" w:eastAsia="Aptos" w:cs="Aptos"/>
-          <w:sz w:val="40"/>
-          <w:szCs w:val="40"/>
-        </w:rPr>
-      </w:pPr>
-    </w:p>
-    <w:p>
-      <w:pPr>
-        <w:rPr>
-          <w:b/>
-          <w:bCs/>
-          <w:sz w:val="40"/>
-          <w:szCs w:val="40"/>
-        </w:rPr>
-      </w:pPr>
-      <w:r>
-        <w:rPr>
-          <w:b/>
-          <w:bCs/>
-          <w:sz w:val="40"/>
-          <w:szCs w:val="40"/>
-        </w:rPr>
-        <w:t xml:space="preserve">Lab experiment - </w:t>
-      </w:r>
-      <w:r>
-        <w:rPr>
-          <w:b/>
-          <w:bCs/>
-          <w:sz w:val="40"/>
-          <w:szCs w:val="40"/>
-        </w:rPr>
-        <w:t>18</w:t>
-      </w:r>
-      <w:r>
-        <w:rPr>
-          <w:b/>
-          <w:bCs/>
-          <w:sz w:val="40"/>
-          <w:szCs w:val="40"/>
-        </w:rPr>
-        <w:t>.</w:t>
-      </w:r>
-      <w:r>
-        <w:t xml:space="preserve"> </w:t>
-      </w:r>
-      <w:r>
-        <w:rPr>
-          <w:b/>
-          <w:bCs/>
-          <w:sz w:val="40"/>
-          <w:szCs w:val="40"/>
-        </w:rPr>
-        <w:t>Implementation of Sensor Data Serialization and Deserialization using C++ Structures and Byte-Level Data Packing</w:t>
-      </w:r>
-    </w:p>
-    <w:p>
-      <w:pPr>
-        <w:rPr>
-          <w:rFonts w:ascii="Aptos" w:hAnsi="Aptos" w:eastAsia="Aptos" w:cs="Aptos"/>
-          <w:sz w:val="40"/>
-          <w:szCs w:val="40"/>
-        </w:rPr>
-      </w:pPr>
-      <w:r>
-        <w:rPr>
-          <w:sz w:val="40"/>
-          <w:szCs w:val="40"/>
-        </w:rPr>
-        <w:t xml:space="preserve">Implements </w:t>
-      </w:r>
-      <w:r>
-        <w:rPr>
-          <w:b/>
-          <w:bCs/>
-          <w:sz w:val="40"/>
-          <w:szCs w:val="40"/>
-        </w:rPr>
-        <w:t>Data Serialization</w:t>
-      </w:r>
-      <w:r>
-        <w:rPr>
-          <w:sz w:val="40"/>
-          <w:szCs w:val="40"/>
-        </w:rPr>
-        <w:t xml:space="preserve"> to pack sensor structures into raw bytes for efficient transmission between robot components.</w:t>
-      </w:r>
-    </w:p>
-    <w:p>
-      <w:pPr>
-        <w:rPr>
-          <w:b/>
-          <w:bCs/>
-          <w:sz w:val="40"/>
-          <w:szCs w:val="40"/>
-        </w:rPr>
-      </w:pPr>
-    </w:p>
-    <w:p>
-      <w:pPr>
-        <w:rPr>
-          <w:b/>
-          <w:bCs/>
-          <w:sz w:val="40"/>
-          <w:szCs w:val="40"/>
-        </w:rPr>
-      </w:pPr>
-    </w:p>
-    <w:p>
-      <w:pPr>
-        <w:rPr>
-          <w:rFonts w:ascii="Aptos" w:hAnsi="Aptos" w:eastAsia="Aptos" w:cs="Aptos"/>
-          <w:sz w:val="40"/>
-          <w:szCs w:val="40"/>
-        </w:rPr>
-      </w:pPr>
-      <w:r>
-        <w:rPr>
-          <w:b/>
-          <w:bCs/>
-          <w:sz w:val="40"/>
-          <w:szCs w:val="40"/>
-        </w:rPr>
-        <w:t xml:space="preserve">Lab experiment </w:t>
-      </w:r>
-      <w:r>
-        <w:rPr>
-          <w:b/>
-          <w:bCs/>
-          <w:sz w:val="40"/>
-          <w:szCs w:val="40"/>
-        </w:rPr>
-        <w:t>–</w:t>
-      </w:r>
-      <w:r>
-        <w:rPr>
-          <w:b/>
-          <w:bCs/>
-          <w:sz w:val="40"/>
-          <w:szCs w:val="40"/>
-        </w:rPr>
-        <w:t xml:space="preserve"> </w:t>
-      </w:r>
-      <w:r>
-        <w:rPr>
-          <w:b/>
-          <w:bCs/>
-          <w:sz w:val="40"/>
-          <w:szCs w:val="40"/>
-        </w:rPr>
-        <w:t>19.</w:t>
-      </w:r>
-      <w:r>
-        <w:t xml:space="preserve"> </w:t>
-      </w:r>
-      <w:r>
-        <w:rPr>
-          <w:b/>
-          <w:bCs/>
-          <w:sz w:val="40"/>
-          <w:szCs w:val="40"/>
-        </w:rPr>
-        <w:t>Development and Timing Enforcement of a Periodic Real-Time Control Loop for Simulated Robotic Operations</w:t>
-      </w:r>
-    </w:p>
-    <w:p>
-      <w:pPr>
-        <w:rPr>
-          <w:sz w:val="32"/>
-          <w:szCs w:val="32"/>
-        </w:rPr>
-      </w:pPr>
-      <w:r>
-        <w:rPr>
-          <w:sz w:val="32"/>
-          <w:szCs w:val="32"/>
-        </w:rPr>
-        <w:t xml:space="preserve">Develops a Periodic Control Loop using </w:t>
-      </w:r>
-      <w:r>
-        <w:rPr>
-          <w:sz w:val="32"/>
-          <w:szCs w:val="32"/>
-        </w:rPr>
-        <w:t>sleep_until</w:t>
-      </w:r>
-      <w:r>
-        <w:rPr>
-          <w:sz w:val="32"/>
-          <w:szCs w:val="32"/>
-        </w:rPr>
-        <w:t xml:space="preserve"> to maintain a strict, steady frequency for stable motor movements.</w:t>
-      </w:r>
-    </w:p>
-    <w:p>
-      <w:pPr>
-        <w:rPr>
-          <w:b/>
-          <w:bCs/>
-          <w:sz w:val="40"/>
-          <w:szCs w:val="40"/>
-        </w:rPr>
-      </w:pPr>
-    </w:p>
-    <w:p>
-      <w:pPr>
-        <w:rPr>
-          <w:b/>
-          <w:bCs/>
-          <w:sz w:val="40"/>
-          <w:szCs w:val="40"/>
-        </w:rPr>
-      </w:pPr>
-    </w:p>
-    <w:p>
-      <w:pPr>
-        <w:rPr>
-          <w:rFonts w:ascii="Aptos" w:hAnsi="Aptos" w:eastAsia="Aptos" w:cs="Aptos"/>
-          <w:sz w:val="40"/>
-          <w:szCs w:val="40"/>
-        </w:rPr>
-      </w:pPr>
-      <w:r>
-        <w:rPr>
-          <w:b/>
-          <w:bCs/>
-          <w:sz w:val="40"/>
-          <w:szCs w:val="40"/>
-        </w:rPr>
-        <w:t xml:space="preserve">Lab experiment - </w:t>
-      </w:r>
-      <w:r>
-        <w:rPr>
-          <w:b/>
-          <w:bCs/>
-          <w:sz w:val="40"/>
-          <w:szCs w:val="40"/>
-        </w:rPr>
-        <w:t>20</w:t>
-      </w:r>
-      <w:r>
-        <w:rPr>
-          <w:b/>
-          <w:bCs/>
-          <w:sz w:val="40"/>
-          <w:szCs w:val="40"/>
-        </w:rPr>
-        <w:t>.</w:t>
-      </w:r>
-      <w:r>
-        <w:t xml:space="preserve"> </w:t>
-      </w:r>
-      <w:r>
-        <w:rPr>
-          <w:b/>
-          <w:bCs/>
-          <w:sz w:val="40"/>
-          <w:szCs w:val="40"/>
-        </w:rPr>
-        <w:t>Evaluation of Deadline Satisfaction, Jitter, and Safety Constraints in a Real-Time Robotic Control Loop through Timing Analysis Report</w:t>
-      </w:r>
-    </w:p>
-    <w:p>
-      <w:pPr>
-        <w:rPr>
-          <w:rFonts w:ascii="Aptos" w:hAnsi="Aptos" w:eastAsia="Aptos" w:cs="Aptos"/>
-          <w:color w:val="000000" w:themeColor="text1"/>
-          <w:sz w:val="32"/>
-          <w:szCs w:val="32"/>
-        </w:rPr>
-      </w:pPr>
-      <w:r>
-        <w:rPr>
-          <w:color w:val="000000"/>
-          <w:sz w:val="32"/>
-          <w:szCs w:val="32"/>
-        </w:rPr>
-        <w:t xml:space="preserve">Evaluates Deadline Satisfaction by </w:t>
-      </w:r>
-      <w:r>
-        <w:rPr>
-          <w:color w:val="000000"/>
-          <w:sz w:val="32"/>
-          <w:szCs w:val="32"/>
-        </w:rPr>
-        <w:t>analyzing</w:t>
-      </w:r>
-      <w:r>
-        <w:rPr>
-          <w:color w:val="000000"/>
-          <w:sz w:val="32"/>
-          <w:szCs w:val="32"/>
-        </w:rPr>
-        <w:t xml:space="preserve"> timing jitter, ensuring the system remains safe and responsive under load.</w:t>
-      </w:r>
-    </w:p>
-    <w:p>
-      <w:pPr>
-        <w:spacing w:after="240" w:before="240"/>
-        <w:rPr>
-          <w:rFonts w:ascii="Aptos" w:hAnsi="Aptos" w:eastAsia="Aptos" w:cs="Aptos"/>
-          <w:b/>
-          <w:bCs/>
-          <w:sz w:val="40"/>
-          <w:szCs w:val="40"/>
-          <w:u w:val="single"/>
-        </w:rPr>
-      </w:pPr>
-      <w:r>
-        <w:br/>
-      </w:r>
-    </w:p>
-    <w:p>
-      <w:pPr>
-        <w:spacing w:after="240" w:before="240"/>
-        <w:rPr>
-          <w:rFonts w:ascii="Aptos" w:hAnsi="Aptos" w:eastAsia="Aptos" w:cs="Aptos"/>
-          <w:b/>
-          <w:bCs/>
-          <w:sz w:val="40"/>
-          <w:szCs w:val="40"/>
-          <w:u w:val="single"/>
-        </w:rPr>
-      </w:pPr>
-    </w:p>
-    <w:p>
-      <w:pPr>
-        <w:spacing w:after="240" w:before="240"/>
-        <w:rPr>
-          <w:rFonts w:ascii="Aptos" w:hAnsi="Aptos" w:eastAsia="Aptos" w:cs="Aptos"/>
-          <w:b/>
-          <w:bCs/>
-          <w:sz w:val="40"/>
-          <w:szCs w:val="40"/>
-          <w:u w:val="single"/>
-        </w:rPr>
-      </w:pPr>
-    </w:p>
-    <w:p>
-      <w:pPr>
-        <w:spacing w:after="240" w:before="240"/>
-        <w:rPr>
-          <w:rFonts w:ascii="Aptos" w:hAnsi="Aptos" w:eastAsia="Aptos" w:cs="Aptos"/>
-          <w:b/>
-          <w:bCs/>
-          <w:sz w:val="40"/>
-          <w:szCs w:val="40"/>
-          <w:u w:val="single"/>
-        </w:rPr>
-      </w:pPr>
-    </w:p>
-    <w:p>
-      <w:pPr>
-        <w:spacing w:after="240" w:before="240"/>
-        <w:rPr>
-          <w:rFonts w:ascii="Aptos" w:hAnsi="Aptos" w:eastAsia="Aptos" w:cs="Aptos"/>
-          <w:b/>
-          <w:bCs/>
-          <w:sz w:val="40"/>
-          <w:szCs w:val="40"/>
-          <w:u w:val="single"/>
-        </w:rPr>
-      </w:pPr>
-      <w:r>
-        <w:rPr>
-          <w:b/>
-          <w:bCs/>
-          <w:sz w:val="40"/>
-          <w:szCs w:val="40"/>
-          <w:u w:val="single"/>
-        </w:rPr>
-        <w:t>Github</w:t>
-      </w:r>
-      <w:r>
-        <w:rPr>
-          <w:b/>
-          <w:bCs/>
-          <w:sz w:val="40"/>
-          <w:szCs w:val="40"/>
-          <w:u w:val="single"/>
-        </w:rPr>
-        <w:t xml:space="preserve"> </w:t>
-      </w:r>
-      <w:r>
-        <w:rPr>
-          <w:b/>
-          <w:bCs/>
-          <w:sz w:val="40"/>
-          <w:szCs w:val="40"/>
-          <w:u w:val="single"/>
-        </w:rPr>
-        <w:t>link :</w:t>
-      </w:r>
-      <w:r>
-        <w:rPr>
-          <w:b/>
-          <w:bCs/>
-          <w:sz w:val="40"/>
-          <w:szCs w:val="40"/>
-          <w:u w:val="single"/>
-        </w:rPr>
-        <w:t xml:space="preserve">- </w:t>
-      </w:r>
-      <w:hyperlink w:history="1" r:id="rId38">
+        <w:t xml:space="preserve">Github link :- </w:t>
+      </w:r>
+      <w:hyperlink r:id="rId42" w:history="1">
         <w:r>
           <w:rPr>
+            <w:rStyle w:val="Hyperlink"/>
+            <w:rFonts w:ascii="Aptos" w:eastAsia="Aptos" w:hAnsi="Aptos" w:cs="Aptos"/>
             <w:b/>
+            <w:bCs/>
             <w:sz w:val="40"/>
-            <w:rStyle w:val="Hyperlink"/>
-            <w:kern w:val="2"/>
             <w:szCs w:val="40"/>
-            <w:lang w:val="en-IN" w:eastAsia="en-US" w:bidi="ar-SA"/>
-            <w14:ligatures w14:val="standardContextual"/>
-            <w:bCs/>
-            <w:rFonts w:ascii="Aptos" w:hAnsi="Aptos" w:eastAsia="Aptos" w:cs="Aptos"/>
-            <w:u w:val="single"/>
           </w:rPr>
           <w:t>https://github.com/ajiteshgusain/C_Plus_Plus_Assignement</w:t>
         </w:r>
       </w:hyperlink>
     </w:p>
     <w:sectPr>
+      <w:footerReference w:type="default" r:id="rId43"/>
       <w:pgSz w:w="11906" w:h="16838"/>
       <w:pgMar w:top="1440" w:right="1440" w:bottom="1440" w:left="1440" w:header="708" w:footer="708" w:gutter="0"/>
       <w:cols w:space="708"/>
@@ -4785,6 +5567,108 @@
     </w:sectPr>
   </w:body>
 </w:document>
+</file>
+
+<file path=word/endnotes.xml><?xml version="1.0" encoding="utf-8"?>
+<w:endnotes xmlns:wpc="http://schemas.microsoft.com/office/word/2010/wordprocessingCanvas" xmlns:cx="http://schemas.microsoft.com/office/drawing/2014/chartex" xmlns:cx1="http://schemas.microsoft.com/office/drawing/2015/9/8/chartex" xmlns:cx2="http://schemas.microsoft.com/office/drawing/2015/10/21/chartex" xmlns:cx3="http://schemas.microsoft.com/office/drawing/2016/5/9/chartex" xmlns:cx4="http://schemas.microsoft.com/office/drawing/2016/5/10/chartex" xmlns:cx5="http://schemas.microsoft.com/office/drawing/2016/5/11/chartex" xmlns:cx6="http://schemas.microsoft.com/office/drawing/2016/5/12/chartex" xmlns:cx7="http://schemas.microsoft.com/office/drawing/2016/5/13/chartex" xmlns:cx8="http://schemas.microsoft.com/office/drawing/2016/5/14/chartex" xmlns:mc="http://schemas.openxmlformats.org/markup-compatibility/2006" xmlns:aink="http://schemas.microsoft.com/office/drawing/2016/ink" xmlns:am3d="http://schemas.microsoft.com/office/drawing/2017/model3d" xmlns:o="urn:schemas-microsoft-com:office:office" xmlns:oel="http://schemas.microsoft.com/office/2019/extlst" xmlns:r="http://schemas.openxmlformats.org/officeDocument/2006/relationships" xmlns:m="http://schemas.openxmlformats.org/officeDocument/2006/math" xmlns:v="urn:schemas-microsoft-com:vml" xmlns:wp14="http://schemas.microsoft.com/office/word/2010/wordprocessingDrawing" xmlns:wp="http://schemas.openxmlformats.org/drawingml/2006/wordprocessingDrawing" xmlns:w10="urn:schemas-microsoft-com:office:word" xmlns:w="http://schemas.openxmlformats.org/wordprocessingml/2006/main" xmlns:w14="http://schemas.microsoft.com/office/word/2010/wordml" xmlns:w15="http://schemas.microsoft.com/office/word/2012/wordml" xmlns:w16cex="http://schemas.microsoft.com/office/word/2018/wordml/cex" xmlns:w16cid="http://schemas.microsoft.com/office/word/2016/wordml/cid" xmlns:w16="http://schemas.microsoft.com/office/word/2018/wordml" xmlns:w16du="http://schemas.microsoft.com/office/word/2023/wordml/word16du" xmlns:w16sdtdh="http://schemas.microsoft.com/office/word/2020/wordml/sdtdatahash" xmlns:w16sdtfl="http://schemas.microsoft.com/office/word/2024/wordml/sdtformatlock" xmlns:w16se="http://schemas.microsoft.com/office/word/2015/wordml/symex" xmlns:wpg="http://schemas.microsoft.com/office/word/2010/wordprocessingGroup" xmlns:wpi="http://schemas.microsoft.com/office/word/2010/wordprocessingInk" xmlns:wne="http://schemas.microsoft.com/office/word/2006/wordml" xmlns:wps="http://schemas.microsoft.com/office/word/2010/wordprocessingShape" mc:Ignorable="w14 w15 w16se w16cid w16 w16cex w16sdtdh w16sdtfl w16du wp14">
+  <w:endnote w:type="separator" w:id="-1">
+    <w:p>
+      <w:pPr>
+        <w:spacing w:after="0" w:line="240" w:lineRule="auto"/>
+      </w:pPr>
+      <w:r>
+        <w:separator/>
+      </w:r>
+    </w:p>
+  </w:endnote>
+  <w:endnote w:type="continuationSeparator" w:id="0">
+    <w:p>
+      <w:pPr>
+        <w:spacing w:after="0" w:line="240" w:lineRule="auto"/>
+      </w:pPr>
+      <w:r>
+        <w:continuationSeparator/>
+      </w:r>
+    </w:p>
+  </w:endnote>
+</w:endnotes>
+</file>
+
+<file path=word/footer1.xml><?xml version="1.0" encoding="utf-8"?>
+<w:ftr xmlns:wpc="http://schemas.microsoft.com/office/word/2010/wordprocessingCanvas" xmlns:cx="http://schemas.microsoft.com/office/drawing/2014/chartex" xmlns:cx1="http://schemas.microsoft.com/office/drawing/2015/9/8/chartex" xmlns:cx2="http://schemas.microsoft.com/office/drawing/2015/10/21/chartex" xmlns:cx3="http://schemas.microsoft.com/office/drawing/2016/5/9/chartex" xmlns:cx4="http://schemas.microsoft.com/office/drawing/2016/5/10/chartex" xmlns:cx5="http://schemas.microsoft.com/office/drawing/2016/5/11/chartex" xmlns:cx6="http://schemas.microsoft.com/office/drawing/2016/5/12/chartex" xmlns:cx7="http://schemas.microsoft.com/office/drawing/2016/5/13/chartex" xmlns:cx8="http://schemas.microsoft.com/office/drawing/2016/5/14/chartex" xmlns:mc="http://schemas.openxmlformats.org/markup-compatibility/2006" xmlns:aink="http://schemas.microsoft.com/office/drawing/2016/ink" xmlns:am3d="http://schemas.microsoft.com/office/drawing/2017/model3d" xmlns:o="urn:schemas-microsoft-com:office:office" xmlns:oel="http://schemas.microsoft.com/office/2019/extlst" xmlns:r="http://schemas.openxmlformats.org/officeDocument/2006/relationships" xmlns:m="http://schemas.openxmlformats.org/officeDocument/2006/math" xmlns:v="urn:schemas-microsoft-com:vml" xmlns:wp14="http://schemas.microsoft.com/office/word/2010/wordprocessingDrawing" xmlns:wp="http://schemas.openxmlformats.org/drawingml/2006/wordprocessingDrawing" xmlns:w10="urn:schemas-microsoft-com:office:word" xmlns:w="http://schemas.openxmlformats.org/wordprocessingml/2006/main" xmlns:w14="http://schemas.microsoft.com/office/word/2010/wordml" xmlns:w15="http://schemas.microsoft.com/office/word/2012/wordml" xmlns:w16cex="http://schemas.microsoft.com/office/word/2018/wordml/cex" xmlns:w16cid="http://schemas.microsoft.com/office/word/2016/wordml/cid" xmlns:w16="http://schemas.microsoft.com/office/word/2018/wordml" xmlns:w16du="http://schemas.microsoft.com/office/word/2023/wordml/word16du" xmlns:w16sdtdh="http://schemas.microsoft.com/office/word/2020/wordml/sdtdatahash" xmlns:w16sdtfl="http://schemas.microsoft.com/office/word/2024/wordml/sdtformatlock" xmlns:w16se="http://schemas.microsoft.com/office/word/2015/wordml/symex" xmlns:wpg="http://schemas.microsoft.com/office/word/2010/wordprocessingGroup" xmlns:wpi="http://schemas.microsoft.com/office/word/2010/wordprocessingInk" xmlns:wne="http://schemas.microsoft.com/office/word/2006/wordml" xmlns:wps="http://schemas.microsoft.com/office/word/2010/wordprocessingShape" mc:Ignorable="w14 w15 w16se w16cid w16 w16cex w16sdtdh w16sdtfl w16du wp14">
+  <w:sdt>
+    <w:sdtPr>
+      <w:id w:val="2048946185"/>
+      <w:docPartObj>
+        <w:docPartGallery w:val="Page Numbers (Bottom of Page)"/>
+        <w:docPartUnique/>
+      </w:docPartObj>
+    </w:sdtPr>
+    <w:sdtEndPr>
+      <w:rPr>
+        <w:noProof/>
+      </w:rPr>
+    </w:sdtEndPr>
+    <w:sdtContent>
+      <w:p>
+        <w:pPr>
+          <w:pStyle w:val="Footer"/>
+        </w:pPr>
+        <w:r>
+          <w:fldChar w:fldCharType="begin"/>
+        </w:r>
+        <w:r>
+          <w:instrText xml:space="preserve"> PAGE   \* MERGEFORMAT </w:instrText>
+        </w:r>
+        <w:r>
+          <w:fldChar w:fldCharType="separate"/>
+        </w:r>
+        <w:r>
+          <w:rPr>
+            <w:noProof/>
+          </w:rPr>
+          <w:t>2</w:t>
+        </w:r>
+        <w:r>
+          <w:rPr>
+            <w:noProof/>
+          </w:rPr>
+          <w:fldChar w:fldCharType="end"/>
+        </w:r>
+      </w:p>
+    </w:sdtContent>
+  </w:sdt>
+  <w:p>
+    <w:pPr>
+      <w:pStyle w:val="Footer"/>
+    </w:pPr>
+  </w:p>
+</w:ftr>
+</file>
+
+<file path=word/footnotes.xml><?xml version="1.0" encoding="utf-8"?>
+<w:footnotes xmlns:wpc="http://schemas.microsoft.com/office/word/2010/wordprocessingCanvas" xmlns:cx="http://schemas.microsoft.com/office/drawing/2014/chartex" xmlns:cx1="http://schemas.microsoft.com/office/drawing/2015/9/8/chartex" xmlns:cx2="http://schemas.microsoft.com/office/drawing/2015/10/21/chartex" xmlns:cx3="http://schemas.microsoft.com/office/drawing/2016/5/9/chartex" xmlns:cx4="http://schemas.microsoft.com/office/drawing/2016/5/10/chartex" xmlns:cx5="http://schemas.microsoft.com/office/drawing/2016/5/11/chartex" xmlns:cx6="http://schemas.microsoft.com/office/drawing/2016/5/12/chartex" xmlns:cx7="http://schemas.microsoft.com/office/drawing/2016/5/13/chartex" xmlns:cx8="http://schemas.microsoft.com/office/drawing/2016/5/14/chartex" xmlns:mc="http://schemas.openxmlformats.org/markup-compatibility/2006" xmlns:aink="http://schemas.microsoft.com/office/drawing/2016/ink" xmlns:am3d="http://schemas.microsoft.com/office/drawing/2017/model3d" xmlns:o="urn:schemas-microsoft-com:office:office" xmlns:oel="http://schemas.microsoft.com/office/2019/extlst" xmlns:r="http://schemas.openxmlformats.org/officeDocument/2006/relationships" xmlns:m="http://schemas.openxmlformats.org/officeDocument/2006/math" xmlns:v="urn:schemas-microsoft-com:vml" xmlns:wp14="http://schemas.microsoft.com/office/word/2010/wordprocessingDrawing" xmlns:wp="http://schemas.openxmlformats.org/drawingml/2006/wordprocessingDrawing" xmlns:w10="urn:schemas-microsoft-com:office:word" xmlns:w="http://schemas.openxmlformats.org/wordprocessingml/2006/main" xmlns:w14="http://schemas.microsoft.com/office/word/2010/wordml" xmlns:w15="http://schemas.microsoft.com/office/word/2012/wordml" xmlns:w16cex="http://schemas.microsoft.com/office/word/2018/wordml/cex" xmlns:w16cid="http://schemas.microsoft.com/office/word/2016/wordml/cid" xmlns:w16="http://schemas.microsoft.com/office/word/2018/wordml" xmlns:w16du="http://schemas.microsoft.com/office/word/2023/wordml/word16du" xmlns:w16sdtdh="http://schemas.microsoft.com/office/word/2020/wordml/sdtdatahash" xmlns:w16sdtfl="http://schemas.microsoft.com/office/word/2024/wordml/sdtformatlock" xmlns:w16se="http://schemas.microsoft.com/office/word/2015/wordml/symex" xmlns:wpg="http://schemas.microsoft.com/office/word/2010/wordprocessingGroup" xmlns:wpi="http://schemas.microsoft.com/office/word/2010/wordprocessingInk" xmlns:wne="http://schemas.microsoft.com/office/word/2006/wordml" xmlns:wps="http://schemas.microsoft.com/office/word/2010/wordprocessingShape" mc:Ignorable="w14 w15 w16se w16cid w16 w16cex w16sdtdh w16sdtfl w16du wp14">
+  <w:footnote w:type="separator" w:id="-1">
+    <w:p>
+      <w:pPr>
+        <w:spacing w:after="0" w:line="240" w:lineRule="auto"/>
+      </w:pPr>
+      <w:r>
+        <w:separator/>
+      </w:r>
+    </w:p>
+  </w:footnote>
+  <w:footnote w:type="continuationSeparator" w:id="0">
+    <w:p>
+      <w:pPr>
+        <w:spacing w:after="0" w:line="240" w:lineRule="auto"/>
+      </w:pPr>
+      <w:r>
+        <w:continuationSeparator/>
+      </w:r>
+    </w:p>
+  </w:footnote>
+</w:footnotes>
 </file>
 
 <file path=word/numbering.xml><?xml version="1.0" encoding="utf-8"?>
@@ -5825,16 +6709,60 @@
       <w:spacing w:val="5"/>
     </w:rPr>
   </w:style>
-  <w:style w:styleId="Hyperlink" w:type="character">
+  <w:style w:type="character" w:styleId="Hyperlink">
     <w:name w:val="Hyperlink"/>
     <w:basedOn w:val="DefaultParagraphFont"/>
     <w:uiPriority w:val="99"/>
     <w:unhideWhenUsed/>
     <w:rsid w:val="00D87CC4"/>
     <w:rPr>
-      <w:color w:themeColor="hyperlink" w:val="467886"/>
+      <w:color w:val="467886" w:themeColor="hyperlink"/>
       <w:u w:val="single"/>
     </w:rPr>
+  </w:style>
+  <w:style w:type="paragraph" w:styleId="Header">
+    <w:name w:val="header"/>
+    <w:basedOn w:val="Normal"/>
+    <w:link w:val="HeaderChar"/>
+    <w:uiPriority w:val="99"/>
+    <w:unhideWhenUsed/>
+    <w:rsid w:val="00560696"/>
+    <w:pPr>
+      <w:tabs>
+        <w:tab w:val="center" w:pos="4513"/>
+        <w:tab w:val="right" w:pos="9026"/>
+      </w:tabs>
+      <w:spacing w:after="0" w:line="240" w:lineRule="auto"/>
+    </w:pPr>
+  </w:style>
+  <w:style w:type="character" w:customStyle="1" w:styleId="HeaderChar">
+    <w:name w:val="Header Char"/>
+    <w:basedOn w:val="DefaultParagraphFont"/>
+    <w:link w:val="Header"/>
+    <w:uiPriority w:val="99"/>
+    <w:rsid w:val="00560696"/>
+  </w:style>
+  <w:style w:type="paragraph" w:styleId="Footer">
+    <w:name w:val="footer"/>
+    <w:basedOn w:val="Normal"/>
+    <w:link w:val="FooterChar"/>
+    <w:uiPriority w:val="99"/>
+    <w:unhideWhenUsed/>
+    <w:rsid w:val="00560696"/>
+    <w:pPr>
+      <w:tabs>
+        <w:tab w:val="center" w:pos="4513"/>
+        <w:tab w:val="right" w:pos="9026"/>
+      </w:tabs>
+      <w:spacing w:after="0" w:line="240" w:lineRule="auto"/>
+    </w:pPr>
+  </w:style>
+  <w:style w:type="character" w:customStyle="1" w:styleId="FooterChar">
+    <w:name w:val="Footer Char"/>
+    <w:basedOn w:val="DefaultParagraphFont"/>
+    <w:link w:val="Footer"/>
+    <w:uiPriority w:val="99"/>
+    <w:rsid w:val="00560696"/>
   </w:style>
 </w:styles>
 </file>
